--- a/fra/docx/005.content.docx
+++ b/fra/docx/005.content.docx
@@ -150,26 +150,6 @@
           <w:lang w:val="fr_FR" w:bidi="fr_FR"/>
         </w:rPr>
         <w:t>D</w:t>
-      </w:r>
-      <w:r>
-        <w:rPr>
-          <w:lang w:val="fr_FR" w:bidi="fr_FR"/>
-        </w:rPr>
-      </w:r>
-    </w:p>
-    <w:p>
-      <w:pPr/>
-      <w:r>
-        <w:rPr>
-          <w:lang w:val="fr_FR" w:bidi="fr_FR"/>
-        </w:rPr>
-      </w:r>
-      <w:r>
-        <w:rPr>
-          <w:i/>
-          <w:lang w:val="fr_FR" w:bidi="fr_FR"/>
-        </w:rPr>
-        <w:t>Destruction complète, Dévouer par interdit, Dieu en tant que guerrier saint, Dieu et la prière, Dieu ou Satan ?, Dieu protège son serviteur, Dieu se repent-il ?, Dirigeants de l'Église, Donner et recevoir des conseils</w:t>
       </w:r>
       <w:r>
         <w:rPr>

--- a/fra/docx/005.content.docx
+++ b/fra/docx/005.content.docx
@@ -19,7 +19,7 @@
         <w:rPr>
           <w:lang w:val="fr_FR" w:bidi="fr_FR"/>
         </w:rPr>
-        <w:t>Resource: Study Notes - Themes (Tyndale)</w:t>
+        <w:t>Resource: Tyndale Open Study Notes</w:t>
       </w:r>
       <w:r>
         <w:rPr>
@@ -112,7 +112,7 @@
         <w:rPr>
           <w:lang w:val="fr_FR" w:bidi="fr_FR"/>
         </w:rPr>
-        <w:t>Study Notes - Themes (Tyndale)</w:t>
+        <w:t>Tyndale Open Study Notes</w:t>
       </w:r>
     </w:p>
     <w:p>

--- a/fra/docx/005.content.docx
+++ b/fra/docx/005.content.docx
@@ -19,7 +19,7 @@
         <w:rPr>
           <w:lang w:val="fr_FR" w:bidi="fr_FR"/>
         </w:rPr>
-        <w:t>Resource: Tyndale Open Study Notes</w:t>
+        <w:t>Resource: Aquifer Open Study Notes (Themes)</w:t>
       </w:r>
       <w:r>
         <w:rPr>
@@ -112,7 +112,7 @@
         <w:rPr>
           <w:lang w:val="fr_FR" w:bidi="fr_FR"/>
         </w:rPr>
-        <w:t>Tyndale Open Study Notes</w:t>
+        <w:t>Aquifer Open Study Notes (Themes)</w:t>
       </w:r>
     </w:p>
     <w:p>

--- a/fra/docx/005.content.docx
+++ b/fra/docx/005.content.docx
@@ -328,72 +328,48 @@
         </w:rPr>
         <w:t xml:space="preserve"> désignait tout objet connecté à un culte idolâtre et donc détestable pour Dieu. L'Éternel avait commandé que les Israélites détruisent ces objets (</w:t>
       </w:r>
-      <w:hyperlink r:id="rId13">
-        <w:r>
-          <w:rPr>
-            <w:lang w:val="fr_FR" w:bidi="fr_FR"/>
-          </w:rPr>
-          <w:rPr>
-            <w:color w:val="0000EE"/>
-            <w:u w:val="single"/>
-          </w:rPr>
-          <w:t>Jos 6.18</w:t>
-        </w:r>
-      </w:hyperlink>
+      <w:r>
+        <w:rPr>
+          <w:lang w:val="fr_FR" w:bidi="fr_FR"/>
+        </w:rPr>
+        <w:t>Jos 6.18</w:t>
+      </w:r>
       <w:r>
         <w:rPr>
           <w:lang w:val="fr_FR" w:bidi="fr_FR"/>
         </w:rPr>
         <w:t>). Les objets faits en métaux précieux pouvaient cependant être amenés au sanctuaire et consacrés à l'Éternel (</w:t>
       </w:r>
-      <w:hyperlink r:id="rId14">
-        <w:r>
-          <w:rPr>
-            <w:lang w:val="fr_FR" w:bidi="fr_FR"/>
-          </w:rPr>
-          <w:rPr>
-            <w:color w:val="0000EE"/>
-            <w:u w:val="single"/>
-          </w:rPr>
-          <w:t>Lv 27.28</w:t>
-        </w:r>
-      </w:hyperlink>
-      <w:r>
-        <w:rPr>
-          <w:lang w:val="fr_FR" w:bidi="fr_FR"/>
-        </w:rPr>
-        <w:t xml:space="preserve"> ; </w:t>
-      </w:r>
-      <w:hyperlink r:id="rId15">
-        <w:r>
-          <w:rPr>
-            <w:lang w:val="fr_FR" w:bidi="fr_FR"/>
-          </w:rPr>
-          <w:rPr>
-            <w:color w:val="0000EE"/>
-            <w:u w:val="single"/>
-          </w:rPr>
-          <w:t>Jos 6.19</w:t>
-        </w:r>
-      </w:hyperlink>
+      <w:r>
+        <w:rPr>
+          <w:lang w:val="fr_FR" w:bidi="fr_FR"/>
+        </w:rPr>
+        <w:t>Lv 27.28</w:t>
+      </w:r>
+      <w:r>
+        <w:rPr>
+          <w:lang w:val="fr_FR" w:bidi="fr_FR"/>
+        </w:rPr>
+        <w:t xml:space="preserve"> ; </w:t>
+      </w:r>
+      <w:r>
+        <w:rPr>
+          <w:lang w:val="fr_FR" w:bidi="fr_FR"/>
+        </w:rPr>
+        <w:t>Jos 6.19</w:t>
+      </w:r>
       <w:r>
         <w:rPr>
           <w:lang w:val="fr_FR" w:bidi="fr_FR"/>
         </w:rPr>
         <w:t xml:space="preserve">, </w:t>
       </w:r>
-      <w:hyperlink r:id="rId16">
-        <w:r>
-          <w:rPr>
-            <w:lang w:val="fr_FR" w:bidi="fr_FR"/>
-          </w:rPr>
-          <w:rPr>
-            <w:color w:val="0000EE"/>
-            <w:u w:val="single"/>
-          </w:rPr>
-          <w:t>24</w:t>
-        </w:r>
-      </w:hyperlink>
+      <w:r>
+        <w:rPr>
+          <w:lang w:val="fr_FR" w:bidi="fr_FR"/>
+        </w:rPr>
+        <w:t>24</w:t>
+      </w:r>
       <w:r>
         <w:rPr>
           <w:lang w:val="fr_FR" w:bidi="fr_FR"/>
@@ -414,54 +390,36 @@
         </w:rPr>
         <w:t>L'idée de consacrer de façon définitive s'appliquait à certains des ennemis d'Israël qui devaient être détruits avec leurs biens (</w:t>
       </w:r>
-      <w:hyperlink r:id="rId17">
-        <w:r>
-          <w:rPr>
-            <w:lang w:val="fr_FR" w:bidi="fr_FR"/>
-          </w:rPr>
-          <w:rPr>
-            <w:color w:val="0000EE"/>
-            <w:u w:val="single"/>
-          </w:rPr>
-          <w:t>Jos 6.17–19</w:t>
-        </w:r>
-      </w:hyperlink>
-      <w:r>
-        <w:rPr>
-          <w:lang w:val="fr_FR" w:bidi="fr_FR"/>
-        </w:rPr>
-        <w:t xml:space="preserve"> ; </w:t>
-      </w:r>
-      <w:hyperlink r:id="rId18">
-        <w:r>
-          <w:rPr>
-            <w:lang w:val="fr_FR" w:bidi="fr_FR"/>
-          </w:rPr>
-          <w:rPr>
-            <w:color w:val="0000EE"/>
-            <w:u w:val="single"/>
-          </w:rPr>
-          <w:t>1S 15.2–3</w:t>
-        </w:r>
-      </w:hyperlink>
+      <w:r>
+        <w:rPr>
+          <w:lang w:val="fr_FR" w:bidi="fr_FR"/>
+        </w:rPr>
+        <w:t>Jos 6.17–19</w:t>
+      </w:r>
+      <w:r>
+        <w:rPr>
+          <w:lang w:val="fr_FR" w:bidi="fr_FR"/>
+        </w:rPr>
+        <w:t xml:space="preserve"> ; </w:t>
+      </w:r>
+      <w:r>
+        <w:rPr>
+          <w:lang w:val="fr_FR" w:bidi="fr_FR"/>
+        </w:rPr>
+        <w:t>1S 15.2–3</w:t>
+      </w:r>
       <w:r>
         <w:rPr>
           <w:lang w:val="fr_FR" w:bidi="fr_FR"/>
         </w:rPr>
         <w:t xml:space="preserve">). Par exemple, dans </w:t>
       </w:r>
-      <w:hyperlink r:id="rId19">
-        <w:r>
-          <w:rPr>
-            <w:lang w:val="fr_FR" w:bidi="fr_FR"/>
-          </w:rPr>
-          <w:rPr>
-            <w:color w:val="0000EE"/>
-            <w:u w:val="single"/>
-          </w:rPr>
-          <w:t xml:space="preserve">1 Samuel 15.3, </w:t>
-        </w:r>
-      </w:hyperlink>
+      <w:r>
+        <w:rPr>
+          <w:lang w:val="fr_FR" w:bidi="fr_FR"/>
+        </w:rPr>
+        <w:t xml:space="preserve">1 Samuel 15.3, </w:t>
+      </w:r>
       <w:r>
         <w:rPr>
           <w:lang w:val="fr_FR" w:bidi="fr_FR"/>
@@ -474,36 +432,24 @@
         </w:rPr>
         <w:t xml:space="preserve">voir </w:t>
       </w:r>
-      <w:hyperlink r:id="rId20">
-        <w:r>
-          <w:rPr>
-            <w:lang w:val="fr_FR" w:bidi="fr_FR"/>
-          </w:rPr>
-          <w:rPr>
-            <w:color w:val="0000EE"/>
-            <w:u w:val="single"/>
-          </w:rPr>
-          <w:t>Ex 17.8–16</w:t>
-        </w:r>
-      </w:hyperlink>
-      <w:r>
-        <w:rPr>
-          <w:lang w:val="fr_FR" w:bidi="fr_FR"/>
-        </w:rPr>
-        <w:t xml:space="preserve"> ; </w:t>
-      </w:r>
-      <w:hyperlink r:id="rId21">
-        <w:r>
-          <w:rPr>
-            <w:lang w:val="fr_FR" w:bidi="fr_FR"/>
-          </w:rPr>
-          <w:rPr>
-            <w:color w:val="0000EE"/>
-            <w:u w:val="single"/>
-          </w:rPr>
-          <w:t>Dt 25.17–19</w:t>
-        </w:r>
-      </w:hyperlink>
+      <w:r>
+        <w:rPr>
+          <w:lang w:val="fr_FR" w:bidi="fr_FR"/>
+        </w:rPr>
+        <w:t>Ex 17.8–16</w:t>
+      </w:r>
+      <w:r>
+        <w:rPr>
+          <w:lang w:val="fr_FR" w:bidi="fr_FR"/>
+        </w:rPr>
+        <w:t xml:space="preserve"> ; </w:t>
+      </w:r>
+      <w:r>
+        <w:rPr>
+          <w:lang w:val="fr_FR" w:bidi="fr_FR"/>
+        </w:rPr>
+        <w:t>Dt 25.17–19</w:t>
+      </w:r>
       <w:r>
         <w:rPr>
           <w:lang w:val="fr_FR" w:bidi="fr_FR"/>
@@ -516,18 +462,12 @@
         </w:rPr>
         <w:t>Dieu ordonne ainsi une destruction complète pour exécuter son jugement sur une nation qui avait maltraité son peuple élu. Dieu maudit ceux qui maudissent son peuple (</w:t>
       </w:r>
-      <w:hyperlink r:id="rId22">
-        <w:r>
-          <w:rPr>
-            <w:lang w:val="fr_FR" w:bidi="fr_FR"/>
-          </w:rPr>
-          <w:rPr>
-            <w:color w:val="0000EE"/>
-            <w:u w:val="single"/>
-          </w:rPr>
-          <w:t>Gn 12.3</w:t>
-        </w:r>
-      </w:hyperlink>
+      <w:r>
+        <w:rPr>
+          <w:lang w:val="fr_FR" w:bidi="fr_FR"/>
+        </w:rPr>
+        <w:t>Gn 12.3</w:t>
+      </w:r>
       <w:r>
         <w:rPr>
           <w:lang w:val="fr_FR" w:bidi="fr_FR"/>
@@ -548,36 +488,24 @@
         </w:rPr>
         <w:t xml:space="preserve">Dans </w:t>
       </w:r>
-      <w:hyperlink r:id="rId23">
-        <w:r>
-          <w:rPr>
-            <w:lang w:val="fr_FR" w:bidi="fr_FR"/>
-          </w:rPr>
-          <w:rPr>
-            <w:color w:val="0000EE"/>
-            <w:u w:val="single"/>
-          </w:rPr>
-          <w:t>Lévitique 27.21</w:t>
-        </w:r>
-      </w:hyperlink>
+      <w:r>
+        <w:rPr>
+          <w:lang w:val="fr_FR" w:bidi="fr_FR"/>
+        </w:rPr>
+        <w:t>Lévitique 27.21</w:t>
+      </w:r>
       <w:r>
         <w:rPr>
           <w:lang w:val="fr_FR" w:bidi="fr_FR"/>
         </w:rPr>
         <w:t xml:space="preserve"> et </w:t>
       </w:r>
-      <w:hyperlink r:id="rId14">
-        <w:r>
-          <w:rPr>
-            <w:lang w:val="fr_FR" w:bidi="fr_FR"/>
-          </w:rPr>
-          <w:rPr>
-            <w:color w:val="0000EE"/>
-            <w:u w:val="single"/>
-          </w:rPr>
-          <w:t>28</w:t>
-        </w:r>
-      </w:hyperlink>
+      <w:r>
+        <w:rPr>
+          <w:lang w:val="fr_FR" w:bidi="fr_FR"/>
+        </w:rPr>
+        <w:t>28</w:t>
+      </w:r>
       <w:r>
         <w:rPr>
           <w:lang w:val="fr_FR" w:bidi="fr_FR"/>
@@ -597,18 +525,12 @@
         </w:rPr>
         <w:t xml:space="preserve"> décrit quelque chose de consacré au Seigneur pour son service (voir </w:t>
       </w:r>
-      <w:hyperlink r:id="rId24">
-        <w:r>
-          <w:rPr>
-            <w:lang w:val="fr_FR" w:bidi="fr_FR"/>
-          </w:rPr>
-          <w:rPr>
-            <w:color w:val="0000EE"/>
-            <w:u w:val="single"/>
-          </w:rPr>
-          <w:t>Nb 18.14</w:t>
-        </w:r>
-      </w:hyperlink>
+      <w:r>
+        <w:rPr>
+          <w:lang w:val="fr_FR" w:bidi="fr_FR"/>
+        </w:rPr>
+        <w:t>Nb 18.14</w:t>
+      </w:r>
       <w:r>
         <w:rPr>
           <w:lang w:val="fr_FR" w:bidi="fr_FR"/>
@@ -621,36 +543,24 @@
         </w:rPr>
         <w:t>Dieu exigeait une destruction complète de ceux qui commettaient certains péchés graves, comme l'adoration de faux dieux (</w:t>
       </w:r>
-      <w:hyperlink r:id="rId25">
-        <w:r>
-          <w:rPr>
-            <w:lang w:val="fr_FR" w:bidi="fr_FR"/>
-          </w:rPr>
-          <w:rPr>
-            <w:color w:val="0000EE"/>
-            <w:u w:val="single"/>
-          </w:rPr>
-          <w:t>Dt 7.1–6</w:t>
-        </w:r>
-      </w:hyperlink>
-      <w:r>
-        <w:rPr>
-          <w:lang w:val="fr_FR" w:bidi="fr_FR"/>
-        </w:rPr>
-        <w:t xml:space="preserve"> ; </w:t>
-      </w:r>
-      <w:hyperlink r:id="rId26">
-        <w:r>
-          <w:rPr>
-            <w:lang w:val="fr_FR" w:bidi="fr_FR"/>
-          </w:rPr>
-          <w:rPr>
-            <w:color w:val="0000EE"/>
-            <w:u w:val="single"/>
-          </w:rPr>
-          <w:t>13.12–18</w:t>
-        </w:r>
-      </w:hyperlink>
+      <w:r>
+        <w:rPr>
+          <w:lang w:val="fr_FR" w:bidi="fr_FR"/>
+        </w:rPr>
+        <w:t>Dt 7.1–6</w:t>
+      </w:r>
+      <w:r>
+        <w:rPr>
+          <w:lang w:val="fr_FR" w:bidi="fr_FR"/>
+        </w:rPr>
+        <w:t xml:space="preserve"> ; </w:t>
+      </w:r>
+      <w:r>
+        <w:rPr>
+          <w:lang w:val="fr_FR" w:bidi="fr_FR"/>
+        </w:rPr>
+        <w:t>13.12–18</w:t>
+      </w:r>
       <w:r>
         <w:rPr>
           <w:lang w:val="fr_FR" w:bidi="fr_FR"/>
@@ -693,18 +603,12 @@
         </w:rPr>
         <w:t xml:space="preserve">Dans </w:t>
       </w:r>
-      <w:hyperlink r:id="rId27">
-        <w:r>
-          <w:rPr>
-            <w:lang w:val="fr_FR" w:bidi="fr_FR"/>
-          </w:rPr>
-          <w:rPr>
-            <w:color w:val="0000EE"/>
-            <w:u w:val="single"/>
-          </w:rPr>
-          <w:t>Romains 9.3</w:t>
-        </w:r>
-      </w:hyperlink>
+      <w:r>
+        <w:rPr>
+          <w:lang w:val="fr_FR" w:bidi="fr_FR"/>
+        </w:rPr>
+        <w:t>Romains 9.3</w:t>
+      </w:r>
       <w:r>
         <w:rPr>
           <w:lang w:val="fr_FR" w:bidi="fr_FR"/>
@@ -729,18 +633,12 @@
         </w:rPr>
         <w:t xml:space="preserve">Dans </w:t>
       </w:r>
-      <w:hyperlink r:id="rId28">
-        <w:r>
-          <w:rPr>
-            <w:lang w:val="fr_FR" w:bidi="fr_FR"/>
-          </w:rPr>
-          <w:rPr>
-            <w:color w:val="0000EE"/>
-            <w:u w:val="single"/>
-          </w:rPr>
-          <w:t>Galates 1.8–9</w:t>
-        </w:r>
-      </w:hyperlink>
+      <w:r>
+        <w:rPr>
+          <w:lang w:val="fr_FR" w:bidi="fr_FR"/>
+        </w:rPr>
+        <w:t>Galates 1.8–9</w:t>
+      </w:r>
       <w:r>
         <w:rPr>
           <w:lang w:val="fr_FR" w:bidi="fr_FR"/>
@@ -765,18 +663,12 @@
         </w:rPr>
         <w:t xml:space="preserve">Dans </w:t>
       </w:r>
-      <w:hyperlink r:id="rId29">
-        <w:r>
-          <w:rPr>
-            <w:lang w:val="fr_FR" w:bidi="fr_FR"/>
-          </w:rPr>
-          <w:rPr>
-            <w:color w:val="0000EE"/>
-            <w:u w:val="single"/>
-          </w:rPr>
-          <w:t>1 Corinthiens 12.3</w:t>
-        </w:r>
-      </w:hyperlink>
+      <w:r>
+        <w:rPr>
+          <w:lang w:val="fr_FR" w:bidi="fr_FR"/>
+        </w:rPr>
+        <w:t>1 Corinthiens 12.3</w:t>
+      </w:r>
       <w:r>
         <w:rPr>
           <w:lang w:val="fr_FR" w:bidi="fr_FR"/>
@@ -797,18 +689,12 @@
         </w:rPr>
         <w:t xml:space="preserve">Aujourd'hui encore, Dieu juge les personnes impies et rebelles. Cependant, sous la nouvelle alliance, ce n'est pas le rôle des chrétiens d'exécuter ces jugements. Dieu nous appelle à faire preuve de miséricorde envers ceux qui nous font du tort (voir </w:t>
       </w:r>
-      <w:hyperlink r:id="rId30">
-        <w:r>
-          <w:rPr>
-            <w:lang w:val="fr_FR" w:bidi="fr_FR"/>
-          </w:rPr>
-          <w:rPr>
-            <w:color w:val="0000EE"/>
-            <w:u w:val="single"/>
-          </w:rPr>
-          <w:t>Lc 9.51–56</w:t>
-        </w:r>
-      </w:hyperlink>
+      <w:r>
+        <w:rPr>
+          <w:lang w:val="fr_FR" w:bidi="fr_FR"/>
+        </w:rPr>
+        <w:t>Lc 9.51–56</w:t>
+      </w:r>
       <w:r>
         <w:rPr>
           <w:lang w:val="fr_FR" w:bidi="fr_FR"/>
@@ -828,36 +714,24 @@
         </w:rPr>
         <w:t xml:space="preserve"> s'oppose à Christ (</w:t>
       </w:r>
-      <w:hyperlink r:id="rId31">
-        <w:r>
-          <w:rPr>
-            <w:lang w:val="fr_FR" w:bidi="fr_FR"/>
-          </w:rPr>
-          <w:rPr>
-            <w:color w:val="0000EE"/>
-            <w:u w:val="single"/>
-          </w:rPr>
-          <w:t>Rm 8.12–13</w:t>
-        </w:r>
-      </w:hyperlink>
-      <w:r>
-        <w:rPr>
-          <w:lang w:val="fr_FR" w:bidi="fr_FR"/>
-        </w:rPr>
-        <w:t xml:space="preserve"> ; </w:t>
-      </w:r>
-      <w:hyperlink r:id="rId32">
-        <w:r>
-          <w:rPr>
-            <w:lang w:val="fr_FR" w:bidi="fr_FR"/>
-          </w:rPr>
-          <w:rPr>
-            <w:color w:val="0000EE"/>
-            <w:u w:val="single"/>
-          </w:rPr>
-          <w:t>Col 3.5</w:t>
-        </w:r>
-      </w:hyperlink>
+      <w:r>
+        <w:rPr>
+          <w:lang w:val="fr_FR" w:bidi="fr_FR"/>
+        </w:rPr>
+        <w:t>Rm 8.12–13</w:t>
+      </w:r>
+      <w:r>
+        <w:rPr>
+          <w:lang w:val="fr_FR" w:bidi="fr_FR"/>
+        </w:rPr>
+        <w:t xml:space="preserve"> ; </w:t>
+      </w:r>
+      <w:r>
+        <w:rPr>
+          <w:lang w:val="fr_FR" w:bidi="fr_FR"/>
+        </w:rPr>
+        <w:t>Col 3.5</w:t>
+      </w:r>
       <w:r>
         <w:rPr>
           <w:lang w:val="fr_FR" w:bidi="fr_FR"/>
@@ -878,72 +752,48 @@
         </w:rPr>
         <w:t>Nous devrions vaincre les ennemis de Christ par notre foi, par la Bonne Nouvelle de Jésus et par notre amour (</w:t>
       </w:r>
-      <w:hyperlink r:id="rId33">
-        <w:r>
-          <w:rPr>
-            <w:lang w:val="fr_FR" w:bidi="fr_FR"/>
-          </w:rPr>
-          <w:rPr>
-            <w:color w:val="0000EE"/>
-            <w:u w:val="single"/>
-          </w:rPr>
-          <w:t>Ep 6.10–20</w:t>
-        </w:r>
-      </w:hyperlink>
-      <w:r>
-        <w:rPr>
-          <w:lang w:val="fr_FR" w:bidi="fr_FR"/>
-        </w:rPr>
-        <w:t xml:space="preserve"> ; </w:t>
-      </w:r>
-      <w:hyperlink r:id="rId34">
-        <w:r>
-          <w:rPr>
-            <w:lang w:val="fr_FR" w:bidi="fr_FR"/>
-          </w:rPr>
-          <w:rPr>
-            <w:color w:val="0000EE"/>
-            <w:u w:val="single"/>
-          </w:rPr>
-          <w:t>1Jn 2.9–17</w:t>
-        </w:r>
-      </w:hyperlink>
+      <w:r>
+        <w:rPr>
+          <w:lang w:val="fr_FR" w:bidi="fr_FR"/>
+        </w:rPr>
+        <w:t>Ep 6.10–20</w:t>
+      </w:r>
+      <w:r>
+        <w:rPr>
+          <w:lang w:val="fr_FR" w:bidi="fr_FR"/>
+        </w:rPr>
+        <w:t xml:space="preserve"> ; </w:t>
+      </w:r>
+      <w:r>
+        <w:rPr>
+          <w:lang w:val="fr_FR" w:bidi="fr_FR"/>
+        </w:rPr>
+        <w:t>1Jn 2.9–17</w:t>
+      </w:r>
       <w:r>
         <w:rPr>
           <w:lang w:val="fr_FR" w:bidi="fr_FR"/>
         </w:rPr>
         <w:t>). Dieu exécutera son jugement au moment opportun, selon sa justice (</w:t>
       </w:r>
-      <w:hyperlink r:id="rId35">
-        <w:r>
-          <w:rPr>
-            <w:lang w:val="fr_FR" w:bidi="fr_FR"/>
-          </w:rPr>
-          <w:rPr>
-            <w:color w:val="0000EE"/>
-            <w:u w:val="single"/>
-          </w:rPr>
-          <w:t>Rm 12.19</w:t>
-        </w:r>
-      </w:hyperlink>
-      <w:r>
-        <w:rPr>
-          <w:lang w:val="fr_FR" w:bidi="fr_FR"/>
-        </w:rPr>
-        <w:t xml:space="preserve"> ; </w:t>
-      </w:r>
-      <w:hyperlink r:id="rId36">
-        <w:r>
-          <w:rPr>
-            <w:lang w:val="fr_FR" w:bidi="fr_FR"/>
-          </w:rPr>
-          <w:rPr>
-            <w:color w:val="0000EE"/>
-            <w:u w:val="single"/>
-          </w:rPr>
-          <w:t>2Th 1.6–10</w:t>
-        </w:r>
-      </w:hyperlink>
+      <w:r>
+        <w:rPr>
+          <w:lang w:val="fr_FR" w:bidi="fr_FR"/>
+        </w:rPr>
+        <w:t>Rm 12.19</w:t>
+      </w:r>
+      <w:r>
+        <w:rPr>
+          <w:lang w:val="fr_FR" w:bidi="fr_FR"/>
+        </w:rPr>
+        <w:t xml:space="preserve"> ; </w:t>
+      </w:r>
+      <w:r>
+        <w:rPr>
+          <w:lang w:val="fr_FR" w:bidi="fr_FR"/>
+        </w:rPr>
+        <w:t>2Th 1.6–10</w:t>
+      </w:r>
       <w:r>
         <w:rPr>
           <w:lang w:val="fr_FR" w:bidi="fr_FR"/>
@@ -973,306 +823,204 @@
           <w:lang w:val="fr_FR" w:bidi="fr_FR"/>
         </w:rPr>
       </w:r>
-      <w:hyperlink r:id="rId37">
-        <w:r>
-          <w:rPr>
-            <w:lang w:val="fr_FR" w:bidi="fr_FR"/>
-          </w:rPr>
-          <w:rPr>
-            <w:color w:val="0000EE"/>
-            <w:u w:val="single"/>
-          </w:rPr>
-          <w:t>Exode 22.20</w:t>
-        </w:r>
-      </w:hyperlink>
-      <w:r>
-        <w:rPr>
-          <w:lang w:val="fr_FR" w:bidi="fr_FR"/>
-        </w:rPr>
-        <w:t xml:space="preserve"> ; </w:t>
-      </w:r>
-      <w:hyperlink r:id="rId38">
-        <w:r>
-          <w:rPr>
-            <w:lang w:val="fr_FR" w:bidi="fr_FR"/>
-          </w:rPr>
-          <w:rPr>
-            <w:color w:val="0000EE"/>
-            <w:u w:val="single"/>
-          </w:rPr>
-          <w:t>Lévitique 27.28–29</w:t>
-        </w:r>
-      </w:hyperlink>
-      <w:r>
-        <w:rPr>
-          <w:lang w:val="fr_FR" w:bidi="fr_FR"/>
-        </w:rPr>
-        <w:t xml:space="preserve"> ; </w:t>
-      </w:r>
-      <w:hyperlink r:id="rId39">
-        <w:r>
-          <w:rPr>
-            <w:lang w:val="fr_FR" w:bidi="fr_FR"/>
-          </w:rPr>
-          <w:rPr>
-            <w:color w:val="0000EE"/>
-            <w:u w:val="single"/>
-          </w:rPr>
-          <w:t>Nombres 18.8–14</w:t>
-        </w:r>
-      </w:hyperlink>
-      <w:r>
-        <w:rPr>
-          <w:lang w:val="fr_FR" w:bidi="fr_FR"/>
-        </w:rPr>
-        <w:t xml:space="preserve"> ; </w:t>
-      </w:r>
-      <w:hyperlink r:id="rId40">
-        <w:r>
-          <w:rPr>
-            <w:lang w:val="fr_FR" w:bidi="fr_FR"/>
-          </w:rPr>
-          <w:rPr>
-            <w:color w:val="0000EE"/>
-            <w:u w:val="single"/>
-          </w:rPr>
-          <w:t>21.2–3</w:t>
-        </w:r>
-      </w:hyperlink>
-      <w:r>
-        <w:rPr>
-          <w:lang w:val="fr_FR" w:bidi="fr_FR"/>
-        </w:rPr>
-        <w:t xml:space="preserve"> ; </w:t>
-      </w:r>
-      <w:hyperlink r:id="rId25">
-        <w:r>
-          <w:rPr>
-            <w:lang w:val="fr_FR" w:bidi="fr_FR"/>
-          </w:rPr>
-          <w:rPr>
-            <w:color w:val="0000EE"/>
-            <w:u w:val="single"/>
-          </w:rPr>
-          <w:t>Deutéronome 7.1–6</w:t>
-        </w:r>
-      </w:hyperlink>
+      <w:r>
+        <w:rPr>
+          <w:lang w:val="fr_FR" w:bidi="fr_FR"/>
+        </w:rPr>
+        <w:t>Exode 22.20</w:t>
+      </w:r>
+      <w:r>
+        <w:rPr>
+          <w:lang w:val="fr_FR" w:bidi="fr_FR"/>
+        </w:rPr>
+        <w:t xml:space="preserve"> ; </w:t>
+      </w:r>
+      <w:r>
+        <w:rPr>
+          <w:lang w:val="fr_FR" w:bidi="fr_FR"/>
+        </w:rPr>
+        <w:t>Lévitique 27.28–29</w:t>
+      </w:r>
+      <w:r>
+        <w:rPr>
+          <w:lang w:val="fr_FR" w:bidi="fr_FR"/>
+        </w:rPr>
+        <w:t xml:space="preserve"> ; </w:t>
+      </w:r>
+      <w:r>
+        <w:rPr>
+          <w:lang w:val="fr_FR" w:bidi="fr_FR"/>
+        </w:rPr>
+        <w:t>Nombres 18.8–14</w:t>
+      </w:r>
+      <w:r>
+        <w:rPr>
+          <w:lang w:val="fr_FR" w:bidi="fr_FR"/>
+        </w:rPr>
+        <w:t xml:space="preserve"> ; </w:t>
+      </w:r>
+      <w:r>
+        <w:rPr>
+          <w:lang w:val="fr_FR" w:bidi="fr_FR"/>
+        </w:rPr>
+        <w:t>21.2–3</w:t>
+      </w:r>
+      <w:r>
+        <w:rPr>
+          <w:lang w:val="fr_FR" w:bidi="fr_FR"/>
+        </w:rPr>
+        <w:t xml:space="preserve"> ; </w:t>
+      </w:r>
+      <w:r>
+        <w:rPr>
+          <w:lang w:val="fr_FR" w:bidi="fr_FR"/>
+        </w:rPr>
+        <w:t>Deutéronome 7.1–6</w:t>
+      </w:r>
       <w:r>
         <w:rPr>
           <w:lang w:val="fr_FR" w:bidi="fr_FR"/>
         </w:rPr>
         <w:t xml:space="preserve">, </w:t>
       </w:r>
-      <w:hyperlink r:id="rId41">
-        <w:r>
-          <w:rPr>
-            <w:lang w:val="fr_FR" w:bidi="fr_FR"/>
-          </w:rPr>
-          <w:rPr>
-            <w:color w:val="0000EE"/>
-            <w:u w:val="single"/>
-          </w:rPr>
-          <w:t>26</w:t>
-        </w:r>
-      </w:hyperlink>
-      <w:r>
-        <w:rPr>
-          <w:lang w:val="fr_FR" w:bidi="fr_FR"/>
-        </w:rPr>
-        <w:t xml:space="preserve"> ; </w:t>
-      </w:r>
-      <w:hyperlink r:id="rId26">
-        <w:r>
-          <w:rPr>
-            <w:lang w:val="fr_FR" w:bidi="fr_FR"/>
-          </w:rPr>
-          <w:rPr>
-            <w:color w:val="0000EE"/>
-            <w:u w:val="single"/>
-          </w:rPr>
-          <w:t>13.12–18</w:t>
-        </w:r>
-      </w:hyperlink>
-      <w:r>
-        <w:rPr>
-          <w:lang w:val="fr_FR" w:bidi="fr_FR"/>
-        </w:rPr>
-        <w:t xml:space="preserve"> ; </w:t>
-      </w:r>
-      <w:hyperlink r:id="rId17">
-        <w:r>
-          <w:rPr>
-            <w:lang w:val="fr_FR" w:bidi="fr_FR"/>
-          </w:rPr>
-          <w:rPr>
-            <w:color w:val="0000EE"/>
-            <w:u w:val="single"/>
-          </w:rPr>
-          <w:t>Josué 6.17–19</w:t>
-        </w:r>
-      </w:hyperlink>
+      <w:r>
+        <w:rPr>
+          <w:lang w:val="fr_FR" w:bidi="fr_FR"/>
+        </w:rPr>
+        <w:t>26</w:t>
+      </w:r>
+      <w:r>
+        <w:rPr>
+          <w:lang w:val="fr_FR" w:bidi="fr_FR"/>
+        </w:rPr>
+        <w:t xml:space="preserve"> ; </w:t>
+      </w:r>
+      <w:r>
+        <w:rPr>
+          <w:lang w:val="fr_FR" w:bidi="fr_FR"/>
+        </w:rPr>
+        <w:t>13.12–18</w:t>
+      </w:r>
+      <w:r>
+        <w:rPr>
+          <w:lang w:val="fr_FR" w:bidi="fr_FR"/>
+        </w:rPr>
+        <w:t xml:space="preserve"> ; </w:t>
+      </w:r>
+      <w:r>
+        <w:rPr>
+          <w:lang w:val="fr_FR" w:bidi="fr_FR"/>
+        </w:rPr>
+        <w:t>Josué 6.17–19</w:t>
+      </w:r>
       <w:r>
         <w:rPr>
           <w:lang w:val="fr_FR" w:bidi="fr_FR"/>
         </w:rPr>
         <w:t xml:space="preserve">, </w:t>
       </w:r>
-      <w:hyperlink r:id="rId16">
-        <w:r>
-          <w:rPr>
-            <w:lang w:val="fr_FR" w:bidi="fr_FR"/>
-          </w:rPr>
-          <w:rPr>
-            <w:color w:val="0000EE"/>
-            <w:u w:val="single"/>
-          </w:rPr>
-          <w:t>24</w:t>
-        </w:r>
-      </w:hyperlink>
-      <w:r>
-        <w:rPr>
-          <w:lang w:val="fr_FR" w:bidi="fr_FR"/>
-        </w:rPr>
-        <w:t xml:space="preserve"> ; </w:t>
-      </w:r>
-      <w:hyperlink r:id="rId42">
-        <w:r>
-          <w:rPr>
-            <w:lang w:val="fr_FR" w:bidi="fr_FR"/>
-          </w:rPr>
-          <w:rPr>
-            <w:color w:val="0000EE"/>
-            <w:u w:val="single"/>
-          </w:rPr>
-          <w:t>7.11–15</w:t>
-        </w:r>
-      </w:hyperlink>
-      <w:r>
-        <w:rPr>
-          <w:lang w:val="fr_FR" w:bidi="fr_FR"/>
-        </w:rPr>
-        <w:t xml:space="preserve"> ; </w:t>
-      </w:r>
-      <w:hyperlink r:id="rId18">
-        <w:r>
-          <w:rPr>
-            <w:lang w:val="fr_FR" w:bidi="fr_FR"/>
-          </w:rPr>
-          <w:rPr>
-            <w:color w:val="0000EE"/>
-            <w:u w:val="single"/>
-          </w:rPr>
-          <w:t>1 Samuel 15.2–3</w:t>
-        </w:r>
-      </w:hyperlink>
-      <w:r>
-        <w:rPr>
-          <w:lang w:val="fr_FR" w:bidi="fr_FR"/>
-        </w:rPr>
-        <w:t xml:space="preserve"> ; </w:t>
-      </w:r>
-      <w:hyperlink r:id="rId43">
-        <w:r>
-          <w:rPr>
-            <w:lang w:val="fr_FR" w:bidi="fr_FR"/>
-          </w:rPr>
-          <w:rPr>
-            <w:color w:val="0000EE"/>
-            <w:u w:val="single"/>
-          </w:rPr>
-          <w:t>1 Rois 20.42</w:t>
-        </w:r>
-      </w:hyperlink>
-      <w:r>
-        <w:rPr>
-          <w:lang w:val="fr_FR" w:bidi="fr_FR"/>
-        </w:rPr>
-        <w:t xml:space="preserve"> ; </w:t>
-      </w:r>
-      <w:hyperlink r:id="rId44">
-        <w:r>
-          <w:rPr>
-            <w:lang w:val="fr_FR" w:bidi="fr_FR"/>
-          </w:rPr>
-          <w:rPr>
-            <w:color w:val="0000EE"/>
-            <w:u w:val="single"/>
-          </w:rPr>
-          <w:t>Ésaïe 43.26–28</w:t>
-        </w:r>
-      </w:hyperlink>
-      <w:r>
-        <w:rPr>
-          <w:lang w:val="fr_FR" w:bidi="fr_FR"/>
-        </w:rPr>
-        <w:t xml:space="preserve"> ; </w:t>
-      </w:r>
-      <w:hyperlink r:id="rId45">
-        <w:r>
-          <w:rPr>
-            <w:lang w:val="fr_FR" w:bidi="fr_FR"/>
-          </w:rPr>
-          <w:rPr>
-            <w:color w:val="0000EE"/>
-            <w:u w:val="single"/>
-          </w:rPr>
-          <w:t>Malachie 4.5–6</w:t>
-        </w:r>
-      </w:hyperlink>
-      <w:r>
-        <w:rPr>
-          <w:lang w:val="fr_FR" w:bidi="fr_FR"/>
-        </w:rPr>
-        <w:t xml:space="preserve"> ; </w:t>
-      </w:r>
-      <w:hyperlink r:id="rId27">
-        <w:r>
-          <w:rPr>
-            <w:lang w:val="fr_FR" w:bidi="fr_FR"/>
-          </w:rPr>
-          <w:rPr>
-            <w:color w:val="0000EE"/>
-            <w:u w:val="single"/>
-          </w:rPr>
-          <w:t>Romains 9.3</w:t>
-        </w:r>
-      </w:hyperlink>
-      <w:r>
-        <w:rPr>
-          <w:lang w:val="fr_FR" w:bidi="fr_FR"/>
-        </w:rPr>
-        <w:t xml:space="preserve"> ; </w:t>
-      </w:r>
-      <w:hyperlink r:id="rId46">
-        <w:r>
-          <w:rPr>
-            <w:lang w:val="fr_FR" w:bidi="fr_FR"/>
-          </w:rPr>
-          <w:rPr>
-            <w:color w:val="0000EE"/>
-            <w:u w:val="single"/>
-          </w:rPr>
-          <w:t>1 Corinthiens 16.22</w:t>
-        </w:r>
-      </w:hyperlink>
-      <w:r>
-        <w:rPr>
-          <w:lang w:val="fr_FR" w:bidi="fr_FR"/>
-        </w:rPr>
-        <w:t xml:space="preserve"> ; </w:t>
-      </w:r>
-      <w:hyperlink r:id="rId28">
-        <w:r>
-          <w:rPr>
-            <w:lang w:val="fr_FR" w:bidi="fr_FR"/>
-          </w:rPr>
-          <w:rPr>
-            <w:color w:val="0000EE"/>
-            <w:u w:val="single"/>
-          </w:rPr>
-          <w:t>Galates 1.8–9</w:t>
-        </w:r>
-      </w:hyperlink>
+      <w:r>
+        <w:rPr>
+          <w:lang w:val="fr_FR" w:bidi="fr_FR"/>
+        </w:rPr>
+        <w:t>24</w:t>
+      </w:r>
+      <w:r>
+        <w:rPr>
+          <w:lang w:val="fr_FR" w:bidi="fr_FR"/>
+        </w:rPr>
+        <w:t xml:space="preserve"> ; </w:t>
+      </w:r>
+      <w:r>
+        <w:rPr>
+          <w:lang w:val="fr_FR" w:bidi="fr_FR"/>
+        </w:rPr>
+        <w:t>7.11–15</w:t>
+      </w:r>
+      <w:r>
+        <w:rPr>
+          <w:lang w:val="fr_FR" w:bidi="fr_FR"/>
+        </w:rPr>
+        <w:t xml:space="preserve"> ; </w:t>
+      </w:r>
+      <w:r>
+        <w:rPr>
+          <w:lang w:val="fr_FR" w:bidi="fr_FR"/>
+        </w:rPr>
+        <w:t>1 Samuel 15.2–3</w:t>
+      </w:r>
+      <w:r>
+        <w:rPr>
+          <w:lang w:val="fr_FR" w:bidi="fr_FR"/>
+        </w:rPr>
+        <w:t xml:space="preserve"> ; </w:t>
+      </w:r>
+      <w:r>
+        <w:rPr>
+          <w:lang w:val="fr_FR" w:bidi="fr_FR"/>
+        </w:rPr>
+        <w:t>1 Rois 20.42</w:t>
+      </w:r>
+      <w:r>
+        <w:rPr>
+          <w:lang w:val="fr_FR" w:bidi="fr_FR"/>
+        </w:rPr>
+        <w:t xml:space="preserve"> ; </w:t>
+      </w:r>
+      <w:r>
+        <w:rPr>
+          <w:lang w:val="fr_FR" w:bidi="fr_FR"/>
+        </w:rPr>
+        <w:t>Ésaïe 43.26–28</w:t>
+      </w:r>
+      <w:r>
+        <w:rPr>
+          <w:lang w:val="fr_FR" w:bidi="fr_FR"/>
+        </w:rPr>
+        <w:t xml:space="preserve"> ; </w:t>
+      </w:r>
+      <w:r>
+        <w:rPr>
+          <w:lang w:val="fr_FR" w:bidi="fr_FR"/>
+        </w:rPr>
+        <w:t>Malachie 4.5–6</w:t>
+      </w:r>
+      <w:r>
+        <w:rPr>
+          <w:lang w:val="fr_FR" w:bidi="fr_FR"/>
+        </w:rPr>
+        <w:t xml:space="preserve"> ; </w:t>
+      </w:r>
+      <w:r>
+        <w:rPr>
+          <w:lang w:val="fr_FR" w:bidi="fr_FR"/>
+        </w:rPr>
+        <w:t>Romains 9.3</w:t>
+      </w:r>
+      <w:r>
+        <w:rPr>
+          <w:lang w:val="fr_FR" w:bidi="fr_FR"/>
+        </w:rPr>
+        <w:t xml:space="preserve"> ; </w:t>
+      </w:r>
+      <w:r>
+        <w:rPr>
+          <w:lang w:val="fr_FR" w:bidi="fr_FR"/>
+        </w:rPr>
+        <w:t>1 Corinthiens 16.22</w:t>
+      </w:r>
+      <w:r>
+        <w:rPr>
+          <w:lang w:val="fr_FR" w:bidi="fr_FR"/>
+        </w:rPr>
+        <w:t xml:space="preserve"> ; </w:t>
+      </w:r>
+      <w:r>
+        <w:rPr>
+          <w:lang w:val="fr_FR" w:bidi="fr_FR"/>
+        </w:rPr>
+        <w:t>Galates 1.8–9</w:t>
+      </w:r>
       <w:r>
         <w:rPr>
           <w:lang w:val="fr_FR" w:bidi="fr_FR"/>
@@ -1362,90 +1110,60 @@
         </w:rPr>
         <w:t>Alors que le royaume de Juda est envahi par une armée étrangère, le roi Josaphat ordonne à son peuple de jeûner. Il prie lui-même Dieu avec une lamentation (</w:t>
       </w:r>
-      <w:hyperlink r:id="rId47">
-        <w:r>
-          <w:rPr>
-            <w:lang w:val="fr_FR" w:bidi="fr_FR"/>
-          </w:rPr>
-          <w:rPr>
-            <w:color w:val="0000EE"/>
-            <w:u w:val="single"/>
-          </w:rPr>
-          <w:t>2Ch 20.3,</w:t>
-        </w:r>
-      </w:hyperlink>
+      <w:r>
+        <w:rPr>
+          <w:lang w:val="fr_FR" w:bidi="fr_FR"/>
+        </w:rPr>
+        <w:t>2Ch 20.3,</w:t>
+      </w:r>
       <w:r>
         <w:rPr>
           <w:lang w:val="fr_FR" w:bidi="fr_FR"/>
         </w:rPr>
         <w:t xml:space="preserve"> </w:t>
       </w:r>
-      <w:hyperlink r:id="rId48">
-        <w:r>
-          <w:rPr>
-            <w:lang w:val="fr_FR" w:bidi="fr_FR"/>
-          </w:rPr>
-          <w:rPr>
-            <w:color w:val="0000EE"/>
-            <w:u w:val="single"/>
-          </w:rPr>
-          <w:t>5–12</w:t>
-        </w:r>
-      </w:hyperlink>
+      <w:r>
+        <w:rPr>
+          <w:lang w:val="fr_FR" w:bidi="fr_FR"/>
+        </w:rPr>
+        <w:t>5–12</w:t>
+      </w:r>
       <w:r>
         <w:rPr>
           <w:lang w:val="fr_FR" w:bidi="fr_FR"/>
         </w:rPr>
         <w:t>). Dans sa prière, il appelle Dieu à l'aide, lui mentionne les insultes de l'ennemi contre Dieu et reconnaît que sans Dieu, il n'y a pas de victoire possible. Le roi et le peuple s'humilient devant Dieu en se prosternant le visage contre terre (</w:t>
       </w:r>
-      <w:hyperlink r:id="rId49">
-        <w:r>
-          <w:rPr>
-            <w:lang w:val="fr_FR" w:bidi="fr_FR"/>
-          </w:rPr>
-          <w:rPr>
-            <w:color w:val="0000EE"/>
-            <w:u w:val="single"/>
-          </w:rPr>
-          <w:t>2Ch 20.18</w:t>
-        </w:r>
-      </w:hyperlink>
+      <w:r>
+        <w:rPr>
+          <w:lang w:val="fr_FR" w:bidi="fr_FR"/>
+        </w:rPr>
+        <w:t>2Ch 20.18</w:t>
+      </w:r>
       <w:r>
         <w:rPr>
           <w:lang w:val="fr_FR" w:bidi="fr_FR"/>
         </w:rPr>
         <w:t>). Il est étonnant de voir une armée dirigée par une chorale louant Dieu avec des chants marcher au combat (</w:t>
       </w:r>
-      <w:hyperlink r:id="rId50">
-        <w:r>
-          <w:rPr>
-            <w:lang w:val="fr_FR" w:bidi="fr_FR"/>
-          </w:rPr>
-          <w:rPr>
-            <w:color w:val="0000EE"/>
-            <w:u w:val="single"/>
-          </w:rPr>
-          <w:t>2Ch 20.21</w:t>
-        </w:r>
-      </w:hyperlink>
+      <w:r>
+        <w:rPr>
+          <w:lang w:val="fr_FR" w:bidi="fr_FR"/>
+        </w:rPr>
+        <w:t>2Ch 20.21</w:t>
+      </w:r>
       <w:r>
         <w:rPr>
           <w:lang w:val="fr_FR" w:bidi="fr_FR"/>
         </w:rPr>
         <w:t>). Habituellement, les champs de bataille ne sont pas des lieux de culte, ni de louange. Pourtant, le peuple choisit de montrer sa confiance en Dieu et sa foi en sa délivrance de cette façon. Dieu récompense toujours la foi en lui. Dans le cas de Josaphat, Dieu vainc une grande alliance ennemie sans qu'Israël ait besoin de combattre du tout (</w:t>
       </w:r>
-      <w:hyperlink r:id="rId51">
-        <w:r>
-          <w:rPr>
-            <w:lang w:val="fr_FR" w:bidi="fr_FR"/>
-          </w:rPr>
-          <w:rPr>
-            <w:color w:val="0000EE"/>
-            <w:u w:val="single"/>
-          </w:rPr>
-          <w:t>2Ch 20.22–24</w:t>
-        </w:r>
-      </w:hyperlink>
+      <w:r>
+        <w:rPr>
+          <w:lang w:val="fr_FR" w:bidi="fr_FR"/>
+        </w:rPr>
+        <w:t>2Ch 20.22–24</w:t>
+      </w:r>
       <w:r>
         <w:rPr>
           <w:lang w:val="fr_FR" w:bidi="fr_FR"/>
@@ -1466,72 +1184,48 @@
         </w:rPr>
         <w:t xml:space="preserve">Dans le Nouveau Testament, c'est Jésus qui est le conquérant de toutes les forces opposées au royaume de Dieu (voir </w:t>
       </w:r>
-      <w:hyperlink r:id="rId52">
-        <w:r>
-          <w:rPr>
-            <w:lang w:val="fr_FR" w:bidi="fr_FR"/>
-          </w:rPr>
-          <w:rPr>
-            <w:color w:val="0000EE"/>
-            <w:u w:val="single"/>
-          </w:rPr>
-          <w:t>Ep 1.19–21</w:t>
-        </w:r>
-      </w:hyperlink>
+      <w:r>
+        <w:rPr>
+          <w:lang w:val="fr_FR" w:bidi="fr_FR"/>
+        </w:rPr>
+        <w:t>Ep 1.19–21</w:t>
+      </w:r>
       <w:r>
         <w:rPr>
           <w:lang w:val="fr_FR" w:bidi="fr_FR"/>
         </w:rPr>
         <w:t>). Jésus enseigne à ses disciples de ne pas utiliser d'armes pour défendre sa cause (Mt 26.52). À la fin, Jésus lui-même vaincra tous ses ennemis (</w:t>
       </w:r>
-      <w:hyperlink r:id="rId53">
-        <w:r>
-          <w:rPr>
-            <w:lang w:val="fr_FR" w:bidi="fr_FR"/>
-          </w:rPr>
-          <w:rPr>
-            <w:color w:val="0000EE"/>
-            <w:u w:val="single"/>
-          </w:rPr>
-          <w:t>1Co 15.24–28</w:t>
-        </w:r>
-      </w:hyperlink>
-      <w:r>
-        <w:rPr>
-          <w:lang w:val="fr_FR" w:bidi="fr_FR"/>
-        </w:rPr>
-        <w:t xml:space="preserve"> ; </w:t>
-      </w:r>
-      <w:hyperlink r:id="rId54">
-        <w:r>
-          <w:rPr>
-            <w:lang w:val="fr_FR" w:bidi="fr_FR"/>
-          </w:rPr>
-          <w:rPr>
-            <w:color w:val="0000EE"/>
-            <w:u w:val="single"/>
-          </w:rPr>
-          <w:t>Ap 19.11–20.15</w:t>
-        </w:r>
-      </w:hyperlink>
+      <w:r>
+        <w:rPr>
+          <w:lang w:val="fr_FR" w:bidi="fr_FR"/>
+        </w:rPr>
+        <w:t>1Co 15.24–28</w:t>
+      </w:r>
+      <w:r>
+        <w:rPr>
+          <w:lang w:val="fr_FR" w:bidi="fr_FR"/>
+        </w:rPr>
+        <w:t xml:space="preserve"> ; </w:t>
+      </w:r>
+      <w:r>
+        <w:rPr>
+          <w:lang w:val="fr_FR" w:bidi="fr_FR"/>
+        </w:rPr>
+        <w:t>Ap 19.11–20.15</w:t>
+      </w:r>
       <w:r>
         <w:rPr>
           <w:lang w:val="fr_FR" w:bidi="fr_FR"/>
         </w:rPr>
         <w:t>). Cette victoire rendra le règne de Dieu complet et sera l'objet de louanges : « Alléluia ! Car le Seigneur notre Dieu tout-puissant est entré dans son règne » (</w:t>
       </w:r>
-      <w:hyperlink r:id="rId55">
-        <w:r>
-          <w:rPr>
-            <w:lang w:val="fr_FR" w:bidi="fr_FR"/>
-          </w:rPr>
-          <w:rPr>
-            <w:color w:val="0000EE"/>
-            <w:u w:val="single"/>
-          </w:rPr>
-          <w:t>Ap 19.6</w:t>
-        </w:r>
-      </w:hyperlink>
+      <w:r>
+        <w:rPr>
+          <w:lang w:val="fr_FR" w:bidi="fr_FR"/>
+        </w:rPr>
+        <w:t>Ap 19.6</w:t>
+      </w:r>
       <w:r>
         <w:rPr>
           <w:lang w:val="fr_FR" w:bidi="fr_FR"/>
@@ -1561,252 +1255,168 @@
           <w:lang w:val="fr_FR" w:bidi="fr_FR"/>
         </w:rPr>
       </w:r>
-      <w:hyperlink r:id="rId56">
-        <w:r>
-          <w:rPr>
-            <w:lang w:val="fr_FR" w:bidi="fr_FR"/>
-          </w:rPr>
-          <w:rPr>
-            <w:color w:val="0000EE"/>
-            <w:u w:val="single"/>
-          </w:rPr>
-          <w:t>Josué 6.1–20</w:t>
-        </w:r>
-      </w:hyperlink>
-      <w:r>
-        <w:rPr>
-          <w:lang w:val="fr_FR" w:bidi="fr_FR"/>
-        </w:rPr>
-        <w:t xml:space="preserve"> ; </w:t>
-      </w:r>
-      <w:hyperlink r:id="rId57">
-        <w:r>
-          <w:rPr>
-            <w:lang w:val="fr_FR" w:bidi="fr_FR"/>
-          </w:rPr>
-          <w:rPr>
-            <w:color w:val="0000EE"/>
-            <w:u w:val="single"/>
-          </w:rPr>
-          <w:t>10.7–15</w:t>
-        </w:r>
-      </w:hyperlink>
-      <w:r>
-        <w:rPr>
-          <w:lang w:val="fr_FR" w:bidi="fr_FR"/>
-        </w:rPr>
-        <w:t xml:space="preserve"> ; </w:t>
-      </w:r>
-      <w:hyperlink r:id="rId58">
-        <w:r>
-          <w:rPr>
-            <w:lang w:val="fr_FR" w:bidi="fr_FR"/>
-          </w:rPr>
-          <w:rPr>
-            <w:color w:val="0000EE"/>
-            <w:u w:val="single"/>
-          </w:rPr>
-          <w:t>Juges 7.7–22</w:t>
-        </w:r>
-      </w:hyperlink>
-      <w:r>
-        <w:rPr>
-          <w:lang w:val="fr_FR" w:bidi="fr_FR"/>
-        </w:rPr>
-        <w:t xml:space="preserve"> ; </w:t>
-      </w:r>
-      <w:hyperlink r:id="rId59">
-        <w:r>
-          <w:rPr>
-            <w:lang w:val="fr_FR" w:bidi="fr_FR"/>
-          </w:rPr>
-          <w:rPr>
-            <w:color w:val="0000EE"/>
-            <w:u w:val="single"/>
-          </w:rPr>
-          <w:t>2R 19.14–37</w:t>
-        </w:r>
-      </w:hyperlink>
-      <w:r>
-        <w:rPr>
-          <w:lang w:val="fr_FR" w:bidi="fr_FR"/>
-        </w:rPr>
-        <w:t xml:space="preserve"> ; </w:t>
-      </w:r>
-      <w:hyperlink r:id="rId60">
-        <w:r>
-          <w:rPr>
-            <w:lang w:val="fr_FR" w:bidi="fr_FR"/>
-          </w:rPr>
-          <w:rPr>
-            <w:color w:val="0000EE"/>
-            <w:u w:val="single"/>
-          </w:rPr>
-          <w:t>2 Chroniques 6.34–35</w:t>
-        </w:r>
-      </w:hyperlink>
-      <w:r>
-        <w:rPr>
-          <w:lang w:val="fr_FR" w:bidi="fr_FR"/>
-        </w:rPr>
-        <w:t xml:space="preserve"> ; </w:t>
-      </w:r>
-      <w:hyperlink r:id="rId61">
-        <w:r>
-          <w:rPr>
-            <w:lang w:val="fr_FR" w:bidi="fr_FR"/>
-          </w:rPr>
-          <w:rPr>
-            <w:color w:val="0000EE"/>
-            <w:u w:val="single"/>
-          </w:rPr>
-          <w:t>20.5–7</w:t>
-        </w:r>
-      </w:hyperlink>
+      <w:r>
+        <w:rPr>
+          <w:lang w:val="fr_FR" w:bidi="fr_FR"/>
+        </w:rPr>
+        <w:t>Josué 6.1–20</w:t>
+      </w:r>
+      <w:r>
+        <w:rPr>
+          <w:lang w:val="fr_FR" w:bidi="fr_FR"/>
+        </w:rPr>
+        <w:t xml:space="preserve"> ; </w:t>
+      </w:r>
+      <w:r>
+        <w:rPr>
+          <w:lang w:val="fr_FR" w:bidi="fr_FR"/>
+        </w:rPr>
+        <w:t>10.7–15</w:t>
+      </w:r>
+      <w:r>
+        <w:rPr>
+          <w:lang w:val="fr_FR" w:bidi="fr_FR"/>
+        </w:rPr>
+        <w:t xml:space="preserve"> ; </w:t>
+      </w:r>
+      <w:r>
+        <w:rPr>
+          <w:lang w:val="fr_FR" w:bidi="fr_FR"/>
+        </w:rPr>
+        <w:t>Juges 7.7–22</w:t>
+      </w:r>
+      <w:r>
+        <w:rPr>
+          <w:lang w:val="fr_FR" w:bidi="fr_FR"/>
+        </w:rPr>
+        <w:t xml:space="preserve"> ; </w:t>
+      </w:r>
+      <w:r>
+        <w:rPr>
+          <w:lang w:val="fr_FR" w:bidi="fr_FR"/>
+        </w:rPr>
+        <w:t>2R 19.14–37</w:t>
+      </w:r>
+      <w:r>
+        <w:rPr>
+          <w:lang w:val="fr_FR" w:bidi="fr_FR"/>
+        </w:rPr>
+        <w:t xml:space="preserve"> ; </w:t>
+      </w:r>
+      <w:r>
+        <w:rPr>
+          <w:lang w:val="fr_FR" w:bidi="fr_FR"/>
+        </w:rPr>
+        <w:t>2 Chroniques 6.34–35</w:t>
+      </w:r>
+      <w:r>
+        <w:rPr>
+          <w:lang w:val="fr_FR" w:bidi="fr_FR"/>
+        </w:rPr>
+        <w:t xml:space="preserve"> ; </w:t>
+      </w:r>
+      <w:r>
+        <w:rPr>
+          <w:lang w:val="fr_FR" w:bidi="fr_FR"/>
+        </w:rPr>
+        <w:t>20.5–7</w:t>
+      </w:r>
       <w:r>
         <w:rPr>
           <w:lang w:val="fr_FR" w:bidi="fr_FR"/>
         </w:rPr>
         <w:t xml:space="preserve">, </w:t>
       </w:r>
-      <w:hyperlink r:id="rId62">
-        <w:r>
-          <w:rPr>
-            <w:lang w:val="fr_FR" w:bidi="fr_FR"/>
-          </w:rPr>
-          <w:rPr>
-            <w:color w:val="0000EE"/>
-            <w:u w:val="single"/>
-          </w:rPr>
-          <w:t>20–24</w:t>
-        </w:r>
-      </w:hyperlink>
-      <w:r>
-        <w:rPr>
-          <w:lang w:val="fr_FR" w:bidi="fr_FR"/>
-        </w:rPr>
-        <w:t xml:space="preserve"> ; </w:t>
-      </w:r>
-      <w:hyperlink r:id="rId63">
-        <w:r>
-          <w:rPr>
-            <w:lang w:val="fr_FR" w:bidi="fr_FR"/>
-          </w:rPr>
-          <w:rPr>
-            <w:color w:val="0000EE"/>
-            <w:u w:val="single"/>
-          </w:rPr>
-          <w:t>Ésaïe 26.21–27.6</w:t>
-        </w:r>
-      </w:hyperlink>
-      <w:r>
-        <w:rPr>
-          <w:lang w:val="fr_FR" w:bidi="fr_FR"/>
-        </w:rPr>
-        <w:t xml:space="preserve"> ; </w:t>
-      </w:r>
-      <w:hyperlink r:id="rId64">
-        <w:r>
-          <w:rPr>
-            <w:lang w:val="fr_FR" w:bidi="fr_FR"/>
-          </w:rPr>
-          <w:rPr>
-            <w:color w:val="0000EE"/>
-            <w:u w:val="single"/>
-          </w:rPr>
-          <w:t>Jonas 3.4–10</w:t>
-        </w:r>
-      </w:hyperlink>
-      <w:r>
-        <w:rPr>
-          <w:lang w:val="fr_FR" w:bidi="fr_FR"/>
-        </w:rPr>
-        <w:t xml:space="preserve"> ; </w:t>
-      </w:r>
-      <w:hyperlink r:id="rId65">
-        <w:r>
-          <w:rPr>
-            <w:lang w:val="fr_FR" w:bidi="fr_FR"/>
-          </w:rPr>
-          <w:rPr>
-            <w:color w:val="0000EE"/>
-            <w:u w:val="single"/>
-          </w:rPr>
-          <w:t>Matthieu 16.18</w:t>
-        </w:r>
-      </w:hyperlink>
-      <w:r>
-        <w:rPr>
-          <w:lang w:val="fr_FR" w:bidi="fr_FR"/>
-        </w:rPr>
-        <w:t xml:space="preserve"> ; </w:t>
-      </w:r>
-      <w:hyperlink r:id="rId66">
-        <w:r>
-          <w:rPr>
-            <w:lang w:val="fr_FR" w:bidi="fr_FR"/>
-          </w:rPr>
-          <w:rPr>
-            <w:color w:val="0000EE"/>
-            <w:u w:val="single"/>
-          </w:rPr>
-          <w:t>2 Corinthiens 10.3–6</w:t>
-        </w:r>
-      </w:hyperlink>
-      <w:r>
-        <w:rPr>
-          <w:lang w:val="fr_FR" w:bidi="fr_FR"/>
-        </w:rPr>
-        <w:t xml:space="preserve"> ; </w:t>
-      </w:r>
-      <w:hyperlink r:id="rId67">
-        <w:r>
-          <w:rPr>
-            <w:lang w:val="fr_FR" w:bidi="fr_FR"/>
-          </w:rPr>
-          <w:rPr>
-            <w:color w:val="0000EE"/>
-            <w:u w:val="single"/>
-          </w:rPr>
-          <w:t>Éphésiens 1.19–23</w:t>
-        </w:r>
-      </w:hyperlink>
-      <w:r>
-        <w:rPr>
-          <w:lang w:val="fr_FR" w:bidi="fr_FR"/>
-        </w:rPr>
-        <w:t xml:space="preserve"> ; </w:t>
-      </w:r>
-      <w:hyperlink r:id="rId33">
-        <w:r>
-          <w:rPr>
-            <w:lang w:val="fr_FR" w:bidi="fr_FR"/>
-          </w:rPr>
-          <w:rPr>
-            <w:color w:val="0000EE"/>
-            <w:u w:val="single"/>
-          </w:rPr>
-          <w:t>6.10–20</w:t>
-        </w:r>
-      </w:hyperlink>
-      <w:r>
-        <w:rPr>
-          <w:lang w:val="fr_FR" w:bidi="fr_FR"/>
-        </w:rPr>
-        <w:t xml:space="preserve"> ; </w:t>
-      </w:r>
-      <w:hyperlink r:id="rId68">
-        <w:r>
-          <w:rPr>
-            <w:lang w:val="fr_FR" w:bidi="fr_FR"/>
-          </w:rPr>
-          <w:rPr>
-            <w:color w:val="0000EE"/>
-            <w:u w:val="single"/>
-          </w:rPr>
-          <w:t>Apocalypse 19.11–21</w:t>
-        </w:r>
-      </w:hyperlink>
+      <w:r>
+        <w:rPr>
+          <w:lang w:val="fr_FR" w:bidi="fr_FR"/>
+        </w:rPr>
+        <w:t>20–24</w:t>
+      </w:r>
+      <w:r>
+        <w:rPr>
+          <w:lang w:val="fr_FR" w:bidi="fr_FR"/>
+        </w:rPr>
+        <w:t xml:space="preserve"> ; </w:t>
+      </w:r>
+      <w:r>
+        <w:rPr>
+          <w:lang w:val="fr_FR" w:bidi="fr_FR"/>
+        </w:rPr>
+        <w:t>Ésaïe 26.21–27.6</w:t>
+      </w:r>
+      <w:r>
+        <w:rPr>
+          <w:lang w:val="fr_FR" w:bidi="fr_FR"/>
+        </w:rPr>
+        <w:t xml:space="preserve"> ; </w:t>
+      </w:r>
+      <w:r>
+        <w:rPr>
+          <w:lang w:val="fr_FR" w:bidi="fr_FR"/>
+        </w:rPr>
+        <w:t>Jonas 3.4–10</w:t>
+      </w:r>
+      <w:r>
+        <w:rPr>
+          <w:lang w:val="fr_FR" w:bidi="fr_FR"/>
+        </w:rPr>
+        <w:t xml:space="preserve"> ; </w:t>
+      </w:r>
+      <w:r>
+        <w:rPr>
+          <w:lang w:val="fr_FR" w:bidi="fr_FR"/>
+        </w:rPr>
+        <w:t>Matthieu 16.18</w:t>
+      </w:r>
+      <w:r>
+        <w:rPr>
+          <w:lang w:val="fr_FR" w:bidi="fr_FR"/>
+        </w:rPr>
+        <w:t xml:space="preserve"> ; </w:t>
+      </w:r>
+      <w:r>
+        <w:rPr>
+          <w:lang w:val="fr_FR" w:bidi="fr_FR"/>
+        </w:rPr>
+        <w:t>2 Corinthiens 10.3–6</w:t>
+      </w:r>
+      <w:r>
+        <w:rPr>
+          <w:lang w:val="fr_FR" w:bidi="fr_FR"/>
+        </w:rPr>
+        <w:t xml:space="preserve"> ; </w:t>
+      </w:r>
+      <w:r>
+        <w:rPr>
+          <w:lang w:val="fr_FR" w:bidi="fr_FR"/>
+        </w:rPr>
+        <w:t>Éphésiens 1.19–23</w:t>
+      </w:r>
+      <w:r>
+        <w:rPr>
+          <w:lang w:val="fr_FR" w:bidi="fr_FR"/>
+        </w:rPr>
+        <w:t xml:space="preserve"> ; </w:t>
+      </w:r>
+      <w:r>
+        <w:rPr>
+          <w:lang w:val="fr_FR" w:bidi="fr_FR"/>
+        </w:rPr>
+        <w:t>6.10–20</w:t>
+      </w:r>
+      <w:r>
+        <w:rPr>
+          <w:lang w:val="fr_FR" w:bidi="fr_FR"/>
+        </w:rPr>
+        <w:t xml:space="preserve"> ; </w:t>
+      </w:r>
+      <w:r>
+        <w:rPr>
+          <w:lang w:val="fr_FR" w:bidi="fr_FR"/>
+        </w:rPr>
+        <w:t>Apocalypse 19.11–21</w:t>
+      </w:r>
       <w:r>
         <w:rPr>
           <w:lang w:val="fr_FR" w:bidi="fr_FR"/>
@@ -1869,90 +1479,60 @@
         </w:rPr>
         <w:t xml:space="preserve">Le livre de Néhémie montre comment cet homme de Dieu s'appuie sur lui par la prière, alors que Jérusalem est détruite et en ruine. Néhémie prie pendant quatre mois (voir </w:t>
       </w:r>
-      <w:hyperlink r:id="rId69">
-        <w:r>
-          <w:rPr>
-            <w:lang w:val="fr_FR" w:bidi="fr_FR"/>
-          </w:rPr>
-          <w:rPr>
-            <w:color w:val="0000EE"/>
-            <w:u w:val="single"/>
-          </w:rPr>
-          <w:t>Né 1.1</w:t>
-        </w:r>
-      </w:hyperlink>
-      <w:r>
-        <w:rPr>
-          <w:lang w:val="fr_FR" w:bidi="fr_FR"/>
-        </w:rPr>
-        <w:t xml:space="preserve"> ; </w:t>
-      </w:r>
-      <w:hyperlink r:id="rId70">
-        <w:r>
-          <w:rPr>
-            <w:lang w:val="fr_FR" w:bidi="fr_FR"/>
-          </w:rPr>
-          <w:rPr>
-            <w:color w:val="0000EE"/>
-            <w:u w:val="single"/>
-          </w:rPr>
-          <w:t>2.1</w:t>
-        </w:r>
-      </w:hyperlink>
+      <w:r>
+        <w:rPr>
+          <w:lang w:val="fr_FR" w:bidi="fr_FR"/>
+        </w:rPr>
+        <w:t>Né 1.1</w:t>
+      </w:r>
+      <w:r>
+        <w:rPr>
+          <w:lang w:val="fr_FR" w:bidi="fr_FR"/>
+        </w:rPr>
+        <w:t xml:space="preserve"> ; </w:t>
+      </w:r>
+      <w:r>
+        <w:rPr>
+          <w:lang w:val="fr_FR" w:bidi="fr_FR"/>
+        </w:rPr>
+        <w:t>2.1</w:t>
+      </w:r>
       <w:r>
         <w:rPr>
           <w:lang w:val="fr_FR" w:bidi="fr_FR"/>
         </w:rPr>
         <w:t>). Sa première prière au chapitre 1 reconnaît que Dieu est tout-puissant et qu'il est miséricordieux et fidèle à ses promesses. En priant, Néhémie confesse aussi les péchés de son peuple et demande à Dieu de l'aider (</w:t>
       </w:r>
-      <w:hyperlink r:id="rId71">
-        <w:r>
-          <w:rPr>
-            <w:lang w:val="fr_FR" w:bidi="fr_FR"/>
-          </w:rPr>
-          <w:rPr>
-            <w:color w:val="0000EE"/>
-            <w:u w:val="single"/>
-          </w:rPr>
-          <w:t>1.4–11</w:t>
-        </w:r>
-      </w:hyperlink>
+      <w:r>
+        <w:rPr>
+          <w:lang w:val="fr_FR" w:bidi="fr_FR"/>
+        </w:rPr>
+        <w:t>1.4–11</w:t>
+      </w:r>
       <w:r>
         <w:rPr>
           <w:lang w:val="fr_FR" w:bidi="fr_FR"/>
         </w:rPr>
         <w:t xml:space="preserve"> ; voir aussi </w:t>
       </w:r>
-      <w:hyperlink r:id="rId72">
-        <w:r>
-          <w:rPr>
-            <w:lang w:val="fr_FR" w:bidi="fr_FR"/>
-          </w:rPr>
-          <w:rPr>
-            <w:color w:val="0000EE"/>
-            <w:u w:val="single"/>
-          </w:rPr>
-          <w:t>Esd 9.6–15</w:t>
-        </w:r>
-      </w:hyperlink>
-      <w:r>
-        <w:rPr>
-          <w:lang w:val="fr_FR" w:bidi="fr_FR"/>
-        </w:rPr>
-        <w:t xml:space="preserve"> ; </w:t>
-      </w:r>
-      <w:hyperlink r:id="rId73">
-        <w:r>
-          <w:rPr>
-            <w:lang w:val="fr_FR" w:bidi="fr_FR"/>
-          </w:rPr>
-          <w:rPr>
-            <w:color w:val="0000EE"/>
-            <w:u w:val="single"/>
-          </w:rPr>
-          <w:t>Dn 9.4–19</w:t>
-        </w:r>
-      </w:hyperlink>
+      <w:r>
+        <w:rPr>
+          <w:lang w:val="fr_FR" w:bidi="fr_FR"/>
+        </w:rPr>
+        <w:t>Esd 9.6–15</w:t>
+      </w:r>
+      <w:r>
+        <w:rPr>
+          <w:lang w:val="fr_FR" w:bidi="fr_FR"/>
+        </w:rPr>
+        <w:t xml:space="preserve"> ; </w:t>
+      </w:r>
+      <w:r>
+        <w:rPr>
+          <w:lang w:val="fr_FR" w:bidi="fr_FR"/>
+        </w:rPr>
+        <w:t>Dn 9.4–19</w:t>
+      </w:r>
       <w:r>
         <w:rPr>
           <w:lang w:val="fr_FR" w:bidi="fr_FR"/>
@@ -1971,18 +1551,12 @@
         </w:rPr>
         <w:t xml:space="preserve"> » (</w:t>
       </w:r>
-      <w:hyperlink r:id="rId74">
-        <w:r>
-          <w:rPr>
-            <w:lang w:val="fr_FR" w:bidi="fr_FR"/>
-          </w:rPr>
-          <w:rPr>
-            <w:color w:val="0000EE"/>
-            <w:u w:val="single"/>
-          </w:rPr>
-          <w:t>1.5</w:t>
-        </w:r>
-      </w:hyperlink>
+      <w:r>
+        <w:rPr>
+          <w:lang w:val="fr_FR" w:bidi="fr_FR"/>
+        </w:rPr>
+        <w:t>1.5</w:t>
+      </w:r>
       <w:r>
         <w:rPr>
           <w:lang w:val="fr_FR" w:bidi="fr_FR"/>
@@ -2003,72 +1577,48 @@
         </w:rPr>
         <w:t>Les Israélites n'avaient pas observé les commandements de Dieu à Moïse (</w:t>
       </w:r>
-      <w:hyperlink r:id="rId75">
-        <w:r>
-          <w:rPr>
-            <w:lang w:val="fr_FR" w:bidi="fr_FR"/>
-          </w:rPr>
-          <w:rPr>
-            <w:color w:val="0000EE"/>
-            <w:u w:val="single"/>
-          </w:rPr>
-          <w:t>1.7</w:t>
-        </w:r>
-      </w:hyperlink>
+      <w:r>
+        <w:rPr>
+          <w:lang w:val="fr_FR" w:bidi="fr_FR"/>
+        </w:rPr>
+        <w:t>1.7</w:t>
+      </w:r>
       <w:r>
         <w:rPr>
           <w:lang w:val="fr_FR" w:bidi="fr_FR"/>
         </w:rPr>
         <w:t>). Cette désobéissance a fini par entraîner leur exil, comme Dieu les en avait avertis. Pourtant, Néhémie croit fermement que Dieu restaurera la nation si le peuple se repent, selon la promesse de Dieu (</w:t>
       </w:r>
-      <w:hyperlink r:id="rId76">
-        <w:r>
-          <w:rPr>
-            <w:lang w:val="fr_FR" w:bidi="fr_FR"/>
-          </w:rPr>
-          <w:rPr>
-            <w:color w:val="0000EE"/>
-            <w:u w:val="single"/>
-          </w:rPr>
-          <w:t>1.8–9</w:t>
-        </w:r>
-      </w:hyperlink>
+      <w:r>
+        <w:rPr>
+          <w:lang w:val="fr_FR" w:bidi="fr_FR"/>
+        </w:rPr>
+        <w:t>1.8–9</w:t>
+      </w:r>
       <w:r>
         <w:rPr>
           <w:lang w:val="fr_FR" w:bidi="fr_FR"/>
         </w:rPr>
         <w:t xml:space="preserve"> ; voir </w:t>
       </w:r>
-      <w:hyperlink r:id="rId77">
-        <w:r>
-          <w:rPr>
-            <w:lang w:val="fr_FR" w:bidi="fr_FR"/>
-          </w:rPr>
-          <w:rPr>
-            <w:color w:val="0000EE"/>
-            <w:u w:val="single"/>
-          </w:rPr>
-          <w:t>Dt 4.25–31</w:t>
-        </w:r>
-      </w:hyperlink>
-      <w:r>
-        <w:rPr>
-          <w:lang w:val="fr_FR" w:bidi="fr_FR"/>
-        </w:rPr>
-        <w:t xml:space="preserve"> ; </w:t>
-      </w:r>
-      <w:hyperlink r:id="rId78">
-        <w:r>
-          <w:rPr>
-            <w:lang w:val="fr_FR" w:bidi="fr_FR"/>
-          </w:rPr>
-          <w:rPr>
-            <w:color w:val="0000EE"/>
-            <w:u w:val="single"/>
-          </w:rPr>
-          <w:t>30.1–5</w:t>
-        </w:r>
-      </w:hyperlink>
+      <w:r>
+        <w:rPr>
+          <w:lang w:val="fr_FR" w:bidi="fr_FR"/>
+        </w:rPr>
+        <w:t>Dt 4.25–31</w:t>
+      </w:r>
+      <w:r>
+        <w:rPr>
+          <w:lang w:val="fr_FR" w:bidi="fr_FR"/>
+        </w:rPr>
+        <w:t xml:space="preserve"> ; </w:t>
+      </w:r>
+      <w:r>
+        <w:rPr>
+          <w:lang w:val="fr_FR" w:bidi="fr_FR"/>
+        </w:rPr>
+        <w:t>30.1–5</w:t>
+      </w:r>
       <w:r>
         <w:rPr>
           <w:lang w:val="fr_FR" w:bidi="fr_FR"/>
@@ -2089,90 +1639,60 @@
         </w:rPr>
         <w:t>Dieu avait donné à Néhémie un rôle qui lui permettait de parler au roi. Néhémie souhaitait lui demander la permission de retourner à Jérusalem pour la reconstruire. Quand le roi lui demande ce qu'il veut, il prie encore (</w:t>
       </w:r>
-      <w:hyperlink r:id="rId79">
-        <w:r>
-          <w:rPr>
-            <w:lang w:val="fr_FR" w:bidi="fr_FR"/>
-          </w:rPr>
-          <w:rPr>
-            <w:color w:val="0000EE"/>
-            <w:u w:val="single"/>
-          </w:rPr>
-          <w:t>Né 2.4</w:t>
-        </w:r>
-      </w:hyperlink>
+      <w:r>
+        <w:rPr>
+          <w:lang w:val="fr_FR" w:bidi="fr_FR"/>
+        </w:rPr>
+        <w:t>Né 2.4</w:t>
+      </w:r>
       <w:r>
         <w:rPr>
           <w:lang w:val="fr_FR" w:bidi="fr_FR"/>
         </w:rPr>
         <w:t>). Il comprend que seul Dieu peut garantir la réponse du roi. Plus tard, Néhémie réagit aux menaces contre les bâtisseurs du mur de Jérusalem en postant des gardes et en encourageant le peuple. En même temps, il prie aussi pour que Dieu les protège et leur donne des forces (</w:t>
       </w:r>
-      <w:hyperlink r:id="rId80">
-        <w:r>
-          <w:rPr>
-            <w:lang w:val="fr_FR" w:bidi="fr_FR"/>
-          </w:rPr>
-          <w:rPr>
-            <w:color w:val="0000EE"/>
-            <w:u w:val="single"/>
-          </w:rPr>
-          <w:t>Né 4.4–5</w:t>
-        </w:r>
-      </w:hyperlink>
+      <w:r>
+        <w:rPr>
+          <w:lang w:val="fr_FR" w:bidi="fr_FR"/>
+        </w:rPr>
+        <w:t>Né 4.4–5</w:t>
+      </w:r>
       <w:r>
         <w:rPr>
           <w:lang w:val="fr_FR" w:bidi="fr_FR"/>
         </w:rPr>
         <w:t xml:space="preserve">, </w:t>
       </w:r>
-      <w:hyperlink r:id="rId81">
-        <w:r>
-          <w:rPr>
-            <w:lang w:val="fr_FR" w:bidi="fr_FR"/>
-          </w:rPr>
-          <w:rPr>
-            <w:color w:val="0000EE"/>
-            <w:u w:val="single"/>
-          </w:rPr>
-          <w:t xml:space="preserve">9 </w:t>
-        </w:r>
-      </w:hyperlink>
+      <w:r>
+        <w:rPr>
+          <w:lang w:val="fr_FR" w:bidi="fr_FR"/>
+        </w:rPr>
+        <w:t xml:space="preserve">9 </w:t>
+      </w:r>
       <w:r>
         <w:rPr>
           <w:lang w:val="fr_FR" w:bidi="fr_FR"/>
         </w:rPr>
         <w:t xml:space="preserve">; </w:t>
       </w:r>
-      <w:hyperlink r:id="rId82">
-        <w:r>
-          <w:rPr>
-            <w:lang w:val="fr_FR" w:bidi="fr_FR"/>
-          </w:rPr>
-          <w:rPr>
-            <w:color w:val="0000EE"/>
-            <w:u w:val="single"/>
-          </w:rPr>
-          <w:t>6.9</w:t>
-        </w:r>
-      </w:hyperlink>
+      <w:r>
+        <w:rPr>
+          <w:lang w:val="fr_FR" w:bidi="fr_FR"/>
+        </w:rPr>
+        <w:t>6.9</w:t>
+      </w:r>
       <w:r>
         <w:rPr>
           <w:lang w:val="fr_FR" w:bidi="fr_FR"/>
         </w:rPr>
         <w:t xml:space="preserve">, </w:t>
       </w:r>
-      <w:hyperlink r:id="rId83">
-        <w:r>
-          <w:rPr>
-            <w:lang w:val="fr_FR" w:bidi="fr_FR"/>
-          </w:rPr>
-          <w:rPr>
-            <w:color w:val="0000EE"/>
-            <w:u w:val="single"/>
-          </w:rPr>
-          <w:t>14</w:t>
-        </w:r>
-      </w:hyperlink>
+      <w:r>
+        <w:rPr>
+          <w:lang w:val="fr_FR" w:bidi="fr_FR"/>
+        </w:rPr>
+        <w:t>14</w:t>
+      </w:r>
       <w:r>
         <w:rPr>
           <w:lang w:val="fr_FR" w:bidi="fr_FR"/>
@@ -2193,108 +1713,72 @@
         </w:rPr>
         <w:t>Néhémie retourne en Perse pour une courte période avant de revenir à Jérusalem. C'est alors qu'il apprend que certains Juifs ne donnent pas leur dîme (</w:t>
       </w:r>
-      <w:hyperlink r:id="rId84">
-        <w:r>
-          <w:rPr>
-            <w:lang w:val="fr_FR" w:bidi="fr_FR"/>
-          </w:rPr>
-          <w:rPr>
-            <w:color w:val="0000EE"/>
-            <w:u w:val="single"/>
-          </w:rPr>
-          <w:t>Né 13.10–12</w:t>
-        </w:r>
-      </w:hyperlink>
+      <w:r>
+        <w:rPr>
+          <w:lang w:val="fr_FR" w:bidi="fr_FR"/>
+        </w:rPr>
+        <w:t>Né 13.10–12</w:t>
+      </w:r>
       <w:r>
         <w:rPr>
           <w:lang w:val="fr_FR" w:bidi="fr_FR"/>
         </w:rPr>
         <w:t>). Certains n'observent pas le sabbat (</w:t>
       </w:r>
-      <w:hyperlink r:id="rId85">
-        <w:r>
-          <w:rPr>
-            <w:lang w:val="fr_FR" w:bidi="fr_FR"/>
-          </w:rPr>
-          <w:rPr>
-            <w:color w:val="0000EE"/>
-            <w:u w:val="single"/>
-          </w:rPr>
-          <w:t>13.15–16</w:t>
-        </w:r>
-      </w:hyperlink>
+      <w:r>
+        <w:rPr>
+          <w:lang w:val="fr_FR" w:bidi="fr_FR"/>
+        </w:rPr>
+        <w:t>13.15–16</w:t>
+      </w:r>
       <w:r>
         <w:rPr>
           <w:lang w:val="fr_FR" w:bidi="fr_FR"/>
         </w:rPr>
         <w:t>). D'autres ont épousé des femmes non-juives (</w:t>
       </w:r>
-      <w:hyperlink r:id="rId86">
-        <w:r>
-          <w:rPr>
-            <w:lang w:val="fr_FR" w:bidi="fr_FR"/>
-          </w:rPr>
-          <w:rPr>
-            <w:color w:val="0000EE"/>
-            <w:u w:val="single"/>
-          </w:rPr>
-          <w:t>13.23–24</w:t>
-        </w:r>
-      </w:hyperlink>
+      <w:r>
+        <w:rPr>
+          <w:lang w:val="fr_FR" w:bidi="fr_FR"/>
+        </w:rPr>
+        <w:t>13.23–24</w:t>
+      </w:r>
       <w:r>
         <w:rPr>
           <w:lang w:val="fr_FR" w:bidi="fr_FR"/>
         </w:rPr>
         <w:t>). Lorsqu'il les confronte à propos de leurs péchés, Néhémie prie pour que Dieu lui montre de la compassion et se souvienne de ses efforts (</w:t>
       </w:r>
-      <w:hyperlink r:id="rId87">
-        <w:r>
-          <w:rPr>
-            <w:lang w:val="fr_FR" w:bidi="fr_FR"/>
-          </w:rPr>
-          <w:rPr>
-            <w:color w:val="0000EE"/>
-            <w:u w:val="single"/>
-          </w:rPr>
-          <w:t>13.14</w:t>
-        </w:r>
-      </w:hyperlink>
+      <w:r>
+        <w:rPr>
+          <w:lang w:val="fr_FR" w:bidi="fr_FR"/>
+        </w:rPr>
+        <w:t>13.14</w:t>
+      </w:r>
       <w:r>
         <w:rPr>
           <w:lang w:val="fr_FR" w:bidi="fr_FR"/>
         </w:rPr>
         <w:t xml:space="preserve">, </w:t>
       </w:r>
-      <w:hyperlink r:id="rId88">
-        <w:r>
-          <w:rPr>
-            <w:lang w:val="fr_FR" w:bidi="fr_FR"/>
-          </w:rPr>
-          <w:rPr>
-            <w:color w:val="0000EE"/>
-            <w:u w:val="single"/>
-          </w:rPr>
-          <w:t>22</w:t>
-        </w:r>
-      </w:hyperlink>
+      <w:r>
+        <w:rPr>
+          <w:lang w:val="fr_FR" w:bidi="fr_FR"/>
+        </w:rPr>
+        <w:t>22</w:t>
+      </w:r>
       <w:r>
         <w:rPr>
           <w:lang w:val="fr_FR" w:bidi="fr_FR"/>
         </w:rPr>
         <w:t xml:space="preserve">, </w:t>
       </w:r>
-      <w:hyperlink r:id="rId89">
-        <w:r>
-          <w:rPr>
-            <w:lang w:val="fr_FR" w:bidi="fr_FR"/>
-          </w:rPr>
-          <w:rPr>
-            <w:color w:val="0000EE"/>
-            <w:u w:val="single"/>
-          </w:rPr>
-          <w:t>31</w:t>
-        </w:r>
-      </w:hyperlink>
+      <w:r>
+        <w:rPr>
+          <w:lang w:val="fr_FR" w:bidi="fr_FR"/>
+        </w:rPr>
+        <w:t>31</w:t>
+      </w:r>
       <w:r>
         <w:rPr>
           <w:lang w:val="fr_FR" w:bidi="fr_FR"/>
@@ -2315,108 +1799,72 @@
         </w:rPr>
         <w:t xml:space="preserve">Jésus connaissait bien la volonté du Père, pourtant son ministère était fondé sur la prière (voir p. ex. </w:t>
       </w:r>
-      <w:hyperlink r:id="rId90">
-        <w:r>
-          <w:rPr>
-            <w:lang w:val="fr_FR" w:bidi="fr_FR"/>
-          </w:rPr>
-          <w:rPr>
-            <w:color w:val="0000EE"/>
-            <w:u w:val="single"/>
-          </w:rPr>
-          <w:t>Lc 5.16</w:t>
-        </w:r>
-      </w:hyperlink>
-      <w:r>
-        <w:rPr>
-          <w:lang w:val="fr_FR" w:bidi="fr_FR"/>
-        </w:rPr>
-        <w:t xml:space="preserve"> ; </w:t>
-      </w:r>
-      <w:hyperlink r:id="rId91">
-        <w:r>
-          <w:rPr>
-            <w:lang w:val="fr_FR" w:bidi="fr_FR"/>
-          </w:rPr>
-          <w:rPr>
-            <w:color w:val="0000EE"/>
-            <w:u w:val="single"/>
-          </w:rPr>
-          <w:t>6.12–16</w:t>
-        </w:r>
-      </w:hyperlink>
-      <w:r>
-        <w:rPr>
-          <w:lang w:val="fr_FR" w:bidi="fr_FR"/>
-        </w:rPr>
-        <w:t xml:space="preserve"> ; </w:t>
-      </w:r>
-      <w:hyperlink r:id="rId92">
-        <w:r>
-          <w:rPr>
-            <w:lang w:val="fr_FR" w:bidi="fr_FR"/>
-          </w:rPr>
-          <w:rPr>
-            <w:color w:val="0000EE"/>
-            <w:u w:val="single"/>
-          </w:rPr>
-          <w:t>9.18</w:t>
-        </w:r>
-      </w:hyperlink>
+      <w:r>
+        <w:rPr>
+          <w:lang w:val="fr_FR" w:bidi="fr_FR"/>
+        </w:rPr>
+        <w:t>Lc 5.16</w:t>
+      </w:r>
+      <w:r>
+        <w:rPr>
+          <w:lang w:val="fr_FR" w:bidi="fr_FR"/>
+        </w:rPr>
+        <w:t xml:space="preserve"> ; </w:t>
+      </w:r>
+      <w:r>
+        <w:rPr>
+          <w:lang w:val="fr_FR" w:bidi="fr_FR"/>
+        </w:rPr>
+        <w:t>6.12–16</w:t>
+      </w:r>
+      <w:r>
+        <w:rPr>
+          <w:lang w:val="fr_FR" w:bidi="fr_FR"/>
+        </w:rPr>
+        <w:t xml:space="preserve"> ; </w:t>
+      </w:r>
+      <w:r>
+        <w:rPr>
+          <w:lang w:val="fr_FR" w:bidi="fr_FR"/>
+        </w:rPr>
+        <w:t>9.18</w:t>
+      </w:r>
       <w:r>
         <w:rPr>
           <w:lang w:val="fr_FR" w:bidi="fr_FR"/>
         </w:rPr>
         <w:t xml:space="preserve">). Suivant son exemple, les premiers chrétiens priaient souvent, croyant fermement en la puissance de Dieu (voir p. ex. </w:t>
       </w:r>
-      <w:hyperlink r:id="rId93">
-        <w:r>
-          <w:rPr>
-            <w:lang w:val="fr_FR" w:bidi="fr_FR"/>
-          </w:rPr>
-          <w:rPr>
-            <w:color w:val="0000EE"/>
-            <w:u w:val="single"/>
-          </w:rPr>
-          <w:t>9.36–41</w:t>
-        </w:r>
-      </w:hyperlink>
-      <w:r>
-        <w:rPr>
-          <w:lang w:val="fr_FR" w:bidi="fr_FR"/>
-        </w:rPr>
-        <w:t xml:space="preserve"> ; </w:t>
-      </w:r>
-      <w:hyperlink r:id="rId94">
-        <w:r>
-          <w:rPr>
-            <w:lang w:val="fr_FR" w:bidi="fr_FR"/>
-          </w:rPr>
-          <w:rPr>
-            <w:color w:val="0000EE"/>
-            <w:u w:val="single"/>
-          </w:rPr>
-          <w:t>12.3–11</w:t>
-        </w:r>
-      </w:hyperlink>
+      <w:r>
+        <w:rPr>
+          <w:lang w:val="fr_FR" w:bidi="fr_FR"/>
+        </w:rPr>
+        <w:t>9.36–41</w:t>
+      </w:r>
+      <w:r>
+        <w:rPr>
+          <w:lang w:val="fr_FR" w:bidi="fr_FR"/>
+        </w:rPr>
+        <w:t xml:space="preserve"> ; </w:t>
+      </w:r>
+      <w:r>
+        <w:rPr>
+          <w:lang w:val="fr_FR" w:bidi="fr_FR"/>
+        </w:rPr>
+        <w:t>12.3–11</w:t>
+      </w:r>
       <w:r>
         <w:rPr>
           <w:lang w:val="fr_FR" w:bidi="fr_FR"/>
         </w:rPr>
         <w:t xml:space="preserve">). Dieu répond souvent aux prières avec puissance. Il veut que les chrétiens prient avec foi et s'attendant à ce qu'il réponde (voir </w:t>
       </w:r>
-      <w:hyperlink r:id="rId95">
-        <w:r>
-          <w:rPr>
-            <w:lang w:val="fr_FR" w:bidi="fr_FR"/>
-          </w:rPr>
-          <w:rPr>
-            <w:color w:val="0000EE"/>
-            <w:u w:val="single"/>
-          </w:rPr>
-          <w:t>Jc 5.16–18</w:t>
-        </w:r>
-      </w:hyperlink>
+      <w:r>
+        <w:rPr>
+          <w:lang w:val="fr_FR" w:bidi="fr_FR"/>
+        </w:rPr>
+        <w:t>Jc 5.16–18</w:t>
+      </w:r>
       <w:r>
         <w:rPr>
           <w:lang w:val="fr_FR" w:bidi="fr_FR"/>
@@ -2446,432 +1894,288 @@
           <w:lang w:val="fr_FR" w:bidi="fr_FR"/>
         </w:rPr>
       </w:r>
-      <w:hyperlink r:id="rId96">
-        <w:r>
-          <w:rPr>
-            <w:lang w:val="fr_FR" w:bidi="fr_FR"/>
-          </w:rPr>
-          <w:rPr>
-            <w:color w:val="0000EE"/>
-            <w:u w:val="single"/>
-          </w:rPr>
-          <w:t>Genèse 24.10–20</w:t>
-        </w:r>
-      </w:hyperlink>
-      <w:r>
-        <w:rPr>
-          <w:lang w:val="fr_FR" w:bidi="fr_FR"/>
-        </w:rPr>
-        <w:t xml:space="preserve"> ; </w:t>
-      </w:r>
-      <w:hyperlink r:id="rId97">
-        <w:r>
-          <w:rPr>
-            <w:lang w:val="fr_FR" w:bidi="fr_FR"/>
-          </w:rPr>
-          <w:rPr>
-            <w:color w:val="0000EE"/>
-            <w:u w:val="single"/>
-          </w:rPr>
-          <w:t>Juges 15.18–20</w:t>
-        </w:r>
-      </w:hyperlink>
-      <w:r>
-        <w:rPr>
-          <w:lang w:val="fr_FR" w:bidi="fr_FR"/>
-        </w:rPr>
-        <w:t xml:space="preserve"> ; </w:t>
-      </w:r>
-      <w:hyperlink r:id="rId72">
-        <w:r>
-          <w:rPr>
-            <w:lang w:val="fr_FR" w:bidi="fr_FR"/>
-          </w:rPr>
-          <w:rPr>
-            <w:color w:val="0000EE"/>
-            <w:u w:val="single"/>
-          </w:rPr>
-          <w:t>Esdras 9.6–15</w:t>
-        </w:r>
-      </w:hyperlink>
-      <w:r>
-        <w:rPr>
-          <w:lang w:val="fr_FR" w:bidi="fr_FR"/>
-        </w:rPr>
-        <w:t xml:space="preserve"> ; </w:t>
-      </w:r>
-      <w:hyperlink r:id="rId71">
-        <w:r>
-          <w:rPr>
-            <w:lang w:val="fr_FR" w:bidi="fr_FR"/>
-          </w:rPr>
-          <w:rPr>
-            <w:color w:val="0000EE"/>
-            <w:u w:val="single"/>
-          </w:rPr>
-          <w:t>Néhémie 1.4–11</w:t>
-        </w:r>
-      </w:hyperlink>
-      <w:r>
-        <w:rPr>
-          <w:lang w:val="fr_FR" w:bidi="fr_FR"/>
-        </w:rPr>
-        <w:t xml:space="preserve"> ; </w:t>
-      </w:r>
-      <w:hyperlink r:id="rId98">
-        <w:r>
-          <w:rPr>
-            <w:lang w:val="fr_FR" w:bidi="fr_FR"/>
-          </w:rPr>
-          <w:rPr>
-            <w:color w:val="0000EE"/>
-            <w:u w:val="single"/>
-          </w:rPr>
-          <w:t>2.4–5</w:t>
-        </w:r>
-      </w:hyperlink>
-      <w:r>
-        <w:rPr>
-          <w:lang w:val="fr_FR" w:bidi="fr_FR"/>
-        </w:rPr>
-        <w:t xml:space="preserve"> ; </w:t>
-      </w:r>
-      <w:hyperlink r:id="rId80">
-        <w:r>
-          <w:rPr>
-            <w:lang w:val="fr_FR" w:bidi="fr_FR"/>
-          </w:rPr>
-          <w:rPr>
-            <w:color w:val="0000EE"/>
-            <w:u w:val="single"/>
-          </w:rPr>
-          <w:t>4.4–5</w:t>
-        </w:r>
-      </w:hyperlink>
+      <w:r>
+        <w:rPr>
+          <w:lang w:val="fr_FR" w:bidi="fr_FR"/>
+        </w:rPr>
+        <w:t>Genèse 24.10–20</w:t>
+      </w:r>
+      <w:r>
+        <w:rPr>
+          <w:lang w:val="fr_FR" w:bidi="fr_FR"/>
+        </w:rPr>
+        <w:t xml:space="preserve"> ; </w:t>
+      </w:r>
+      <w:r>
+        <w:rPr>
+          <w:lang w:val="fr_FR" w:bidi="fr_FR"/>
+        </w:rPr>
+        <w:t>Juges 15.18–20</w:t>
+      </w:r>
+      <w:r>
+        <w:rPr>
+          <w:lang w:val="fr_FR" w:bidi="fr_FR"/>
+        </w:rPr>
+        <w:t xml:space="preserve"> ; </w:t>
+      </w:r>
+      <w:r>
+        <w:rPr>
+          <w:lang w:val="fr_FR" w:bidi="fr_FR"/>
+        </w:rPr>
+        <w:t>Esdras 9.6–15</w:t>
+      </w:r>
+      <w:r>
+        <w:rPr>
+          <w:lang w:val="fr_FR" w:bidi="fr_FR"/>
+        </w:rPr>
+        <w:t xml:space="preserve"> ; </w:t>
+      </w:r>
+      <w:r>
+        <w:rPr>
+          <w:lang w:val="fr_FR" w:bidi="fr_FR"/>
+        </w:rPr>
+        <w:t>Néhémie 1.4–11</w:t>
+      </w:r>
+      <w:r>
+        <w:rPr>
+          <w:lang w:val="fr_FR" w:bidi="fr_FR"/>
+        </w:rPr>
+        <w:t xml:space="preserve"> ; </w:t>
+      </w:r>
+      <w:r>
+        <w:rPr>
+          <w:lang w:val="fr_FR" w:bidi="fr_FR"/>
+        </w:rPr>
+        <w:t>2.4–5</w:t>
+      </w:r>
+      <w:r>
+        <w:rPr>
+          <w:lang w:val="fr_FR" w:bidi="fr_FR"/>
+        </w:rPr>
+        <w:t xml:space="preserve"> ; </w:t>
+      </w:r>
+      <w:r>
+        <w:rPr>
+          <w:lang w:val="fr_FR" w:bidi="fr_FR"/>
+        </w:rPr>
+        <w:t>4.4–5</w:t>
+      </w:r>
       <w:r>
         <w:rPr>
           <w:lang w:val="fr_FR" w:bidi="fr_FR"/>
         </w:rPr>
         <w:t xml:space="preserve">, </w:t>
       </w:r>
-      <w:hyperlink r:id="rId81">
-        <w:r>
-          <w:rPr>
-            <w:lang w:val="fr_FR" w:bidi="fr_FR"/>
-          </w:rPr>
-          <w:rPr>
-            <w:color w:val="0000EE"/>
-            <w:u w:val="single"/>
-          </w:rPr>
-          <w:t>9</w:t>
-        </w:r>
-      </w:hyperlink>
-      <w:r>
-        <w:rPr>
-          <w:lang w:val="fr_FR" w:bidi="fr_FR"/>
-        </w:rPr>
-        <w:t xml:space="preserve"> ; </w:t>
-      </w:r>
-      <w:hyperlink r:id="rId99">
-        <w:r>
-          <w:rPr>
-            <w:lang w:val="fr_FR" w:bidi="fr_FR"/>
-          </w:rPr>
-          <w:rPr>
-            <w:color w:val="0000EE"/>
-            <w:u w:val="single"/>
-          </w:rPr>
-          <w:t>Psaumes 18.1–31</w:t>
-        </w:r>
-      </w:hyperlink>
-      <w:r>
-        <w:rPr>
-          <w:lang w:val="fr_FR" w:bidi="fr_FR"/>
-        </w:rPr>
-        <w:t xml:space="preserve"> ; </w:t>
-      </w:r>
-      <w:hyperlink r:id="rId100">
-        <w:r>
-          <w:rPr>
-            <w:lang w:val="fr_FR" w:bidi="fr_FR"/>
-          </w:rPr>
-          <w:rPr>
-            <w:color w:val="0000EE"/>
-            <w:u w:val="single"/>
-          </w:rPr>
-          <w:t>22.5–6</w:t>
-        </w:r>
-      </w:hyperlink>
+      <w:r>
+        <w:rPr>
+          <w:lang w:val="fr_FR" w:bidi="fr_FR"/>
+        </w:rPr>
+        <w:t>9</w:t>
+      </w:r>
+      <w:r>
+        <w:rPr>
+          <w:lang w:val="fr_FR" w:bidi="fr_FR"/>
+        </w:rPr>
+        <w:t xml:space="preserve"> ; </w:t>
+      </w:r>
+      <w:r>
+        <w:rPr>
+          <w:lang w:val="fr_FR" w:bidi="fr_FR"/>
+        </w:rPr>
+        <w:t>Psaumes 18.1–31</w:t>
+      </w:r>
+      <w:r>
+        <w:rPr>
+          <w:lang w:val="fr_FR" w:bidi="fr_FR"/>
+        </w:rPr>
+        <w:t xml:space="preserve"> ; </w:t>
+      </w:r>
+      <w:r>
+        <w:rPr>
+          <w:lang w:val="fr_FR" w:bidi="fr_FR"/>
+        </w:rPr>
+        <w:t>22.5–6</w:t>
+      </w:r>
       <w:r>
         <w:rPr>
           <w:lang w:val="fr_FR" w:bidi="fr_FR"/>
         </w:rPr>
         <w:t xml:space="preserve">, </w:t>
       </w:r>
-      <w:hyperlink r:id="rId101">
-        <w:r>
-          <w:rPr>
-            <w:lang w:val="fr_FR" w:bidi="fr_FR"/>
-          </w:rPr>
-          <w:rPr>
-            <w:color w:val="0000EE"/>
-            <w:u w:val="single"/>
-          </w:rPr>
-          <w:t>25</w:t>
-        </w:r>
-      </w:hyperlink>
-      <w:r>
-        <w:rPr>
-          <w:lang w:val="fr_FR" w:bidi="fr_FR"/>
-        </w:rPr>
-        <w:t xml:space="preserve"> ; </w:t>
-      </w:r>
-      <w:hyperlink r:id="rId102">
-        <w:r>
-          <w:rPr>
-            <w:lang w:val="fr_FR" w:bidi="fr_FR"/>
-          </w:rPr>
-          <w:rPr>
-            <w:color w:val="0000EE"/>
-            <w:u w:val="single"/>
-          </w:rPr>
-          <w:t>30.3–4</w:t>
-        </w:r>
-      </w:hyperlink>
-      <w:r>
-        <w:rPr>
-          <w:lang w:val="fr_FR" w:bidi="fr_FR"/>
-        </w:rPr>
-        <w:t xml:space="preserve"> ; </w:t>
-      </w:r>
-      <w:hyperlink r:id="rId103">
-        <w:r>
-          <w:rPr>
-            <w:lang w:val="fr_FR" w:bidi="fr_FR"/>
-          </w:rPr>
-          <w:rPr>
-            <w:color w:val="0000EE"/>
-            <w:u w:val="single"/>
-          </w:rPr>
-          <w:t>31.23</w:t>
-        </w:r>
-      </w:hyperlink>
-      <w:r>
-        <w:rPr>
-          <w:lang w:val="fr_FR" w:bidi="fr_FR"/>
-        </w:rPr>
-        <w:t xml:space="preserve"> ; </w:t>
-      </w:r>
-      <w:hyperlink r:id="rId104">
-        <w:r>
-          <w:rPr>
-            <w:lang w:val="fr_FR" w:bidi="fr_FR"/>
-          </w:rPr>
-          <w:rPr>
-            <w:color w:val="0000EE"/>
-            <w:u w:val="single"/>
-          </w:rPr>
-          <w:t>34.5</w:t>
-        </w:r>
-      </w:hyperlink>
-      <w:r>
-        <w:rPr>
-          <w:lang w:val="fr_FR" w:bidi="fr_FR"/>
-        </w:rPr>
-        <w:t xml:space="preserve"> ; </w:t>
-      </w:r>
-      <w:hyperlink r:id="rId105">
-        <w:r>
-          <w:rPr>
-            <w:lang w:val="fr_FR" w:bidi="fr_FR"/>
-          </w:rPr>
-          <w:rPr>
-            <w:color w:val="0000EE"/>
-            <w:u w:val="single"/>
-          </w:rPr>
-          <w:t>40.1–3</w:t>
-        </w:r>
-      </w:hyperlink>
-      <w:r>
-        <w:rPr>
-          <w:lang w:val="fr_FR" w:bidi="fr_FR"/>
-        </w:rPr>
-        <w:t xml:space="preserve"> ; </w:t>
-      </w:r>
-      <w:hyperlink r:id="rId106">
-        <w:r>
-          <w:rPr>
-            <w:lang w:val="fr_FR" w:bidi="fr_FR"/>
-          </w:rPr>
-          <w:rPr>
-            <w:color w:val="0000EE"/>
-            <w:u w:val="single"/>
-          </w:rPr>
-          <w:t>81.8</w:t>
-        </w:r>
-      </w:hyperlink>
-      <w:r>
-        <w:rPr>
-          <w:lang w:val="fr_FR" w:bidi="fr_FR"/>
-        </w:rPr>
-        <w:t xml:space="preserve"> ; </w:t>
-      </w:r>
-      <w:hyperlink r:id="rId107">
-        <w:r>
-          <w:rPr>
-            <w:lang w:val="fr_FR" w:bidi="fr_FR"/>
-          </w:rPr>
-          <w:rPr>
-            <w:color w:val="0000EE"/>
-            <w:u w:val="single"/>
-          </w:rPr>
-          <w:t>106.1–48</w:t>
-        </w:r>
-      </w:hyperlink>
-      <w:r>
-        <w:rPr>
-          <w:lang w:val="fr_FR" w:bidi="fr_FR"/>
-        </w:rPr>
-        <w:t xml:space="preserve"> ; </w:t>
-      </w:r>
-      <w:hyperlink r:id="rId108">
-        <w:r>
-          <w:rPr>
-            <w:lang w:val="fr_FR" w:bidi="fr_FR"/>
-          </w:rPr>
-          <w:rPr>
-            <w:color w:val="0000EE"/>
-            <w:u w:val="single"/>
-          </w:rPr>
-          <w:t>107.6–7</w:t>
-        </w:r>
-      </w:hyperlink>
+      <w:r>
+        <w:rPr>
+          <w:lang w:val="fr_FR" w:bidi="fr_FR"/>
+        </w:rPr>
+        <w:t>25</w:t>
+      </w:r>
+      <w:r>
+        <w:rPr>
+          <w:lang w:val="fr_FR" w:bidi="fr_FR"/>
+        </w:rPr>
+        <w:t xml:space="preserve"> ; </w:t>
+      </w:r>
+      <w:r>
+        <w:rPr>
+          <w:lang w:val="fr_FR" w:bidi="fr_FR"/>
+        </w:rPr>
+        <w:t>30.3–4</w:t>
+      </w:r>
+      <w:r>
+        <w:rPr>
+          <w:lang w:val="fr_FR" w:bidi="fr_FR"/>
+        </w:rPr>
+        <w:t xml:space="preserve"> ; </w:t>
+      </w:r>
+      <w:r>
+        <w:rPr>
+          <w:lang w:val="fr_FR" w:bidi="fr_FR"/>
+        </w:rPr>
+        <w:t>31.23</w:t>
+      </w:r>
+      <w:r>
+        <w:rPr>
+          <w:lang w:val="fr_FR" w:bidi="fr_FR"/>
+        </w:rPr>
+        <w:t xml:space="preserve"> ; </w:t>
+      </w:r>
+      <w:r>
+        <w:rPr>
+          <w:lang w:val="fr_FR" w:bidi="fr_FR"/>
+        </w:rPr>
+        <w:t>34.5</w:t>
+      </w:r>
+      <w:r>
+        <w:rPr>
+          <w:lang w:val="fr_FR" w:bidi="fr_FR"/>
+        </w:rPr>
+        <w:t xml:space="preserve"> ; </w:t>
+      </w:r>
+      <w:r>
+        <w:rPr>
+          <w:lang w:val="fr_FR" w:bidi="fr_FR"/>
+        </w:rPr>
+        <w:t>40.1–3</w:t>
+      </w:r>
+      <w:r>
+        <w:rPr>
+          <w:lang w:val="fr_FR" w:bidi="fr_FR"/>
+        </w:rPr>
+        <w:t xml:space="preserve"> ; </w:t>
+      </w:r>
+      <w:r>
+        <w:rPr>
+          <w:lang w:val="fr_FR" w:bidi="fr_FR"/>
+        </w:rPr>
+        <w:t>81.8</w:t>
+      </w:r>
+      <w:r>
+        <w:rPr>
+          <w:lang w:val="fr_FR" w:bidi="fr_FR"/>
+        </w:rPr>
+        <w:t xml:space="preserve"> ; </w:t>
+      </w:r>
+      <w:r>
+        <w:rPr>
+          <w:lang w:val="fr_FR" w:bidi="fr_FR"/>
+        </w:rPr>
+        <w:t>106.1–48</w:t>
+      </w:r>
+      <w:r>
+        <w:rPr>
+          <w:lang w:val="fr_FR" w:bidi="fr_FR"/>
+        </w:rPr>
+        <w:t xml:space="preserve"> ; </w:t>
+      </w:r>
+      <w:r>
+        <w:rPr>
+          <w:lang w:val="fr_FR" w:bidi="fr_FR"/>
+        </w:rPr>
+        <w:t>107.6–7</w:t>
+      </w:r>
       <w:r>
         <w:rPr>
           <w:lang w:val="fr_FR" w:bidi="fr_FR"/>
         </w:rPr>
         <w:t xml:space="preserve">, </w:t>
       </w:r>
-      <w:hyperlink r:id="rId109">
-        <w:r>
-          <w:rPr>
-            <w:lang w:val="fr_FR" w:bidi="fr_FR"/>
-          </w:rPr>
-          <w:rPr>
-            <w:color w:val="0000EE"/>
-            <w:u w:val="single"/>
-          </w:rPr>
-          <w:t>13–14</w:t>
-        </w:r>
-      </w:hyperlink>
-      <w:r>
-        <w:rPr>
-          <w:lang w:val="fr_FR" w:bidi="fr_FR"/>
-        </w:rPr>
-        <w:t xml:space="preserve"> ; </w:t>
-      </w:r>
-      <w:hyperlink r:id="rId110">
-        <w:r>
-          <w:rPr>
-            <w:lang w:val="fr_FR" w:bidi="fr_FR"/>
-          </w:rPr>
-          <w:rPr>
-            <w:color w:val="0000EE"/>
-            <w:u w:val="single"/>
-          </w:rPr>
-          <w:t>116.1</w:t>
-        </w:r>
-      </w:hyperlink>
-      <w:r>
-        <w:rPr>
-          <w:lang w:val="fr_FR" w:bidi="fr_FR"/>
-        </w:rPr>
-        <w:t xml:space="preserve"> ; </w:t>
-      </w:r>
-      <w:hyperlink r:id="rId111">
-        <w:r>
-          <w:rPr>
-            <w:lang w:val="fr_FR" w:bidi="fr_FR"/>
-          </w:rPr>
-          <w:rPr>
-            <w:color w:val="0000EE"/>
-            <w:u w:val="single"/>
-          </w:rPr>
-          <w:t>118.5</w:t>
-        </w:r>
-      </w:hyperlink>
-      <w:r>
-        <w:rPr>
-          <w:lang w:val="fr_FR" w:bidi="fr_FR"/>
-        </w:rPr>
-        <w:t xml:space="preserve"> ; </w:t>
-      </w:r>
-      <w:hyperlink r:id="rId73">
-        <w:r>
-          <w:rPr>
-            <w:lang w:val="fr_FR" w:bidi="fr_FR"/>
-          </w:rPr>
-          <w:rPr>
-            <w:color w:val="0000EE"/>
-            <w:u w:val="single"/>
-          </w:rPr>
-          <w:t>Daniel 9.4–19</w:t>
-        </w:r>
-      </w:hyperlink>
-      <w:r>
-        <w:rPr>
-          <w:lang w:val="fr_FR" w:bidi="fr_FR"/>
-        </w:rPr>
-        <w:t xml:space="preserve"> ; </w:t>
-      </w:r>
-      <w:hyperlink r:id="rId112">
-        <w:r>
-          <w:rPr>
-            <w:lang w:val="fr_FR" w:bidi="fr_FR"/>
-          </w:rPr>
-          <w:rPr>
-            <w:color w:val="0000EE"/>
-            <w:u w:val="single"/>
-          </w:rPr>
-          <w:t>Jonas 2.1–11</w:t>
-        </w:r>
-      </w:hyperlink>
-      <w:r>
-        <w:rPr>
-          <w:lang w:val="fr_FR" w:bidi="fr_FR"/>
-        </w:rPr>
-        <w:t xml:space="preserve"> ; </w:t>
-      </w:r>
-      <w:hyperlink r:id="rId113">
-        <w:r>
-          <w:rPr>
-            <w:lang w:val="fr_FR" w:bidi="fr_FR"/>
-          </w:rPr>
-          <w:rPr>
-            <w:color w:val="0000EE"/>
-            <w:u w:val="single"/>
-          </w:rPr>
-          <w:t>Actes 4.24–31</w:t>
-        </w:r>
-      </w:hyperlink>
-      <w:r>
-        <w:rPr>
-          <w:lang w:val="fr_FR" w:bidi="fr_FR"/>
-        </w:rPr>
-        <w:t xml:space="preserve"> ; </w:t>
-      </w:r>
-      <w:hyperlink r:id="rId95">
-        <w:r>
-          <w:rPr>
-            <w:lang w:val="fr_FR" w:bidi="fr_FR"/>
-          </w:rPr>
-          <w:rPr>
-            <w:color w:val="0000EE"/>
-            <w:u w:val="single"/>
-          </w:rPr>
-          <w:t>Jacques 5.16–18</w:t>
-        </w:r>
-      </w:hyperlink>
+      <w:r>
+        <w:rPr>
+          <w:lang w:val="fr_FR" w:bidi="fr_FR"/>
+        </w:rPr>
+        <w:t>13–14</w:t>
+      </w:r>
+      <w:r>
+        <w:rPr>
+          <w:lang w:val="fr_FR" w:bidi="fr_FR"/>
+        </w:rPr>
+        <w:t xml:space="preserve"> ; </w:t>
+      </w:r>
+      <w:r>
+        <w:rPr>
+          <w:lang w:val="fr_FR" w:bidi="fr_FR"/>
+        </w:rPr>
+        <w:t>116.1</w:t>
+      </w:r>
+      <w:r>
+        <w:rPr>
+          <w:lang w:val="fr_FR" w:bidi="fr_FR"/>
+        </w:rPr>
+        <w:t xml:space="preserve"> ; </w:t>
+      </w:r>
+      <w:r>
+        <w:rPr>
+          <w:lang w:val="fr_FR" w:bidi="fr_FR"/>
+        </w:rPr>
+        <w:t>118.5</w:t>
+      </w:r>
+      <w:r>
+        <w:rPr>
+          <w:lang w:val="fr_FR" w:bidi="fr_FR"/>
+        </w:rPr>
+        <w:t xml:space="preserve"> ; </w:t>
+      </w:r>
+      <w:r>
+        <w:rPr>
+          <w:lang w:val="fr_FR" w:bidi="fr_FR"/>
+        </w:rPr>
+        <w:t>Daniel 9.4–19</w:t>
+      </w:r>
+      <w:r>
+        <w:rPr>
+          <w:lang w:val="fr_FR" w:bidi="fr_FR"/>
+        </w:rPr>
+        <w:t xml:space="preserve"> ; </w:t>
+      </w:r>
+      <w:r>
+        <w:rPr>
+          <w:lang w:val="fr_FR" w:bidi="fr_FR"/>
+        </w:rPr>
+        <w:t>Jonas 2.1–11</w:t>
+      </w:r>
+      <w:r>
+        <w:rPr>
+          <w:lang w:val="fr_FR" w:bidi="fr_FR"/>
+        </w:rPr>
+        <w:t xml:space="preserve"> ; </w:t>
+      </w:r>
+      <w:r>
+        <w:rPr>
+          <w:lang w:val="fr_FR" w:bidi="fr_FR"/>
+        </w:rPr>
+        <w:t>Actes 4.24–31</w:t>
+      </w:r>
+      <w:r>
+        <w:rPr>
+          <w:lang w:val="fr_FR" w:bidi="fr_FR"/>
+        </w:rPr>
+        <w:t xml:space="preserve"> ; </w:t>
+      </w:r>
+      <w:r>
+        <w:rPr>
+          <w:lang w:val="fr_FR" w:bidi="fr_FR"/>
+        </w:rPr>
+        <w:t>Jacques 5.16–18</w:t>
+      </w:r>
       <w:r>
         <w:rPr>
           <w:lang w:val="fr_FR" w:bidi="fr_FR"/>
@@ -2934,72 +2238,48 @@
         </w:rPr>
         <w:t xml:space="preserve">Par exemple, la Bible raconte l'histoire d'un recensement commandé par le roi David dans deux livres différents, qui décrivent ce qui s'est passé de deux manières différentes. </w:t>
       </w:r>
-      <w:hyperlink r:id="rId114">
-        <w:r>
-          <w:rPr>
-            <w:lang w:val="fr_FR" w:bidi="fr_FR"/>
-          </w:rPr>
-          <w:rPr>
-            <w:color w:val="0000EE"/>
-            <w:u w:val="single"/>
-          </w:rPr>
-          <w:t>2 Samuel 24.1</w:t>
-        </w:r>
-      </w:hyperlink>
+      <w:r>
+        <w:rPr>
+          <w:lang w:val="fr_FR" w:bidi="fr_FR"/>
+        </w:rPr>
+        <w:t>2 Samuel 24.1</w:t>
+      </w:r>
       <w:r>
         <w:rPr>
           <w:lang w:val="fr_FR" w:bidi="fr_FR"/>
         </w:rPr>
         <w:t xml:space="preserve"> dit que c'est Dieu qui excite David contre Israël pour qu'il fasse un recensement. Cependant, </w:t>
       </w:r>
-      <w:hyperlink r:id="rId115">
-        <w:r>
-          <w:rPr>
-            <w:lang w:val="fr_FR" w:bidi="fr_FR"/>
-          </w:rPr>
-          <w:rPr>
-            <w:color w:val="0000EE"/>
-            <w:u w:val="single"/>
-          </w:rPr>
-          <w:t>1 Chroniques 21.1</w:t>
-        </w:r>
-      </w:hyperlink>
+      <w:r>
+        <w:rPr>
+          <w:lang w:val="fr_FR" w:bidi="fr_FR"/>
+        </w:rPr>
+        <w:t>1 Chroniques 21.1</w:t>
+      </w:r>
       <w:r>
         <w:rPr>
           <w:lang w:val="fr_FR" w:bidi="fr_FR"/>
         </w:rPr>
         <w:t xml:space="preserve"> dit : « Satan se leva contre Israël, et il excita David à faire le dénombrement d’Israël ». </w:t>
       </w:r>
-      <w:hyperlink r:id="rId116">
-        <w:r>
-          <w:rPr>
-            <w:lang w:val="fr_FR" w:bidi="fr_FR"/>
-          </w:rPr>
-          <w:rPr>
-            <w:color w:val="0000EE"/>
-            <w:u w:val="single"/>
-          </w:rPr>
-          <w:t>2 Samuel 24.1–25</w:t>
-        </w:r>
-      </w:hyperlink>
+      <w:r>
+        <w:rPr>
+          <w:lang w:val="fr_FR" w:bidi="fr_FR"/>
+        </w:rPr>
+        <w:t>2 Samuel 24.1–25</w:t>
+      </w:r>
       <w:r>
         <w:rPr>
           <w:lang w:val="fr_FR" w:bidi="fr_FR"/>
         </w:rPr>
         <w:t xml:space="preserve"> raconte l'histoire du recensement du point de vue de Dieu : pour punir Israël, il permet à Satan d'influencer David. </w:t>
       </w:r>
-      <w:hyperlink r:id="rId115">
-        <w:r>
-          <w:rPr>
-            <w:lang w:val="fr_FR" w:bidi="fr_FR"/>
-          </w:rPr>
-          <w:rPr>
-            <w:color w:val="0000EE"/>
-            <w:u w:val="single"/>
-          </w:rPr>
-          <w:t xml:space="preserve">1 Chroniques 21.1 </w:t>
-        </w:r>
-      </w:hyperlink>
+      <w:r>
+        <w:rPr>
+          <w:lang w:val="fr_FR" w:bidi="fr_FR"/>
+        </w:rPr>
+        <w:t xml:space="preserve">1 Chroniques 21.1 </w:t>
+      </w:r>
       <w:r>
         <w:rPr>
           <w:lang w:val="fr_FR" w:bidi="fr_FR"/>
@@ -3020,18 +2300,12 @@
         </w:rPr>
         <w:t xml:space="preserve">Ce type de situation arrive souvent dans la Bible. </w:t>
       </w:r>
-      <w:hyperlink r:id="rId117">
-        <w:r>
-          <w:rPr>
-            <w:lang w:val="fr_FR" w:bidi="fr_FR"/>
-          </w:rPr>
-          <w:rPr>
-            <w:color w:val="0000EE"/>
-            <w:u w:val="single"/>
-          </w:rPr>
-          <w:t>Matthieu 4.1</w:t>
-        </w:r>
-      </w:hyperlink>
+      <w:r>
+        <w:rPr>
+          <w:lang w:val="fr_FR" w:bidi="fr_FR"/>
+        </w:rPr>
+        <w:t>Matthieu 4.1</w:t>
+      </w:r>
       <w:r>
         <w:rPr>
           <w:lang w:val="fr_FR" w:bidi="fr_FR"/>
@@ -3052,18 +2326,12 @@
         </w:rPr>
         <w:t>Un autre exemple important est celui des terribles épreuves de Job. Dans le récit, Dieu parle de la justice de son serviteur Job. Pour prouver que Satan a tort à propos des hommes, Dieu donne à Satan la permission de causer de grandes souffrances à Job (</w:t>
       </w:r>
-      <w:hyperlink r:id="rId118">
-        <w:r>
-          <w:rPr>
-            <w:lang w:val="fr_FR" w:bidi="fr_FR"/>
-          </w:rPr>
-          <w:rPr>
-            <w:color w:val="0000EE"/>
-            <w:u w:val="single"/>
-          </w:rPr>
-          <w:t>Jb 1.6–2.7</w:t>
-        </w:r>
-      </w:hyperlink>
+      <w:r>
+        <w:rPr>
+          <w:lang w:val="fr_FR" w:bidi="fr_FR"/>
+        </w:rPr>
+        <w:t>Jb 1.6–2.7</w:t>
+      </w:r>
       <w:r>
         <w:rPr>
           <w:lang w:val="fr_FR" w:bidi="fr_FR"/>
@@ -3084,18 +2352,12 @@
         </w:rPr>
         <w:t xml:space="preserve">De même, </w:t>
       </w:r>
-      <w:hyperlink r:id="rId119">
-        <w:r>
-          <w:rPr>
-            <w:lang w:val="fr_FR" w:bidi="fr_FR"/>
-          </w:rPr>
-          <w:rPr>
-            <w:color w:val="0000EE"/>
-            <w:u w:val="single"/>
-          </w:rPr>
-          <w:t>2 Corinthiens 12.7</w:t>
-        </w:r>
-      </w:hyperlink>
+      <w:r>
+        <w:rPr>
+          <w:lang w:val="fr_FR" w:bidi="fr_FR"/>
+        </w:rPr>
+        <w:t>2 Corinthiens 12.7</w:t>
+      </w:r>
       <w:r>
         <w:rPr>
           <w:lang w:val="fr_FR" w:bidi="fr_FR"/>
@@ -3116,18 +2378,12 @@
         </w:rPr>
         <w:t>Satan tente de nombreuses façons de blesser et de décourager ceux qui suivent Dieu. Cependant, Dieu est le grand roi au-dessus de tout et de tous. Dieu ne fait pas le mal, mais il utilise parfois les actions mauvaises des autres pour accomplir ses bons desseins (</w:t>
       </w:r>
-      <w:hyperlink r:id="rId120">
-        <w:r>
-          <w:rPr>
-            <w:lang w:val="fr_FR" w:bidi="fr_FR"/>
-          </w:rPr>
-          <w:rPr>
-            <w:color w:val="0000EE"/>
-            <w:u w:val="single"/>
-          </w:rPr>
-          <w:t>Gn 50.20</w:t>
-        </w:r>
-      </w:hyperlink>
+      <w:r>
+        <w:rPr>
+          <w:lang w:val="fr_FR" w:bidi="fr_FR"/>
+        </w:rPr>
+        <w:t>Gn 50.20</w:t>
+      </w:r>
       <w:r>
         <w:rPr>
           <w:lang w:val="fr_FR" w:bidi="fr_FR"/>
@@ -3157,234 +2413,156 @@
           <w:lang w:val="fr_FR" w:bidi="fr_FR"/>
         </w:rPr>
       </w:r>
-      <w:hyperlink r:id="rId116">
-        <w:r>
-          <w:rPr>
-            <w:lang w:val="fr_FR" w:bidi="fr_FR"/>
-          </w:rPr>
-          <w:rPr>
-            <w:color w:val="0000EE"/>
-            <w:u w:val="single"/>
-          </w:rPr>
-          <w:t>2 Samuel 24.1–25</w:t>
-        </w:r>
-      </w:hyperlink>
-      <w:r>
-        <w:rPr>
-          <w:lang w:val="fr_FR" w:bidi="fr_FR"/>
-        </w:rPr>
-        <w:t xml:space="preserve"> ; </w:t>
-      </w:r>
-      <w:hyperlink r:id="rId121">
-        <w:r>
-          <w:rPr>
-            <w:lang w:val="fr_FR" w:bidi="fr_FR"/>
-          </w:rPr>
-          <w:rPr>
-            <w:color w:val="0000EE"/>
-            <w:u w:val="single"/>
-          </w:rPr>
-          <w:t>1 Chroniques 21.1–30</w:t>
-        </w:r>
-      </w:hyperlink>
-      <w:r>
-        <w:rPr>
-          <w:lang w:val="fr_FR" w:bidi="fr_FR"/>
-        </w:rPr>
-        <w:t xml:space="preserve"> ; </w:t>
-      </w:r>
-      <w:hyperlink r:id="rId122">
-        <w:r>
-          <w:rPr>
-            <w:lang w:val="fr_FR" w:bidi="fr_FR"/>
-          </w:rPr>
-          <w:rPr>
-            <w:color w:val="0000EE"/>
-            <w:u w:val="single"/>
-          </w:rPr>
-          <w:t>Job 1.8–2.10</w:t>
-        </w:r>
-      </w:hyperlink>
-      <w:r>
-        <w:rPr>
-          <w:lang w:val="fr_FR" w:bidi="fr_FR"/>
-        </w:rPr>
-        <w:t xml:space="preserve"> ; </w:t>
-      </w:r>
-      <w:hyperlink r:id="rId123">
-        <w:r>
-          <w:rPr>
-            <w:lang w:val="fr_FR" w:bidi="fr_FR"/>
-          </w:rPr>
-          <w:rPr>
-            <w:color w:val="0000EE"/>
-            <w:u w:val="single"/>
-          </w:rPr>
-          <w:t>Matthieu 4.1–11</w:t>
-        </w:r>
-      </w:hyperlink>
-      <w:r>
-        <w:rPr>
-          <w:lang w:val="fr_FR" w:bidi="fr_FR"/>
-        </w:rPr>
-        <w:t xml:space="preserve"> ; </w:t>
-      </w:r>
-      <w:hyperlink r:id="rId124">
-        <w:r>
-          <w:rPr>
-            <w:lang w:val="fr_FR" w:bidi="fr_FR"/>
-          </w:rPr>
-          <w:rPr>
-            <w:color w:val="0000EE"/>
-            <w:u w:val="single"/>
-          </w:rPr>
-          <w:t>12.22–37</w:t>
-        </w:r>
-      </w:hyperlink>
-      <w:r>
-        <w:rPr>
-          <w:lang w:val="fr_FR" w:bidi="fr_FR"/>
-        </w:rPr>
-        <w:t xml:space="preserve"> ; </w:t>
-      </w:r>
-      <w:hyperlink r:id="rId125">
-        <w:r>
-          <w:rPr>
-            <w:lang w:val="fr_FR" w:bidi="fr_FR"/>
-          </w:rPr>
-          <w:rPr>
-            <w:color w:val="0000EE"/>
-            <w:u w:val="single"/>
-          </w:rPr>
-          <w:t>Marc 8.31–33</w:t>
-        </w:r>
-      </w:hyperlink>
-      <w:r>
-        <w:rPr>
-          <w:lang w:val="fr_FR" w:bidi="fr_FR"/>
-        </w:rPr>
-        <w:t xml:space="preserve"> ; </w:t>
-      </w:r>
-      <w:hyperlink r:id="rId126">
-        <w:r>
-          <w:rPr>
-            <w:lang w:val="fr_FR" w:bidi="fr_FR"/>
-          </w:rPr>
-          <w:rPr>
-            <w:color w:val="0000EE"/>
-            <w:u w:val="single"/>
-          </w:rPr>
-          <w:t>Jean 13.21–31</w:t>
-        </w:r>
-      </w:hyperlink>
-      <w:r>
-        <w:rPr>
-          <w:lang w:val="fr_FR" w:bidi="fr_FR"/>
-        </w:rPr>
-        <w:t xml:space="preserve"> ; </w:t>
-      </w:r>
-      <w:hyperlink r:id="rId127">
-        <w:r>
-          <w:rPr>
-            <w:lang w:val="fr_FR" w:bidi="fr_FR"/>
-          </w:rPr>
-          <w:rPr>
-            <w:color w:val="0000EE"/>
-            <w:u w:val="single"/>
-          </w:rPr>
-          <w:t>Romains 8.28</w:t>
-        </w:r>
-      </w:hyperlink>
-      <w:r>
-        <w:rPr>
-          <w:lang w:val="fr_FR" w:bidi="fr_FR"/>
-        </w:rPr>
-        <w:t xml:space="preserve"> ; </w:t>
-      </w:r>
-      <w:hyperlink r:id="rId128">
-        <w:r>
-          <w:rPr>
-            <w:lang w:val="fr_FR" w:bidi="fr_FR"/>
-          </w:rPr>
-          <w:rPr>
-            <w:color w:val="0000EE"/>
-            <w:u w:val="single"/>
-          </w:rPr>
-          <w:t>1 Corinthiens 5.1–5</w:t>
-        </w:r>
-      </w:hyperlink>
-      <w:r>
-        <w:rPr>
-          <w:lang w:val="fr_FR" w:bidi="fr_FR"/>
-        </w:rPr>
-        <w:t xml:space="preserve"> ; </w:t>
-      </w:r>
-      <w:hyperlink r:id="rId129">
-        <w:r>
-          <w:rPr>
-            <w:lang w:val="fr_FR" w:bidi="fr_FR"/>
-          </w:rPr>
-          <w:rPr>
-            <w:color w:val="0000EE"/>
-            <w:u w:val="single"/>
-          </w:rPr>
-          <w:t>2 Corinthiens 12.6–10</w:t>
-        </w:r>
-      </w:hyperlink>
-      <w:r>
-        <w:rPr>
-          <w:lang w:val="fr_FR" w:bidi="fr_FR"/>
-        </w:rPr>
-        <w:t xml:space="preserve"> ; </w:t>
-      </w:r>
-      <w:hyperlink r:id="rId130">
-        <w:r>
-          <w:rPr>
-            <w:lang w:val="fr_FR" w:bidi="fr_FR"/>
-          </w:rPr>
-          <w:rPr>
-            <w:color w:val="0000EE"/>
-            <w:u w:val="single"/>
-          </w:rPr>
-          <w:t>Éphésiens 2.1–7</w:t>
-        </w:r>
-      </w:hyperlink>
-      <w:r>
-        <w:rPr>
-          <w:lang w:val="fr_FR" w:bidi="fr_FR"/>
-        </w:rPr>
-        <w:t xml:space="preserve"> ; </w:t>
-      </w:r>
-      <w:hyperlink r:id="rId131">
-        <w:r>
-          <w:rPr>
-            <w:lang w:val="fr_FR" w:bidi="fr_FR"/>
-          </w:rPr>
-          <w:rPr>
-            <w:color w:val="0000EE"/>
-            <w:u w:val="single"/>
-          </w:rPr>
-          <w:t>Apocalypse 20.1–3</w:t>
-        </w:r>
-      </w:hyperlink>
+      <w:r>
+        <w:rPr>
+          <w:lang w:val="fr_FR" w:bidi="fr_FR"/>
+        </w:rPr>
+        <w:t>2 Samuel 24.1–25</w:t>
+      </w:r>
+      <w:r>
+        <w:rPr>
+          <w:lang w:val="fr_FR" w:bidi="fr_FR"/>
+        </w:rPr>
+        <w:t xml:space="preserve"> ; </w:t>
+      </w:r>
+      <w:r>
+        <w:rPr>
+          <w:lang w:val="fr_FR" w:bidi="fr_FR"/>
+        </w:rPr>
+        <w:t>1 Chroniques 21.1–30</w:t>
+      </w:r>
+      <w:r>
+        <w:rPr>
+          <w:lang w:val="fr_FR" w:bidi="fr_FR"/>
+        </w:rPr>
+        <w:t xml:space="preserve"> ; </w:t>
+      </w:r>
+      <w:r>
+        <w:rPr>
+          <w:lang w:val="fr_FR" w:bidi="fr_FR"/>
+        </w:rPr>
+        <w:t>Job 1.8–2.10</w:t>
+      </w:r>
+      <w:r>
+        <w:rPr>
+          <w:lang w:val="fr_FR" w:bidi="fr_FR"/>
+        </w:rPr>
+        <w:t xml:space="preserve"> ; </w:t>
+      </w:r>
+      <w:r>
+        <w:rPr>
+          <w:lang w:val="fr_FR" w:bidi="fr_FR"/>
+        </w:rPr>
+        <w:t>Matthieu 4.1–11</w:t>
+      </w:r>
+      <w:r>
+        <w:rPr>
+          <w:lang w:val="fr_FR" w:bidi="fr_FR"/>
+        </w:rPr>
+        <w:t xml:space="preserve"> ; </w:t>
+      </w:r>
+      <w:r>
+        <w:rPr>
+          <w:lang w:val="fr_FR" w:bidi="fr_FR"/>
+        </w:rPr>
+        <w:t>12.22–37</w:t>
+      </w:r>
+      <w:r>
+        <w:rPr>
+          <w:lang w:val="fr_FR" w:bidi="fr_FR"/>
+        </w:rPr>
+        <w:t xml:space="preserve"> ; </w:t>
+      </w:r>
+      <w:r>
+        <w:rPr>
+          <w:lang w:val="fr_FR" w:bidi="fr_FR"/>
+        </w:rPr>
+        <w:t>Marc 8.31–33</w:t>
+      </w:r>
+      <w:r>
+        <w:rPr>
+          <w:lang w:val="fr_FR" w:bidi="fr_FR"/>
+        </w:rPr>
+        <w:t xml:space="preserve"> ; </w:t>
+      </w:r>
+      <w:r>
+        <w:rPr>
+          <w:lang w:val="fr_FR" w:bidi="fr_FR"/>
+        </w:rPr>
+        <w:t>Jean 13.21–31</w:t>
+      </w:r>
+      <w:r>
+        <w:rPr>
+          <w:lang w:val="fr_FR" w:bidi="fr_FR"/>
+        </w:rPr>
+        <w:t xml:space="preserve"> ; </w:t>
+      </w:r>
+      <w:r>
+        <w:rPr>
+          <w:lang w:val="fr_FR" w:bidi="fr_FR"/>
+        </w:rPr>
+        <w:t>Romains 8.28</w:t>
+      </w:r>
+      <w:r>
+        <w:rPr>
+          <w:lang w:val="fr_FR" w:bidi="fr_FR"/>
+        </w:rPr>
+        <w:t xml:space="preserve"> ; </w:t>
+      </w:r>
+      <w:r>
+        <w:rPr>
+          <w:lang w:val="fr_FR" w:bidi="fr_FR"/>
+        </w:rPr>
+        <w:t>1 Corinthiens 5.1–5</w:t>
+      </w:r>
+      <w:r>
+        <w:rPr>
+          <w:lang w:val="fr_FR" w:bidi="fr_FR"/>
+        </w:rPr>
+        <w:t xml:space="preserve"> ; </w:t>
+      </w:r>
+      <w:r>
+        <w:rPr>
+          <w:lang w:val="fr_FR" w:bidi="fr_FR"/>
+        </w:rPr>
+        <w:t>2 Corinthiens 12.6–10</w:t>
+      </w:r>
+      <w:r>
+        <w:rPr>
+          <w:lang w:val="fr_FR" w:bidi="fr_FR"/>
+        </w:rPr>
+        <w:t xml:space="preserve"> ; </w:t>
+      </w:r>
+      <w:r>
+        <w:rPr>
+          <w:lang w:val="fr_FR" w:bidi="fr_FR"/>
+        </w:rPr>
+        <w:t>Éphésiens 2.1–7</w:t>
+      </w:r>
+      <w:r>
+        <w:rPr>
+          <w:lang w:val="fr_FR" w:bidi="fr_FR"/>
+        </w:rPr>
+        <w:t xml:space="preserve"> ; </w:t>
+      </w:r>
+      <w:r>
+        <w:rPr>
+          <w:lang w:val="fr_FR" w:bidi="fr_FR"/>
+        </w:rPr>
+        <w:t>Apocalypse 20.1–3</w:t>
+      </w:r>
       <w:r>
         <w:rPr>
           <w:lang w:val="fr_FR" w:bidi="fr_FR"/>
         </w:rPr>
         <w:t xml:space="preserve">, </w:t>
       </w:r>
-      <w:hyperlink r:id="rId132">
-        <w:r>
-          <w:rPr>
-            <w:lang w:val="fr_FR" w:bidi="fr_FR"/>
-          </w:rPr>
-          <w:rPr>
-            <w:color w:val="0000EE"/>
-            <w:u w:val="single"/>
-          </w:rPr>
-          <w:t>7–10</w:t>
-        </w:r>
-      </w:hyperlink>
+      <w:r>
+        <w:rPr>
+          <w:lang w:val="fr_FR" w:bidi="fr_FR"/>
+        </w:rPr>
+        <w:t>7–10</w:t>
+      </w:r>
       <w:r>
         <w:rPr>
           <w:lang w:val="fr_FR" w:bidi="fr_FR"/>
@@ -3433,36 +2611,24 @@
         </w:rPr>
         <w:t>Lorsque Dieu fait de Jérémie son prophète, il lui promet de le protéger. Cette protection est principalement de nature spirituelle, car le Seigneur lui donne une force intérieure « comme une ville forte » (</w:t>
       </w:r>
-      <w:hyperlink r:id="rId133">
-        <w:r>
-          <w:rPr>
-            <w:lang w:val="fr_FR" w:bidi="fr_FR"/>
-          </w:rPr>
-          <w:rPr>
-            <w:color w:val="0000EE"/>
-            <w:u w:val="single"/>
-          </w:rPr>
-          <w:t>Jr 1.18</w:t>
-        </w:r>
-      </w:hyperlink>
+      <w:r>
+        <w:rPr>
+          <w:lang w:val="fr_FR" w:bidi="fr_FR"/>
+        </w:rPr>
+        <w:t>Jr 1.18</w:t>
+      </w:r>
       <w:r>
         <w:rPr>
           <w:lang w:val="fr_FR" w:bidi="fr_FR"/>
         </w:rPr>
         <w:t>). La protection de Dieu est aussi physique : « Ils te feront la guerre, mais ils ne te vaincront pas » (</w:t>
       </w:r>
-      <w:hyperlink r:id="rId134">
-        <w:r>
-          <w:rPr>
-            <w:lang w:val="fr_FR" w:bidi="fr_FR"/>
-          </w:rPr>
-          <w:rPr>
-            <w:color w:val="0000EE"/>
-            <w:u w:val="single"/>
-          </w:rPr>
-          <w:t>1.19</w:t>
-        </w:r>
-      </w:hyperlink>
+      <w:r>
+        <w:rPr>
+          <w:lang w:val="fr_FR" w:bidi="fr_FR"/>
+        </w:rPr>
+        <w:t>1.19</w:t>
+      </w:r>
       <w:r>
         <w:rPr>
           <w:lang w:val="fr_FR" w:bidi="fr_FR"/>
@@ -3507,18 +2673,12 @@
         </w:rPr>
         <w:t xml:space="preserve">). Le roi et ses officiers deviennent rapidement hostiles envers Jérémie et représentent une menace pour sa vie. Cependant, l’Éternel promet de le protéger (voir </w:t>
       </w:r>
-      <w:hyperlink r:id="rId135">
-        <w:r>
-          <w:rPr>
-            <w:lang w:val="fr_FR" w:bidi="fr_FR"/>
-          </w:rPr>
-          <w:rPr>
-            <w:color w:val="0000EE"/>
-            <w:u w:val="single"/>
-          </w:rPr>
-          <w:t>Jr 11.18–23</w:t>
-        </w:r>
-      </w:hyperlink>
+      <w:r>
+        <w:rPr>
+          <w:lang w:val="fr_FR" w:bidi="fr_FR"/>
+        </w:rPr>
+        <w:t>Jr 11.18–23</w:t>
+      </w:r>
       <w:r>
         <w:rPr>
           <w:lang w:val="fr_FR" w:bidi="fr_FR"/>
@@ -3551,54 +2711,36 @@
         </w:rPr>
         <w:t>arrête, frappe et fait enchaîner Jérémie (</w:t>
       </w:r>
-      <w:hyperlink r:id="rId136">
-        <w:r>
-          <w:rPr>
-            <w:lang w:val="fr_FR" w:bidi="fr_FR"/>
-          </w:rPr>
-          <w:rPr>
-            <w:color w:val="0000EE"/>
-            <w:u w:val="single"/>
-          </w:rPr>
-          <w:t>Jr 20.1–2</w:t>
-        </w:r>
-      </w:hyperlink>
+      <w:r>
+        <w:rPr>
+          <w:lang w:val="fr_FR" w:bidi="fr_FR"/>
+        </w:rPr>
+        <w:t>Jr 20.1–2</w:t>
+      </w:r>
       <w:r>
         <w:rPr>
           <w:lang w:val="fr_FR" w:bidi="fr_FR"/>
         </w:rPr>
         <w:t>). Celui-ci demande à l’Éternel pourquoi il l'a trompé. Mais le prophète comprend très vite qu'il peut et doit lui faire confiance (</w:t>
       </w:r>
-      <w:hyperlink r:id="rId137">
-        <w:r>
-          <w:rPr>
-            <w:lang w:val="fr_FR" w:bidi="fr_FR"/>
-          </w:rPr>
-          <w:rPr>
-            <w:color w:val="0000EE"/>
-            <w:u w:val="single"/>
-          </w:rPr>
-          <w:t>20.7–13</w:t>
-        </w:r>
-      </w:hyperlink>
+      <w:r>
+        <w:rPr>
+          <w:lang w:val="fr_FR" w:bidi="fr_FR"/>
+        </w:rPr>
+        <w:t>20.7–13</w:t>
+      </w:r>
       <w:r>
         <w:rPr>
           <w:lang w:val="fr_FR" w:bidi="fr_FR"/>
         </w:rPr>
         <w:t xml:space="preserve">). Au début de son règne, le roi Jojakim le fait arrêter et juger (chap. </w:t>
       </w:r>
-      <w:hyperlink r:id="rId138">
-        <w:r>
-          <w:rPr>
-            <w:lang w:val="fr_FR" w:bidi="fr_FR"/>
-          </w:rPr>
-          <w:rPr>
-            <w:color w:val="0000EE"/>
-            <w:u w:val="single"/>
-          </w:rPr>
-          <w:t>26</w:t>
-        </w:r>
-      </w:hyperlink>
+      <w:r>
+        <w:rPr>
+          <w:lang w:val="fr_FR" w:bidi="fr_FR"/>
+        </w:rPr>
+        <w:t>26</w:t>
+      </w:r>
       <w:r>
         <w:rPr>
           <w:lang w:val="fr_FR" w:bidi="fr_FR"/>
@@ -3631,18 +2773,12 @@
         </w:rPr>
         <w:t>Certains anciens qui ont été au service du roi Josias protègent Jérémie. Ils rappellent aux autres anciens et officiers comment le roi Ézéchias avait réagit avec foi face au danger un siècle plus tôt. Achikam réussit à sauver la vie de Jérémie (</w:t>
       </w:r>
-      <w:hyperlink r:id="rId139">
-        <w:r>
-          <w:rPr>
-            <w:lang w:val="fr_FR" w:bidi="fr_FR"/>
-          </w:rPr>
-          <w:rPr>
-            <w:color w:val="0000EE"/>
-            <w:u w:val="single"/>
-          </w:rPr>
-          <w:t>Jr 26.24</w:t>
-        </w:r>
-      </w:hyperlink>
+      <w:r>
+        <w:rPr>
+          <w:lang w:val="fr_FR" w:bidi="fr_FR"/>
+        </w:rPr>
+        <w:t>Jr 26.24</w:t>
+      </w:r>
       <w:r>
         <w:rPr>
           <w:lang w:val="fr_FR" w:bidi="fr_FR"/>
@@ -3661,36 +2797,24 @@
         </w:rPr>
         <w:t xml:space="preserve"> aide Jérémie à rester caché jusqu'à la mort du roi (</w:t>
       </w:r>
-      <w:hyperlink r:id="rId140">
-        <w:r>
-          <w:rPr>
-            <w:lang w:val="fr_FR" w:bidi="fr_FR"/>
-          </w:rPr>
-          <w:rPr>
-            <w:color w:val="0000EE"/>
-            <w:u w:val="single"/>
-          </w:rPr>
-          <w:t>36.19–20</w:t>
-        </w:r>
-      </w:hyperlink>
+      <w:r>
+        <w:rPr>
+          <w:lang w:val="fr_FR" w:bidi="fr_FR"/>
+        </w:rPr>
+        <w:t>36.19–20</w:t>
+      </w:r>
       <w:r>
         <w:rPr>
           <w:lang w:val="fr_FR" w:bidi="fr_FR"/>
         </w:rPr>
         <w:t xml:space="preserve">, </w:t>
       </w:r>
-      <w:hyperlink r:id="rId141">
-        <w:r>
-          <w:rPr>
-            <w:lang w:val="fr_FR" w:bidi="fr_FR"/>
-          </w:rPr>
-          <w:rPr>
-            <w:color w:val="0000EE"/>
-            <w:u w:val="single"/>
-          </w:rPr>
-          <w:t>26</w:t>
-        </w:r>
-      </w:hyperlink>
+      <w:r>
+        <w:rPr>
+          <w:lang w:val="fr_FR" w:bidi="fr_FR"/>
+        </w:rPr>
+        <w:t>26</w:t>
+      </w:r>
       <w:r>
         <w:rPr>
           <w:lang w:val="fr_FR" w:bidi="fr_FR"/>
@@ -3711,18 +2835,12 @@
         </w:rPr>
         <w:t>Sédécias, le nouveau roi, traite Jérémie avec plus de bienveillance. Pourtant, Jérémie est en danger plusieurs fois alors que Jérusalem est assiégée par les Babyloniens. À un moment donné, les officiers du roi le jettent dans un puits boueux (une citerne). Dieu le protège en inspirant Ébed-Mélec, un étranger, à le sauver. Sédécias enferme alors Jérémie pour le protéger (</w:t>
       </w:r>
-      <w:hyperlink r:id="rId142">
-        <w:r>
-          <w:rPr>
-            <w:lang w:val="fr_FR" w:bidi="fr_FR"/>
-          </w:rPr>
-          <w:rPr>
-            <w:color w:val="0000EE"/>
-            <w:u w:val="single"/>
-          </w:rPr>
-          <w:t>Jérémie 38</w:t>
-        </w:r>
-      </w:hyperlink>
+      <w:r>
+        <w:rPr>
+          <w:lang w:val="fr_FR" w:bidi="fr_FR"/>
+        </w:rPr>
+        <w:t>Jérémie 38</w:t>
+      </w:r>
       <w:r>
         <w:rPr>
           <w:lang w:val="fr_FR" w:bidi="fr_FR"/>
@@ -3743,54 +2861,36 @@
         </w:rPr>
         <w:t>Jérémie survit à la capture de Jérusalem par les Babyloniens. Alors qu'il va être emmené captif à Babylone, Dieu influence le général babylonien, qui le libère en lui offrant un choix : il peut se rendre à Babylone en homme libre ou rester avec Guedalia, le nouveau gouverneur de Juda (</w:t>
       </w:r>
-      <w:hyperlink r:id="rId143">
-        <w:r>
-          <w:rPr>
-            <w:lang w:val="fr_FR" w:bidi="fr_FR"/>
-          </w:rPr>
-          <w:rPr>
-            <w:color w:val="0000EE"/>
-            <w:u w:val="single"/>
-          </w:rPr>
-          <w:t>Jr 39.11–14</w:t>
-        </w:r>
-      </w:hyperlink>
-      <w:r>
-        <w:rPr>
-          <w:lang w:val="fr_FR" w:bidi="fr_FR"/>
-        </w:rPr>
-        <w:t xml:space="preserve"> ; </w:t>
-      </w:r>
-      <w:hyperlink r:id="rId144">
-        <w:r>
-          <w:rPr>
-            <w:lang w:val="fr_FR" w:bidi="fr_FR"/>
-          </w:rPr>
-          <w:rPr>
-            <w:color w:val="0000EE"/>
-            <w:u w:val="single"/>
-          </w:rPr>
-          <w:t>40.1–6</w:t>
-        </w:r>
-      </w:hyperlink>
+      <w:r>
+        <w:rPr>
+          <w:lang w:val="fr_FR" w:bidi="fr_FR"/>
+        </w:rPr>
+        <w:t>Jr 39.11–14</w:t>
+      </w:r>
+      <w:r>
+        <w:rPr>
+          <w:lang w:val="fr_FR" w:bidi="fr_FR"/>
+        </w:rPr>
+        <w:t xml:space="preserve"> ; </w:t>
+      </w:r>
+      <w:r>
+        <w:rPr>
+          <w:lang w:val="fr_FR" w:bidi="fr_FR"/>
+        </w:rPr>
+        <w:t>40.1–6</w:t>
+      </w:r>
       <w:r>
         <w:rPr>
           <w:lang w:val="fr_FR" w:bidi="fr_FR"/>
         </w:rPr>
         <w:t>). Dieu protège également Jérémie de Jochanan et de son groupe, qui forcent Jérémie et Baruc à aller en Égypte (</w:t>
       </w:r>
-      <w:hyperlink r:id="rId145">
-        <w:r>
-          <w:rPr>
-            <w:lang w:val="fr_FR" w:bidi="fr_FR"/>
-          </w:rPr>
-          <w:rPr>
-            <w:color w:val="0000EE"/>
-            <w:u w:val="single"/>
-          </w:rPr>
-          <w:t>43.1–7</w:t>
-        </w:r>
-      </w:hyperlink>
+      <w:r>
+        <w:rPr>
+          <w:lang w:val="fr_FR" w:bidi="fr_FR"/>
+        </w:rPr>
+        <w:t>43.1–7</w:t>
+      </w:r>
       <w:r>
         <w:rPr>
           <w:lang w:val="fr_FR" w:bidi="fr_FR"/>
@@ -3811,162 +2911,108 @@
         </w:rPr>
         <w:t xml:space="preserve">Ainsi Dieu tient ses promesses envers Jérémie. Il continue de tenir ses promesses envers tout son peuple. Il ne promet pas de toujours protéger physiquement ceux qui le servent (voir </w:t>
       </w:r>
-      <w:hyperlink r:id="rId146">
-        <w:r>
-          <w:rPr>
-            <w:lang w:val="fr_FR" w:bidi="fr_FR"/>
-          </w:rPr>
-          <w:rPr>
-            <w:color w:val="0000EE"/>
-            <w:u w:val="single"/>
-          </w:rPr>
-          <w:t>2Co 6.4–5</w:t>
-        </w:r>
-      </w:hyperlink>
-      <w:r>
-        <w:rPr>
-          <w:lang w:val="fr_FR" w:bidi="fr_FR"/>
-        </w:rPr>
-        <w:t xml:space="preserve"> ; </w:t>
-      </w:r>
-      <w:hyperlink r:id="rId147">
-        <w:r>
-          <w:rPr>
-            <w:lang w:val="fr_FR" w:bidi="fr_FR"/>
-          </w:rPr>
-          <w:rPr>
-            <w:color w:val="0000EE"/>
-            <w:u w:val="single"/>
-          </w:rPr>
-          <w:t>2Tm 2.10–13</w:t>
-        </w:r>
-      </w:hyperlink>
-      <w:r>
-        <w:rPr>
-          <w:lang w:val="fr_FR" w:bidi="fr_FR"/>
-        </w:rPr>
-        <w:t xml:space="preserve"> ; </w:t>
-      </w:r>
-      <w:hyperlink r:id="rId148">
-        <w:r>
-          <w:rPr>
-            <w:lang w:val="fr_FR" w:bidi="fr_FR"/>
-          </w:rPr>
-          <w:rPr>
-            <w:color w:val="0000EE"/>
-            <w:u w:val="single"/>
-          </w:rPr>
-          <w:t>3.11–13</w:t>
-        </w:r>
-      </w:hyperlink>
-      <w:r>
-        <w:rPr>
-          <w:lang w:val="fr_FR" w:bidi="fr_FR"/>
-        </w:rPr>
-        <w:t xml:space="preserve"> ; </w:t>
-      </w:r>
-      <w:hyperlink r:id="rId149">
-        <w:r>
-          <w:rPr>
-            <w:lang w:val="fr_FR" w:bidi="fr_FR"/>
-          </w:rPr>
-          <w:rPr>
-            <w:color w:val="0000EE"/>
-            <w:u w:val="single"/>
-          </w:rPr>
-          <w:t>1P 2.21–23</w:t>
-        </w:r>
-      </w:hyperlink>
-      <w:r>
-        <w:rPr>
-          <w:lang w:val="fr_FR" w:bidi="fr_FR"/>
-        </w:rPr>
-        <w:t xml:space="preserve"> ; </w:t>
-      </w:r>
-      <w:hyperlink r:id="rId150">
-        <w:r>
-          <w:rPr>
-            <w:lang w:val="fr_FR" w:bidi="fr_FR"/>
-          </w:rPr>
-          <w:rPr>
-            <w:color w:val="0000EE"/>
-            <w:u w:val="single"/>
-          </w:rPr>
-          <w:t>3.14–17</w:t>
-        </w:r>
-      </w:hyperlink>
-      <w:r>
-        <w:rPr>
-          <w:lang w:val="fr_FR" w:bidi="fr_FR"/>
-        </w:rPr>
-        <w:t xml:space="preserve"> ; </w:t>
-      </w:r>
-      <w:hyperlink r:id="rId151">
-        <w:r>
-          <w:rPr>
-            <w:lang w:val="fr_FR" w:bidi="fr_FR"/>
-          </w:rPr>
-          <w:rPr>
-            <w:color w:val="0000EE"/>
-            <w:u w:val="single"/>
-          </w:rPr>
-          <w:t>Ap 14.12</w:t>
-        </w:r>
-      </w:hyperlink>
+      <w:r>
+        <w:rPr>
+          <w:lang w:val="fr_FR" w:bidi="fr_FR"/>
+        </w:rPr>
+        <w:t>2Co 6.4–5</w:t>
+      </w:r>
+      <w:r>
+        <w:rPr>
+          <w:lang w:val="fr_FR" w:bidi="fr_FR"/>
+        </w:rPr>
+        <w:t xml:space="preserve"> ; </w:t>
+      </w:r>
+      <w:r>
+        <w:rPr>
+          <w:lang w:val="fr_FR" w:bidi="fr_FR"/>
+        </w:rPr>
+        <w:t>2Tm 2.10–13</w:t>
+      </w:r>
+      <w:r>
+        <w:rPr>
+          <w:lang w:val="fr_FR" w:bidi="fr_FR"/>
+        </w:rPr>
+        <w:t xml:space="preserve"> ; </w:t>
+      </w:r>
+      <w:r>
+        <w:rPr>
+          <w:lang w:val="fr_FR" w:bidi="fr_FR"/>
+        </w:rPr>
+        <w:t>3.11–13</w:t>
+      </w:r>
+      <w:r>
+        <w:rPr>
+          <w:lang w:val="fr_FR" w:bidi="fr_FR"/>
+        </w:rPr>
+        <w:t xml:space="preserve"> ; </w:t>
+      </w:r>
+      <w:r>
+        <w:rPr>
+          <w:lang w:val="fr_FR" w:bidi="fr_FR"/>
+        </w:rPr>
+        <w:t>1P 2.21–23</w:t>
+      </w:r>
+      <w:r>
+        <w:rPr>
+          <w:lang w:val="fr_FR" w:bidi="fr_FR"/>
+        </w:rPr>
+        <w:t xml:space="preserve"> ; </w:t>
+      </w:r>
+      <w:r>
+        <w:rPr>
+          <w:lang w:val="fr_FR" w:bidi="fr_FR"/>
+        </w:rPr>
+        <w:t>3.14–17</w:t>
+      </w:r>
+      <w:r>
+        <w:rPr>
+          <w:lang w:val="fr_FR" w:bidi="fr_FR"/>
+        </w:rPr>
+        <w:t xml:space="preserve"> ; </w:t>
+      </w:r>
+      <w:r>
+        <w:rPr>
+          <w:lang w:val="fr_FR" w:bidi="fr_FR"/>
+        </w:rPr>
+        <w:t>Ap 14.12</w:t>
+      </w:r>
       <w:r>
         <w:rPr>
           <w:lang w:val="fr_FR" w:bidi="fr_FR"/>
         </w:rPr>
         <w:t>). Mais il promet d'être avec eux pour les aider et promet aussi le salut éternel à ceux qui s'appuient sur lui (</w:t>
       </w:r>
-      <w:hyperlink r:id="rId152">
-        <w:r>
-          <w:rPr>
-            <w:lang w:val="fr_FR" w:bidi="fr_FR"/>
-          </w:rPr>
-          <w:rPr>
-            <w:color w:val="0000EE"/>
-            <w:u w:val="single"/>
-          </w:rPr>
-          <w:t>Jc 1.12</w:t>
-        </w:r>
-      </w:hyperlink>
-      <w:r>
-        <w:rPr>
-          <w:lang w:val="fr_FR" w:bidi="fr_FR"/>
-        </w:rPr>
-        <w:t xml:space="preserve"> ; </w:t>
-      </w:r>
-      <w:hyperlink r:id="rId153">
-        <w:r>
-          <w:rPr>
-            <w:lang w:val="fr_FR" w:bidi="fr_FR"/>
-          </w:rPr>
-          <w:rPr>
-            <w:color w:val="0000EE"/>
-            <w:u w:val="single"/>
-          </w:rPr>
-          <w:t>1P 1.6–9</w:t>
-        </w:r>
-      </w:hyperlink>
-      <w:r>
-        <w:rPr>
-          <w:lang w:val="fr_FR" w:bidi="fr_FR"/>
-        </w:rPr>
-        <w:t xml:space="preserve"> ; </w:t>
-      </w:r>
-      <w:hyperlink r:id="rId154">
-        <w:r>
-          <w:rPr>
-            <w:lang w:val="fr_FR" w:bidi="fr_FR"/>
-          </w:rPr>
-          <w:rPr>
-            <w:color w:val="0000EE"/>
-            <w:u w:val="single"/>
-          </w:rPr>
-          <w:t>4.12–19</w:t>
-        </w:r>
-      </w:hyperlink>
+      <w:r>
+        <w:rPr>
+          <w:lang w:val="fr_FR" w:bidi="fr_FR"/>
+        </w:rPr>
+        <w:t>Jc 1.12</w:t>
+      </w:r>
+      <w:r>
+        <w:rPr>
+          <w:lang w:val="fr_FR" w:bidi="fr_FR"/>
+        </w:rPr>
+        <w:t xml:space="preserve"> ; </w:t>
+      </w:r>
+      <w:r>
+        <w:rPr>
+          <w:lang w:val="fr_FR" w:bidi="fr_FR"/>
+        </w:rPr>
+        <w:t>1P 1.6–9</w:t>
+      </w:r>
+      <w:r>
+        <w:rPr>
+          <w:lang w:val="fr_FR" w:bidi="fr_FR"/>
+        </w:rPr>
+        <w:t xml:space="preserve"> ; </w:t>
+      </w:r>
+      <w:r>
+        <w:rPr>
+          <w:lang w:val="fr_FR" w:bidi="fr_FR"/>
+        </w:rPr>
+        <w:t>4.12–19</w:t>
+      </w:r>
       <w:r>
         <w:rPr>
           <w:lang w:val="fr_FR" w:bidi="fr_FR"/>
@@ -3996,486 +3042,324 @@
           <w:lang w:val="fr_FR" w:bidi="fr_FR"/>
         </w:rPr>
       </w:r>
-      <w:hyperlink r:id="rId155">
-        <w:r>
-          <w:rPr>
-            <w:lang w:val="fr_FR" w:bidi="fr_FR"/>
-          </w:rPr>
-          <w:rPr>
-            <w:color w:val="0000EE"/>
-            <w:u w:val="single"/>
-          </w:rPr>
-          <w:t>Genèse 20.3–7</w:t>
-        </w:r>
-      </w:hyperlink>
-      <w:r>
-        <w:rPr>
-          <w:lang w:val="fr_FR" w:bidi="fr_FR"/>
-        </w:rPr>
-        <w:t xml:space="preserve"> ; </w:t>
-      </w:r>
-      <w:hyperlink r:id="rId156">
-        <w:r>
-          <w:rPr>
-            <w:lang w:val="fr_FR" w:bidi="fr_FR"/>
-          </w:rPr>
-          <w:rPr>
-            <w:color w:val="0000EE"/>
-            <w:u w:val="single"/>
-          </w:rPr>
-          <w:t>31.24</w:t>
-        </w:r>
-      </w:hyperlink>
-      <w:r>
-        <w:rPr>
-          <w:lang w:val="fr_FR" w:bidi="fr_FR"/>
-        </w:rPr>
-        <w:t xml:space="preserve"> ; </w:t>
-      </w:r>
-      <w:hyperlink r:id="rId157">
-        <w:r>
-          <w:rPr>
-            <w:lang w:val="fr_FR" w:bidi="fr_FR"/>
-          </w:rPr>
-          <w:rPr>
-            <w:color w:val="0000EE"/>
-            <w:u w:val="single"/>
-          </w:rPr>
-          <w:t>Nombres 14.10–35</w:t>
-        </w:r>
-      </w:hyperlink>
-      <w:r>
-        <w:rPr>
-          <w:lang w:val="fr_FR" w:bidi="fr_FR"/>
-        </w:rPr>
-        <w:t xml:space="preserve"> ; </w:t>
-      </w:r>
-      <w:hyperlink r:id="rId158">
-        <w:r>
-          <w:rPr>
-            <w:lang w:val="fr_FR" w:bidi="fr_FR"/>
-          </w:rPr>
-          <w:rPr>
-            <w:color w:val="0000EE"/>
-            <w:u w:val="single"/>
-          </w:rPr>
-          <w:t>2 Rois 6.14–20</w:t>
-        </w:r>
-      </w:hyperlink>
-      <w:r>
-        <w:rPr>
-          <w:lang w:val="fr_FR" w:bidi="fr_FR"/>
-        </w:rPr>
-        <w:t xml:space="preserve"> ; </w:t>
-      </w:r>
-      <w:hyperlink r:id="rId159">
-        <w:r>
-          <w:rPr>
-            <w:lang w:val="fr_FR" w:bidi="fr_FR"/>
-          </w:rPr>
-          <w:rPr>
-            <w:color w:val="0000EE"/>
-            <w:u w:val="single"/>
-          </w:rPr>
-          <w:t>Job 1.9–11</w:t>
-        </w:r>
-      </w:hyperlink>
-      <w:r>
-        <w:rPr>
-          <w:lang w:val="fr_FR" w:bidi="fr_FR"/>
-        </w:rPr>
-        <w:t xml:space="preserve"> ; </w:t>
-      </w:r>
-      <w:hyperlink r:id="rId160">
-        <w:r>
-          <w:rPr>
-            <w:lang w:val="fr_FR" w:bidi="fr_FR"/>
-          </w:rPr>
-          <w:rPr>
-            <w:color w:val="0000EE"/>
-            <w:u w:val="single"/>
-          </w:rPr>
-          <w:t>Psaume 91.1–16</w:t>
-        </w:r>
-      </w:hyperlink>
-      <w:r>
-        <w:rPr>
-          <w:lang w:val="fr_FR" w:bidi="fr_FR"/>
-        </w:rPr>
-        <w:t xml:space="preserve"> ; </w:t>
-      </w:r>
-      <w:hyperlink r:id="rId161">
-        <w:r>
-          <w:rPr>
-            <w:lang w:val="fr_FR" w:bidi="fr_FR"/>
-          </w:rPr>
-          <w:rPr>
-            <w:color w:val="0000EE"/>
-            <w:u w:val="single"/>
-          </w:rPr>
-          <w:t>Jérémie 1.18–19</w:t>
-        </w:r>
-      </w:hyperlink>
-      <w:r>
-        <w:rPr>
-          <w:lang w:val="fr_FR" w:bidi="fr_FR"/>
-        </w:rPr>
-        <w:t xml:space="preserve"> ; </w:t>
-      </w:r>
-      <w:hyperlink r:id="rId135">
-        <w:r>
-          <w:rPr>
-            <w:lang w:val="fr_FR" w:bidi="fr_FR"/>
-          </w:rPr>
-          <w:rPr>
-            <w:color w:val="0000EE"/>
-            <w:u w:val="single"/>
-          </w:rPr>
-          <w:t>11.18–23</w:t>
-        </w:r>
-      </w:hyperlink>
-      <w:r>
-        <w:rPr>
-          <w:lang w:val="fr_FR" w:bidi="fr_FR"/>
-        </w:rPr>
-        <w:t xml:space="preserve"> ; </w:t>
-      </w:r>
-      <w:hyperlink r:id="rId136">
-        <w:r>
-          <w:rPr>
-            <w:lang w:val="fr_FR" w:bidi="fr_FR"/>
-          </w:rPr>
-          <w:rPr>
-            <w:color w:val="0000EE"/>
-            <w:u w:val="single"/>
-          </w:rPr>
-          <w:t>20.1–2</w:t>
-        </w:r>
-      </w:hyperlink>
+      <w:r>
+        <w:rPr>
+          <w:lang w:val="fr_FR" w:bidi="fr_FR"/>
+        </w:rPr>
+        <w:t>Genèse 20.3–7</w:t>
+      </w:r>
+      <w:r>
+        <w:rPr>
+          <w:lang w:val="fr_FR" w:bidi="fr_FR"/>
+        </w:rPr>
+        <w:t xml:space="preserve"> ; </w:t>
+      </w:r>
+      <w:r>
+        <w:rPr>
+          <w:lang w:val="fr_FR" w:bidi="fr_FR"/>
+        </w:rPr>
+        <w:t>31.24</w:t>
+      </w:r>
+      <w:r>
+        <w:rPr>
+          <w:lang w:val="fr_FR" w:bidi="fr_FR"/>
+        </w:rPr>
+        <w:t xml:space="preserve"> ; </w:t>
+      </w:r>
+      <w:r>
+        <w:rPr>
+          <w:lang w:val="fr_FR" w:bidi="fr_FR"/>
+        </w:rPr>
+        <w:t>Nombres 14.10–35</w:t>
+      </w:r>
+      <w:r>
+        <w:rPr>
+          <w:lang w:val="fr_FR" w:bidi="fr_FR"/>
+        </w:rPr>
+        <w:t xml:space="preserve"> ; </w:t>
+      </w:r>
+      <w:r>
+        <w:rPr>
+          <w:lang w:val="fr_FR" w:bidi="fr_FR"/>
+        </w:rPr>
+        <w:t>2 Rois 6.14–20</w:t>
+      </w:r>
+      <w:r>
+        <w:rPr>
+          <w:lang w:val="fr_FR" w:bidi="fr_FR"/>
+        </w:rPr>
+        <w:t xml:space="preserve"> ; </w:t>
+      </w:r>
+      <w:r>
+        <w:rPr>
+          <w:lang w:val="fr_FR" w:bidi="fr_FR"/>
+        </w:rPr>
+        <w:t>Job 1.9–11</w:t>
+      </w:r>
+      <w:r>
+        <w:rPr>
+          <w:lang w:val="fr_FR" w:bidi="fr_FR"/>
+        </w:rPr>
+        <w:t xml:space="preserve"> ; </w:t>
+      </w:r>
+      <w:r>
+        <w:rPr>
+          <w:lang w:val="fr_FR" w:bidi="fr_FR"/>
+        </w:rPr>
+        <w:t>Psaume 91.1–16</w:t>
+      </w:r>
+      <w:r>
+        <w:rPr>
+          <w:lang w:val="fr_FR" w:bidi="fr_FR"/>
+        </w:rPr>
+        <w:t xml:space="preserve"> ; </w:t>
+      </w:r>
+      <w:r>
+        <w:rPr>
+          <w:lang w:val="fr_FR" w:bidi="fr_FR"/>
+        </w:rPr>
+        <w:t>Jérémie 1.18–19</w:t>
+      </w:r>
+      <w:r>
+        <w:rPr>
+          <w:lang w:val="fr_FR" w:bidi="fr_FR"/>
+        </w:rPr>
+        <w:t xml:space="preserve"> ; </w:t>
+      </w:r>
+      <w:r>
+        <w:rPr>
+          <w:lang w:val="fr_FR" w:bidi="fr_FR"/>
+        </w:rPr>
+        <w:t>11.18–23</w:t>
+      </w:r>
+      <w:r>
+        <w:rPr>
+          <w:lang w:val="fr_FR" w:bidi="fr_FR"/>
+        </w:rPr>
+        <w:t xml:space="preserve"> ; </w:t>
+      </w:r>
+      <w:r>
+        <w:rPr>
+          <w:lang w:val="fr_FR" w:bidi="fr_FR"/>
+        </w:rPr>
+        <w:t>20.1–2</w:t>
+      </w:r>
       <w:r>
         <w:rPr>
           <w:lang w:val="fr_FR" w:bidi="fr_FR"/>
         </w:rPr>
         <w:t xml:space="preserve">, </w:t>
       </w:r>
-      <w:hyperlink r:id="rId137">
-        <w:r>
-          <w:rPr>
-            <w:lang w:val="fr_FR" w:bidi="fr_FR"/>
-          </w:rPr>
-          <w:rPr>
-            <w:color w:val="0000EE"/>
-            <w:u w:val="single"/>
-          </w:rPr>
-          <w:t>7–13</w:t>
-        </w:r>
-      </w:hyperlink>
-      <w:r>
-        <w:rPr>
-          <w:lang w:val="fr_FR" w:bidi="fr_FR"/>
-        </w:rPr>
-        <w:t xml:space="preserve"> ; </w:t>
-      </w:r>
-      <w:hyperlink r:id="rId139">
-        <w:r>
-          <w:rPr>
-            <w:lang w:val="fr_FR" w:bidi="fr_FR"/>
-          </w:rPr>
-          <w:rPr>
-            <w:color w:val="0000EE"/>
-            <w:u w:val="single"/>
-          </w:rPr>
-          <w:t>26.24</w:t>
-        </w:r>
-      </w:hyperlink>
-      <w:r>
-        <w:rPr>
-          <w:lang w:val="fr_FR" w:bidi="fr_FR"/>
-        </w:rPr>
-        <w:t xml:space="preserve"> ; </w:t>
-      </w:r>
-      <w:hyperlink r:id="rId140">
-        <w:r>
-          <w:rPr>
-            <w:lang w:val="fr_FR" w:bidi="fr_FR"/>
-          </w:rPr>
-          <w:rPr>
-            <w:color w:val="0000EE"/>
-            <w:u w:val="single"/>
-          </w:rPr>
-          <w:t>36.19–20</w:t>
-        </w:r>
-      </w:hyperlink>
+      <w:r>
+        <w:rPr>
+          <w:lang w:val="fr_FR" w:bidi="fr_FR"/>
+        </w:rPr>
+        <w:t>7–13</w:t>
+      </w:r>
+      <w:r>
+        <w:rPr>
+          <w:lang w:val="fr_FR" w:bidi="fr_FR"/>
+        </w:rPr>
+        <w:t xml:space="preserve"> ; </w:t>
+      </w:r>
+      <w:r>
+        <w:rPr>
+          <w:lang w:val="fr_FR" w:bidi="fr_FR"/>
+        </w:rPr>
+        <w:t>26.24</w:t>
+      </w:r>
+      <w:r>
+        <w:rPr>
+          <w:lang w:val="fr_FR" w:bidi="fr_FR"/>
+        </w:rPr>
+        <w:t xml:space="preserve"> ; </w:t>
+      </w:r>
+      <w:r>
+        <w:rPr>
+          <w:lang w:val="fr_FR" w:bidi="fr_FR"/>
+        </w:rPr>
+        <w:t>36.19–20</w:t>
+      </w:r>
       <w:r>
         <w:rPr>
           <w:lang w:val="fr_FR" w:bidi="fr_FR"/>
         </w:rPr>
         <w:t xml:space="preserve">, </w:t>
       </w:r>
-      <w:hyperlink r:id="rId141">
-        <w:r>
-          <w:rPr>
-            <w:lang w:val="fr_FR" w:bidi="fr_FR"/>
-          </w:rPr>
-          <w:rPr>
-            <w:color w:val="0000EE"/>
-            <w:u w:val="single"/>
-          </w:rPr>
-          <w:t>26</w:t>
-        </w:r>
-      </w:hyperlink>
-      <w:r>
-        <w:rPr>
-          <w:lang w:val="fr_FR" w:bidi="fr_FR"/>
-        </w:rPr>
-        <w:t xml:space="preserve"> ; </w:t>
-      </w:r>
-      <w:hyperlink r:id="rId143">
-        <w:r>
-          <w:rPr>
-            <w:lang w:val="fr_FR" w:bidi="fr_FR"/>
-          </w:rPr>
-          <w:rPr>
-            <w:color w:val="0000EE"/>
-            <w:u w:val="single"/>
-          </w:rPr>
-          <w:t>39.11–14</w:t>
-        </w:r>
-      </w:hyperlink>
-      <w:r>
-        <w:rPr>
-          <w:lang w:val="fr_FR" w:bidi="fr_FR"/>
-        </w:rPr>
-        <w:t xml:space="preserve"> ; </w:t>
-      </w:r>
-      <w:hyperlink r:id="rId162">
-        <w:r>
-          <w:rPr>
-            <w:lang w:val="fr_FR" w:bidi="fr_FR"/>
-          </w:rPr>
-          <w:rPr>
-            <w:color w:val="0000EE"/>
-            <w:u w:val="single"/>
-          </w:rPr>
-          <w:t>Matthieu 2.13–22</w:t>
-        </w:r>
-      </w:hyperlink>
-      <w:r>
-        <w:rPr>
-          <w:lang w:val="fr_FR" w:bidi="fr_FR"/>
-        </w:rPr>
-        <w:t xml:space="preserve"> ; </w:t>
-      </w:r>
-      <w:hyperlink r:id="rId163">
-        <w:r>
-          <w:rPr>
-            <w:lang w:val="fr_FR" w:bidi="fr_FR"/>
-          </w:rPr>
-          <w:rPr>
-            <w:color w:val="0000EE"/>
-            <w:u w:val="single"/>
-          </w:rPr>
-          <w:t>10.28–31</w:t>
-        </w:r>
-      </w:hyperlink>
-      <w:r>
-        <w:rPr>
-          <w:lang w:val="fr_FR" w:bidi="fr_FR"/>
-        </w:rPr>
-        <w:t xml:space="preserve"> ; </w:t>
-      </w:r>
-      <w:hyperlink r:id="rId164">
-        <w:r>
-          <w:rPr>
-            <w:lang w:val="fr_FR" w:bidi="fr_FR"/>
-          </w:rPr>
-          <w:rPr>
-            <w:color w:val="0000EE"/>
-            <w:u w:val="single"/>
-          </w:rPr>
-          <w:t>Jean 15.20</w:t>
-        </w:r>
-      </w:hyperlink>
-      <w:r>
-        <w:rPr>
-          <w:lang w:val="fr_FR" w:bidi="fr_FR"/>
-        </w:rPr>
-        <w:t xml:space="preserve"> ; </w:t>
-      </w:r>
-      <w:hyperlink r:id="rId165">
-        <w:r>
-          <w:rPr>
-            <w:lang w:val="fr_FR" w:bidi="fr_FR"/>
-          </w:rPr>
-          <w:rPr>
-            <w:color w:val="0000EE"/>
-            <w:u w:val="single"/>
-          </w:rPr>
-          <w:t>Actes 12.1–11</w:t>
-        </w:r>
-      </w:hyperlink>
-      <w:r>
-        <w:rPr>
-          <w:lang w:val="fr_FR" w:bidi="fr_FR"/>
-        </w:rPr>
-        <w:t xml:space="preserve"> ; </w:t>
-      </w:r>
-      <w:hyperlink r:id="rId146">
-        <w:r>
-          <w:rPr>
-            <w:lang w:val="fr_FR" w:bidi="fr_FR"/>
-          </w:rPr>
-          <w:rPr>
-            <w:color w:val="0000EE"/>
-            <w:u w:val="single"/>
-          </w:rPr>
-          <w:t>2 Corinthiens 6.4–5</w:t>
-        </w:r>
-      </w:hyperlink>
-      <w:r>
-        <w:rPr>
-          <w:lang w:val="fr_FR" w:bidi="fr_FR"/>
-        </w:rPr>
-        <w:t xml:space="preserve"> ; </w:t>
-      </w:r>
-      <w:hyperlink r:id="rId147">
-        <w:r>
-          <w:rPr>
-            <w:lang w:val="fr_FR" w:bidi="fr_FR"/>
-          </w:rPr>
-          <w:rPr>
-            <w:color w:val="0000EE"/>
-            <w:u w:val="single"/>
-          </w:rPr>
-          <w:t>2 Timothée 2.10–13</w:t>
-        </w:r>
-      </w:hyperlink>
-      <w:r>
-        <w:rPr>
-          <w:lang w:val="fr_FR" w:bidi="fr_FR"/>
-        </w:rPr>
-        <w:t xml:space="preserve"> ; </w:t>
-      </w:r>
-      <w:hyperlink r:id="rId148">
-        <w:r>
-          <w:rPr>
-            <w:lang w:val="fr_FR" w:bidi="fr_FR"/>
-          </w:rPr>
-          <w:rPr>
-            <w:color w:val="0000EE"/>
-            <w:u w:val="single"/>
-          </w:rPr>
-          <w:t>3.11–13</w:t>
-        </w:r>
-      </w:hyperlink>
-      <w:r>
-        <w:rPr>
-          <w:lang w:val="fr_FR" w:bidi="fr_FR"/>
-        </w:rPr>
-        <w:t xml:space="preserve"> ; </w:t>
-      </w:r>
-      <w:hyperlink r:id="rId166">
-        <w:r>
-          <w:rPr>
-            <w:lang w:val="fr_FR" w:bidi="fr_FR"/>
-          </w:rPr>
-          <w:rPr>
-            <w:color w:val="0000EE"/>
-            <w:u w:val="single"/>
-          </w:rPr>
-          <w:t>Hébreux 11.4–37</w:t>
-        </w:r>
-      </w:hyperlink>
-      <w:r>
-        <w:rPr>
-          <w:lang w:val="fr_FR" w:bidi="fr_FR"/>
-        </w:rPr>
-        <w:t xml:space="preserve"> ; </w:t>
-      </w:r>
-      <w:hyperlink r:id="rId152">
-        <w:r>
-          <w:rPr>
-            <w:lang w:val="fr_FR" w:bidi="fr_FR"/>
-          </w:rPr>
-          <w:rPr>
-            <w:color w:val="0000EE"/>
-            <w:u w:val="single"/>
-          </w:rPr>
-          <w:t>Jacques 1.12</w:t>
-        </w:r>
-      </w:hyperlink>
-      <w:r>
-        <w:rPr>
-          <w:lang w:val="fr_FR" w:bidi="fr_FR"/>
-        </w:rPr>
-        <w:t xml:space="preserve"> ; </w:t>
-      </w:r>
-      <w:hyperlink r:id="rId167">
-        <w:r>
-          <w:rPr>
-            <w:lang w:val="fr_FR" w:bidi="fr_FR"/>
-          </w:rPr>
-          <w:rPr>
-            <w:color w:val="0000EE"/>
-            <w:u w:val="single"/>
-          </w:rPr>
-          <w:t>1 Pierre 1.6</w:t>
-        </w:r>
-      </w:hyperlink>
-      <w:r>
-        <w:rPr>
-          <w:lang w:val="fr_FR" w:bidi="fr_FR"/>
-        </w:rPr>
-        <w:t xml:space="preserve"> ; </w:t>
-      </w:r>
-      <w:hyperlink r:id="rId150">
-        <w:r>
-          <w:rPr>
-            <w:lang w:val="fr_FR" w:bidi="fr_FR"/>
-          </w:rPr>
-          <w:rPr>
-            <w:color w:val="0000EE"/>
-            <w:u w:val="single"/>
-          </w:rPr>
-          <w:t>3.14–17</w:t>
-        </w:r>
-      </w:hyperlink>
-      <w:r>
-        <w:rPr>
-          <w:lang w:val="fr_FR" w:bidi="fr_FR"/>
-        </w:rPr>
-        <w:t xml:space="preserve"> ; </w:t>
-      </w:r>
-      <w:hyperlink r:id="rId154">
-        <w:r>
-          <w:rPr>
-            <w:lang w:val="fr_FR" w:bidi="fr_FR"/>
-          </w:rPr>
-          <w:rPr>
-            <w:color w:val="0000EE"/>
-            <w:u w:val="single"/>
-          </w:rPr>
-          <w:t>4.12–19</w:t>
-        </w:r>
-      </w:hyperlink>
-      <w:r>
-        <w:rPr>
-          <w:lang w:val="fr_FR" w:bidi="fr_FR"/>
-        </w:rPr>
-        <w:t xml:space="preserve"> ; </w:t>
-      </w:r>
-      <w:hyperlink r:id="rId151">
-        <w:r>
-          <w:rPr>
-            <w:lang w:val="fr_FR" w:bidi="fr_FR"/>
-          </w:rPr>
-          <w:rPr>
-            <w:color w:val="0000EE"/>
-            <w:u w:val="single"/>
-          </w:rPr>
-          <w:t>Apocalypse 14.12</w:t>
-        </w:r>
-      </w:hyperlink>
+      <w:r>
+        <w:rPr>
+          <w:lang w:val="fr_FR" w:bidi="fr_FR"/>
+        </w:rPr>
+        <w:t>26</w:t>
+      </w:r>
+      <w:r>
+        <w:rPr>
+          <w:lang w:val="fr_FR" w:bidi="fr_FR"/>
+        </w:rPr>
+        <w:t xml:space="preserve"> ; </w:t>
+      </w:r>
+      <w:r>
+        <w:rPr>
+          <w:lang w:val="fr_FR" w:bidi="fr_FR"/>
+        </w:rPr>
+        <w:t>39.11–14</w:t>
+      </w:r>
+      <w:r>
+        <w:rPr>
+          <w:lang w:val="fr_FR" w:bidi="fr_FR"/>
+        </w:rPr>
+        <w:t xml:space="preserve"> ; </w:t>
+      </w:r>
+      <w:r>
+        <w:rPr>
+          <w:lang w:val="fr_FR" w:bidi="fr_FR"/>
+        </w:rPr>
+        <w:t>Matthieu 2.13–22</w:t>
+      </w:r>
+      <w:r>
+        <w:rPr>
+          <w:lang w:val="fr_FR" w:bidi="fr_FR"/>
+        </w:rPr>
+        <w:t xml:space="preserve"> ; </w:t>
+      </w:r>
+      <w:r>
+        <w:rPr>
+          <w:lang w:val="fr_FR" w:bidi="fr_FR"/>
+        </w:rPr>
+        <w:t>10.28–31</w:t>
+      </w:r>
+      <w:r>
+        <w:rPr>
+          <w:lang w:val="fr_FR" w:bidi="fr_FR"/>
+        </w:rPr>
+        <w:t xml:space="preserve"> ; </w:t>
+      </w:r>
+      <w:r>
+        <w:rPr>
+          <w:lang w:val="fr_FR" w:bidi="fr_FR"/>
+        </w:rPr>
+        <w:t>Jean 15.20</w:t>
+      </w:r>
+      <w:r>
+        <w:rPr>
+          <w:lang w:val="fr_FR" w:bidi="fr_FR"/>
+        </w:rPr>
+        <w:t xml:space="preserve"> ; </w:t>
+      </w:r>
+      <w:r>
+        <w:rPr>
+          <w:lang w:val="fr_FR" w:bidi="fr_FR"/>
+        </w:rPr>
+        <w:t>Actes 12.1–11</w:t>
+      </w:r>
+      <w:r>
+        <w:rPr>
+          <w:lang w:val="fr_FR" w:bidi="fr_FR"/>
+        </w:rPr>
+        <w:t xml:space="preserve"> ; </w:t>
+      </w:r>
+      <w:r>
+        <w:rPr>
+          <w:lang w:val="fr_FR" w:bidi="fr_FR"/>
+        </w:rPr>
+        <w:t>2 Corinthiens 6.4–5</w:t>
+      </w:r>
+      <w:r>
+        <w:rPr>
+          <w:lang w:val="fr_FR" w:bidi="fr_FR"/>
+        </w:rPr>
+        <w:t xml:space="preserve"> ; </w:t>
+      </w:r>
+      <w:r>
+        <w:rPr>
+          <w:lang w:val="fr_FR" w:bidi="fr_FR"/>
+        </w:rPr>
+        <w:t>2 Timothée 2.10–13</w:t>
+      </w:r>
+      <w:r>
+        <w:rPr>
+          <w:lang w:val="fr_FR" w:bidi="fr_FR"/>
+        </w:rPr>
+        <w:t xml:space="preserve"> ; </w:t>
+      </w:r>
+      <w:r>
+        <w:rPr>
+          <w:lang w:val="fr_FR" w:bidi="fr_FR"/>
+        </w:rPr>
+        <w:t>3.11–13</w:t>
+      </w:r>
+      <w:r>
+        <w:rPr>
+          <w:lang w:val="fr_FR" w:bidi="fr_FR"/>
+        </w:rPr>
+        <w:t xml:space="preserve"> ; </w:t>
+      </w:r>
+      <w:r>
+        <w:rPr>
+          <w:lang w:val="fr_FR" w:bidi="fr_FR"/>
+        </w:rPr>
+        <w:t>Hébreux 11.4–37</w:t>
+      </w:r>
+      <w:r>
+        <w:rPr>
+          <w:lang w:val="fr_FR" w:bidi="fr_FR"/>
+        </w:rPr>
+        <w:t xml:space="preserve"> ; </w:t>
+      </w:r>
+      <w:r>
+        <w:rPr>
+          <w:lang w:val="fr_FR" w:bidi="fr_FR"/>
+        </w:rPr>
+        <w:t>Jacques 1.12</w:t>
+      </w:r>
+      <w:r>
+        <w:rPr>
+          <w:lang w:val="fr_FR" w:bidi="fr_FR"/>
+        </w:rPr>
+        <w:t xml:space="preserve"> ; </w:t>
+      </w:r>
+      <w:r>
+        <w:rPr>
+          <w:lang w:val="fr_FR" w:bidi="fr_FR"/>
+        </w:rPr>
+        <w:t>1 Pierre 1.6</w:t>
+      </w:r>
+      <w:r>
+        <w:rPr>
+          <w:lang w:val="fr_FR" w:bidi="fr_FR"/>
+        </w:rPr>
+        <w:t xml:space="preserve"> ; </w:t>
+      </w:r>
+      <w:r>
+        <w:rPr>
+          <w:lang w:val="fr_FR" w:bidi="fr_FR"/>
+        </w:rPr>
+        <w:t>3.14–17</w:t>
+      </w:r>
+      <w:r>
+        <w:rPr>
+          <w:lang w:val="fr_FR" w:bidi="fr_FR"/>
+        </w:rPr>
+        <w:t xml:space="preserve"> ; </w:t>
+      </w:r>
+      <w:r>
+        <w:rPr>
+          <w:lang w:val="fr_FR" w:bidi="fr_FR"/>
+        </w:rPr>
+        <w:t>4.12–19</w:t>
+      </w:r>
+      <w:r>
+        <w:rPr>
+          <w:lang w:val="fr_FR" w:bidi="fr_FR"/>
+        </w:rPr>
+        <w:t xml:space="preserve"> ; </w:t>
+      </w:r>
+      <w:r>
+        <w:rPr>
+          <w:lang w:val="fr_FR" w:bidi="fr_FR"/>
+        </w:rPr>
+        <w:t>Apocalypse 14.12</w:t>
+      </w:r>
       <w:r>
         <w:rPr>
           <w:lang w:val="fr_FR" w:bidi="fr_FR"/>
@@ -4551,36 +3435,24 @@
         </w:rPr>
         <w:t xml:space="preserve">Ce qui est clair, c'est que jamais Dieu n'est décrit comme se repentant d'un péché ou d'un échec moral, car il est parfait (voir </w:t>
       </w:r>
-      <w:hyperlink r:id="rId168">
-        <w:r>
-          <w:rPr>
-            <w:lang w:val="fr_FR" w:bidi="fr_FR"/>
-          </w:rPr>
-          <w:rPr>
-            <w:color w:val="0000EE"/>
-            <w:u w:val="single"/>
-          </w:rPr>
-          <w:t>1S 15.29</w:t>
-        </w:r>
-      </w:hyperlink>
-      <w:r>
-        <w:rPr>
-          <w:lang w:val="fr_FR" w:bidi="fr_FR"/>
-        </w:rPr>
-        <w:t xml:space="preserve"> ; </w:t>
-      </w:r>
-      <w:hyperlink r:id="rId169">
-        <w:r>
-          <w:rPr>
-            <w:lang w:val="fr_FR" w:bidi="fr_FR"/>
-          </w:rPr>
-          <w:rPr>
-            <w:color w:val="0000EE"/>
-            <w:u w:val="single"/>
-          </w:rPr>
-          <w:t>Nb 23.19</w:t>
-        </w:r>
-      </w:hyperlink>
+      <w:r>
+        <w:rPr>
+          <w:lang w:val="fr_FR" w:bidi="fr_FR"/>
+        </w:rPr>
+        <w:t>1S 15.29</w:t>
+      </w:r>
+      <w:r>
+        <w:rPr>
+          <w:lang w:val="fr_FR" w:bidi="fr_FR"/>
+        </w:rPr>
+        <w:t xml:space="preserve"> ; </w:t>
+      </w:r>
+      <w:r>
+        <w:rPr>
+          <w:lang w:val="fr_FR" w:bidi="fr_FR"/>
+        </w:rPr>
+        <w:t>Nb 23.19</w:t>
+      </w:r>
       <w:r>
         <w:rPr>
           <w:lang w:val="fr_FR" w:bidi="fr_FR"/>
@@ -4605,54 +3477,36 @@
         </w:rPr>
         <w:t>Les pécheurs prient et se repentent de leurs péchés (</w:t>
       </w:r>
-      <w:hyperlink r:id="rId170">
-        <w:r>
-          <w:rPr>
-            <w:lang w:val="fr_FR" w:bidi="fr_FR"/>
-          </w:rPr>
-          <w:rPr>
-            <w:color w:val="0000EE"/>
-            <w:u w:val="single"/>
-          </w:rPr>
-          <w:t>Jr 18.7–10</w:t>
-        </w:r>
-      </w:hyperlink>
-      <w:r>
-        <w:rPr>
-          <w:lang w:val="fr_FR" w:bidi="fr_FR"/>
-        </w:rPr>
-        <w:t xml:space="preserve"> ; </w:t>
-      </w:r>
-      <w:hyperlink r:id="rId171">
-        <w:r>
-          <w:rPr>
-            <w:lang w:val="fr_FR" w:bidi="fr_FR"/>
-          </w:rPr>
-          <w:rPr>
-            <w:color w:val="0000EE"/>
-            <w:u w:val="single"/>
-          </w:rPr>
-          <w:t>Jl 2.14</w:t>
-        </w:r>
-      </w:hyperlink>
-      <w:r>
-        <w:rPr>
-          <w:lang w:val="fr_FR" w:bidi="fr_FR"/>
-        </w:rPr>
-        <w:t xml:space="preserve"> ; </w:t>
-      </w:r>
-      <w:hyperlink r:id="rId172">
-        <w:r>
-          <w:rPr>
-            <w:lang w:val="fr_FR" w:bidi="fr_FR"/>
-          </w:rPr>
-          <w:rPr>
-            <w:color w:val="0000EE"/>
-            <w:u w:val="single"/>
-          </w:rPr>
-          <w:t>Jon 3.9–10</w:t>
-        </w:r>
-      </w:hyperlink>
+      <w:r>
+        <w:rPr>
+          <w:lang w:val="fr_FR" w:bidi="fr_FR"/>
+        </w:rPr>
+        <w:t>Jr 18.7–10</w:t>
+      </w:r>
+      <w:r>
+        <w:rPr>
+          <w:lang w:val="fr_FR" w:bidi="fr_FR"/>
+        </w:rPr>
+        <w:t xml:space="preserve"> ; </w:t>
+      </w:r>
+      <w:r>
+        <w:rPr>
+          <w:lang w:val="fr_FR" w:bidi="fr_FR"/>
+        </w:rPr>
+        <w:t>Jl 2.14</w:t>
+      </w:r>
+      <w:r>
+        <w:rPr>
+          <w:lang w:val="fr_FR" w:bidi="fr_FR"/>
+        </w:rPr>
+        <w:t xml:space="preserve"> ; </w:t>
+      </w:r>
+      <w:r>
+        <w:rPr>
+          <w:lang w:val="fr_FR" w:bidi="fr_FR"/>
+        </w:rPr>
+        <w:t>Jon 3.9–10</w:t>
+      </w:r>
       <w:r>
         <w:rPr>
           <w:lang w:val="fr_FR" w:bidi="fr_FR"/>
@@ -4677,36 +3531,24 @@
         </w:rPr>
         <w:t>Quelqu'un prie pour lui demander de faire preuve de miséricorde envers d'autres personnes (</w:t>
       </w:r>
-      <w:hyperlink r:id="rId173">
-        <w:r>
-          <w:rPr>
-            <w:lang w:val="fr_FR" w:bidi="fr_FR"/>
-          </w:rPr>
-          <w:rPr>
-            <w:color w:val="0000EE"/>
-            <w:u w:val="single"/>
-          </w:rPr>
-          <w:t>Ex 32.11–14</w:t>
-        </w:r>
-      </w:hyperlink>
-      <w:r>
-        <w:rPr>
-          <w:lang w:val="fr_FR" w:bidi="fr_FR"/>
-        </w:rPr>
-        <w:t xml:space="preserve"> ; </w:t>
-      </w:r>
-      <w:hyperlink r:id="rId174">
-        <w:r>
-          <w:rPr>
-            <w:lang w:val="fr_FR" w:bidi="fr_FR"/>
-          </w:rPr>
-          <w:rPr>
-            <w:color w:val="0000EE"/>
-            <w:u w:val="single"/>
-          </w:rPr>
-          <w:t>Am 7.2–6</w:t>
-        </w:r>
-      </w:hyperlink>
+      <w:r>
+        <w:rPr>
+          <w:lang w:val="fr_FR" w:bidi="fr_FR"/>
+        </w:rPr>
+        <w:t>Ex 32.11–14</w:t>
+      </w:r>
+      <w:r>
+        <w:rPr>
+          <w:lang w:val="fr_FR" w:bidi="fr_FR"/>
+        </w:rPr>
+        <w:t xml:space="preserve"> ; </w:t>
+      </w:r>
+      <w:r>
+        <w:rPr>
+          <w:lang w:val="fr_FR" w:bidi="fr_FR"/>
+        </w:rPr>
+        <w:t>Am 7.2–6</w:t>
+      </w:r>
       <w:r>
         <w:rPr>
           <w:lang w:val="fr_FR" w:bidi="fr_FR"/>
@@ -4731,36 +3573,24 @@
         </w:rPr>
         <w:t>Il a simplement pitié, sans aucune intervention humaine évidente (</w:t>
       </w:r>
-      <w:hyperlink r:id="rId175">
-        <w:r>
-          <w:rPr>
-            <w:lang w:val="fr_FR" w:bidi="fr_FR"/>
-          </w:rPr>
-          <w:rPr>
-            <w:color w:val="0000EE"/>
-            <w:u w:val="single"/>
-          </w:rPr>
-          <w:t>Jg 2.18</w:t>
-        </w:r>
-      </w:hyperlink>
-      <w:r>
-        <w:rPr>
-          <w:lang w:val="fr_FR" w:bidi="fr_FR"/>
-        </w:rPr>
-        <w:t xml:space="preserve"> ; </w:t>
-      </w:r>
-      <w:hyperlink r:id="rId176">
-        <w:r>
-          <w:rPr>
-            <w:lang w:val="fr_FR" w:bidi="fr_FR"/>
-          </w:rPr>
-          <w:rPr>
-            <w:color w:val="0000EE"/>
-            <w:u w:val="single"/>
-          </w:rPr>
-          <w:t>2S 24.16</w:t>
-        </w:r>
-      </w:hyperlink>
+      <w:r>
+        <w:rPr>
+          <w:lang w:val="fr_FR" w:bidi="fr_FR"/>
+        </w:rPr>
+        <w:t>Jg 2.18</w:t>
+      </w:r>
+      <w:r>
+        <w:rPr>
+          <w:lang w:val="fr_FR" w:bidi="fr_FR"/>
+        </w:rPr>
+        <w:t xml:space="preserve"> ; </w:t>
+      </w:r>
+      <w:r>
+        <w:rPr>
+          <w:lang w:val="fr_FR" w:bidi="fr_FR"/>
+        </w:rPr>
+        <w:t>2S 24.16</w:t>
+      </w:r>
       <w:r>
         <w:rPr>
           <w:lang w:val="fr_FR" w:bidi="fr_FR"/>
@@ -4781,54 +3611,36 @@
         </w:rPr>
         <w:t>Parfois, Dieu regrette certaines de ses actions. Par exemple, Dieu regrette d'avoir choisi Saül comme roi (</w:t>
       </w:r>
-      <w:hyperlink r:id="rId177">
-        <w:r>
-          <w:rPr>
-            <w:lang w:val="fr_FR" w:bidi="fr_FR"/>
-          </w:rPr>
-          <w:rPr>
-            <w:color w:val="0000EE"/>
-            <w:u w:val="single"/>
-          </w:rPr>
-          <w:t>1S 15.11</w:t>
-        </w:r>
-      </w:hyperlink>
+      <w:r>
+        <w:rPr>
+          <w:lang w:val="fr_FR" w:bidi="fr_FR"/>
+        </w:rPr>
+        <w:t>1S 15.11</w:t>
+      </w:r>
       <w:r>
         <w:rPr>
           <w:lang w:val="fr_FR" w:bidi="fr_FR"/>
         </w:rPr>
         <w:t xml:space="preserve">, </w:t>
       </w:r>
-      <w:hyperlink r:id="rId178">
-        <w:r>
-          <w:rPr>
-            <w:lang w:val="fr_FR" w:bidi="fr_FR"/>
-          </w:rPr>
-          <w:rPr>
-            <w:color w:val="0000EE"/>
-            <w:u w:val="single"/>
-          </w:rPr>
-          <w:t>35</w:t>
-        </w:r>
-      </w:hyperlink>
+      <w:r>
+        <w:rPr>
+          <w:lang w:val="fr_FR" w:bidi="fr_FR"/>
+        </w:rPr>
+        <w:t>35</w:t>
+      </w:r>
       <w:r>
         <w:rPr>
           <w:lang w:val="fr_FR" w:bidi="fr_FR"/>
         </w:rPr>
         <w:t xml:space="preserve"> ; voir aussi </w:t>
       </w:r>
-      <w:hyperlink r:id="rId179">
-        <w:r>
-          <w:rPr>
-            <w:lang w:val="fr_FR" w:bidi="fr_FR"/>
-          </w:rPr>
-          <w:rPr>
-            <w:color w:val="0000EE"/>
-            <w:u w:val="single"/>
-          </w:rPr>
-          <w:t>Gn 6.6</w:t>
-        </w:r>
-      </w:hyperlink>
+      <w:r>
+        <w:rPr>
+          <w:lang w:val="fr_FR" w:bidi="fr_FR"/>
+        </w:rPr>
+        <w:t>Gn 6.6</w:t>
+      </w:r>
       <w:r>
         <w:rPr>
           <w:lang w:val="fr_FR" w:bidi="fr_FR"/>
@@ -4872,270 +3684,180 @@
           <w:lang w:val="fr_FR" w:bidi="fr_FR"/>
         </w:rPr>
       </w:r>
-      <w:hyperlink r:id="rId180">
-        <w:r>
-          <w:rPr>
-            <w:lang w:val="fr_FR" w:bidi="fr_FR"/>
-          </w:rPr>
-          <w:rPr>
-            <w:color w:val="0000EE"/>
-            <w:u w:val="single"/>
-          </w:rPr>
-          <w:t>Genèse 6.6–7</w:t>
-        </w:r>
-      </w:hyperlink>
-      <w:r>
-        <w:rPr>
-          <w:lang w:val="fr_FR" w:bidi="fr_FR"/>
-        </w:rPr>
-        <w:t xml:space="preserve"> ; </w:t>
-      </w:r>
-      <w:hyperlink r:id="rId173">
-        <w:r>
-          <w:rPr>
-            <w:lang w:val="fr_FR" w:bidi="fr_FR"/>
-          </w:rPr>
-          <w:rPr>
-            <w:color w:val="0000EE"/>
-            <w:u w:val="single"/>
-          </w:rPr>
-          <w:t>Exode 32.11–14</w:t>
-        </w:r>
-      </w:hyperlink>
-      <w:r>
-        <w:rPr>
-          <w:lang w:val="fr_FR" w:bidi="fr_FR"/>
-        </w:rPr>
-        <w:t xml:space="preserve"> ; </w:t>
-      </w:r>
-      <w:hyperlink r:id="rId169">
-        <w:r>
-          <w:rPr>
-            <w:lang w:val="fr_FR" w:bidi="fr_FR"/>
-          </w:rPr>
-          <w:rPr>
-            <w:color w:val="0000EE"/>
-            <w:u w:val="single"/>
-          </w:rPr>
-          <w:t>Nombres 23.19</w:t>
-        </w:r>
-      </w:hyperlink>
-      <w:r>
-        <w:rPr>
-          <w:lang w:val="fr_FR" w:bidi="fr_FR"/>
-        </w:rPr>
-        <w:t xml:space="preserve"> ; </w:t>
-      </w:r>
-      <w:hyperlink r:id="rId181">
-        <w:r>
-          <w:rPr>
-            <w:lang w:val="fr_FR" w:bidi="fr_FR"/>
-          </w:rPr>
-          <w:rPr>
-            <w:color w:val="0000EE"/>
-            <w:u w:val="single"/>
-          </w:rPr>
-          <w:t>Deutéronome 32.36</w:t>
-        </w:r>
-      </w:hyperlink>
-      <w:r>
-        <w:rPr>
-          <w:lang w:val="fr_FR" w:bidi="fr_FR"/>
-        </w:rPr>
-        <w:t xml:space="preserve"> ; </w:t>
-      </w:r>
-      <w:hyperlink r:id="rId182">
-        <w:r>
-          <w:rPr>
-            <w:lang w:val="fr_FR" w:bidi="fr_FR"/>
-          </w:rPr>
-          <w:rPr>
-            <w:color w:val="0000EE"/>
-            <w:u w:val="single"/>
-          </w:rPr>
-          <w:t>1 Samuel 15.10–11</w:t>
-        </w:r>
-      </w:hyperlink>
+      <w:r>
+        <w:rPr>
+          <w:lang w:val="fr_FR" w:bidi="fr_FR"/>
+        </w:rPr>
+        <w:t>Genèse 6.6–7</w:t>
+      </w:r>
+      <w:r>
+        <w:rPr>
+          <w:lang w:val="fr_FR" w:bidi="fr_FR"/>
+        </w:rPr>
+        <w:t xml:space="preserve"> ; </w:t>
+      </w:r>
+      <w:r>
+        <w:rPr>
+          <w:lang w:val="fr_FR" w:bidi="fr_FR"/>
+        </w:rPr>
+        <w:t>Exode 32.11–14</w:t>
+      </w:r>
+      <w:r>
+        <w:rPr>
+          <w:lang w:val="fr_FR" w:bidi="fr_FR"/>
+        </w:rPr>
+        <w:t xml:space="preserve"> ; </w:t>
+      </w:r>
+      <w:r>
+        <w:rPr>
+          <w:lang w:val="fr_FR" w:bidi="fr_FR"/>
+        </w:rPr>
+        <w:t>Nombres 23.19</w:t>
+      </w:r>
+      <w:r>
+        <w:rPr>
+          <w:lang w:val="fr_FR" w:bidi="fr_FR"/>
+        </w:rPr>
+        <w:t xml:space="preserve"> ; </w:t>
+      </w:r>
+      <w:r>
+        <w:rPr>
+          <w:lang w:val="fr_FR" w:bidi="fr_FR"/>
+        </w:rPr>
+        <w:t>Deutéronome 32.36</w:t>
+      </w:r>
+      <w:r>
+        <w:rPr>
+          <w:lang w:val="fr_FR" w:bidi="fr_FR"/>
+        </w:rPr>
+        <w:t xml:space="preserve"> ; </w:t>
+      </w:r>
+      <w:r>
+        <w:rPr>
+          <w:lang w:val="fr_FR" w:bidi="fr_FR"/>
+        </w:rPr>
+        <w:t>1 Samuel 15.10–11</w:t>
+      </w:r>
       <w:r>
         <w:rPr>
           <w:lang w:val="fr_FR" w:bidi="fr_FR"/>
         </w:rPr>
         <w:t xml:space="preserve">, </w:t>
       </w:r>
-      <w:hyperlink r:id="rId168">
-        <w:r>
-          <w:rPr>
-            <w:lang w:val="fr_FR" w:bidi="fr_FR"/>
-          </w:rPr>
-          <w:rPr>
-            <w:color w:val="0000EE"/>
-            <w:u w:val="single"/>
-          </w:rPr>
-          <w:t>29</w:t>
-        </w:r>
-      </w:hyperlink>
+      <w:r>
+        <w:rPr>
+          <w:lang w:val="fr_FR" w:bidi="fr_FR"/>
+        </w:rPr>
+        <w:t>29</w:t>
+      </w:r>
       <w:r>
         <w:rPr>
           <w:lang w:val="fr_FR" w:bidi="fr_FR"/>
         </w:rPr>
         <w:t xml:space="preserve">, </w:t>
       </w:r>
-      <w:hyperlink r:id="rId178">
-        <w:r>
-          <w:rPr>
-            <w:lang w:val="fr_FR" w:bidi="fr_FR"/>
-          </w:rPr>
-          <w:rPr>
-            <w:color w:val="0000EE"/>
-            <w:u w:val="single"/>
-          </w:rPr>
-          <w:t>35</w:t>
-        </w:r>
-      </w:hyperlink>
-      <w:r>
-        <w:rPr>
-          <w:lang w:val="fr_FR" w:bidi="fr_FR"/>
-        </w:rPr>
-        <w:t xml:space="preserve"> ; </w:t>
-      </w:r>
-      <w:hyperlink r:id="rId183">
-        <w:r>
-          <w:rPr>
-            <w:lang w:val="fr_FR" w:bidi="fr_FR"/>
-          </w:rPr>
-          <w:rPr>
-            <w:color w:val="0000EE"/>
-            <w:u w:val="single"/>
-          </w:rPr>
-          <w:t>2 Samuel 24.15–16</w:t>
-        </w:r>
-      </w:hyperlink>
-      <w:r>
-        <w:rPr>
-          <w:lang w:val="fr_FR" w:bidi="fr_FR"/>
-        </w:rPr>
-        <w:t xml:space="preserve"> ; </w:t>
-      </w:r>
-      <w:hyperlink r:id="rId184">
-        <w:r>
-          <w:rPr>
-            <w:lang w:val="fr_FR" w:bidi="fr_FR"/>
-          </w:rPr>
-          <w:rPr>
-            <w:color w:val="0000EE"/>
-            <w:u w:val="single"/>
-          </w:rPr>
-          <w:t>Jérémie 4.28</w:t>
-        </w:r>
-      </w:hyperlink>
-      <w:r>
-        <w:rPr>
-          <w:lang w:val="fr_FR" w:bidi="fr_FR"/>
-        </w:rPr>
-        <w:t xml:space="preserve"> ; </w:t>
-      </w:r>
-      <w:hyperlink r:id="rId170">
-        <w:r>
-          <w:rPr>
-            <w:lang w:val="fr_FR" w:bidi="fr_FR"/>
-          </w:rPr>
-          <w:rPr>
-            <w:color w:val="0000EE"/>
-            <w:u w:val="single"/>
-          </w:rPr>
-          <w:t>18.7–10</w:t>
-        </w:r>
-      </w:hyperlink>
-      <w:r>
-        <w:rPr>
-          <w:lang w:val="fr_FR" w:bidi="fr_FR"/>
-        </w:rPr>
-        <w:t xml:space="preserve"> ; </w:t>
-      </w:r>
-      <w:hyperlink r:id="rId185">
-        <w:r>
-          <w:rPr>
-            <w:lang w:val="fr_FR" w:bidi="fr_FR"/>
-          </w:rPr>
-          <w:rPr>
-            <w:color w:val="0000EE"/>
-            <w:u w:val="single"/>
-          </w:rPr>
-          <w:t>26.2–19</w:t>
-        </w:r>
-      </w:hyperlink>
-      <w:r>
-        <w:rPr>
-          <w:lang w:val="fr_FR" w:bidi="fr_FR"/>
-        </w:rPr>
-        <w:t xml:space="preserve"> ; </w:t>
-      </w:r>
-      <w:hyperlink r:id="rId186">
-        <w:r>
-          <w:rPr>
-            <w:lang w:val="fr_FR" w:bidi="fr_FR"/>
-          </w:rPr>
-          <w:rPr>
-            <w:color w:val="0000EE"/>
-            <w:u w:val="single"/>
-          </w:rPr>
-          <w:t>Ézéchiel 24.14</w:t>
-        </w:r>
-      </w:hyperlink>
-      <w:r>
-        <w:rPr>
-          <w:lang w:val="fr_FR" w:bidi="fr_FR"/>
-        </w:rPr>
-        <w:t xml:space="preserve"> ; </w:t>
-      </w:r>
-      <w:hyperlink r:id="rId187">
-        <w:r>
-          <w:rPr>
-            <w:lang w:val="fr_FR" w:bidi="fr_FR"/>
-          </w:rPr>
-          <w:rPr>
-            <w:color w:val="0000EE"/>
-            <w:u w:val="single"/>
-          </w:rPr>
-          <w:t>Joël 2.13–14</w:t>
-        </w:r>
-      </w:hyperlink>
-      <w:r>
-        <w:rPr>
-          <w:lang w:val="fr_FR" w:bidi="fr_FR"/>
-        </w:rPr>
-        <w:t xml:space="preserve"> ; </w:t>
-      </w:r>
-      <w:hyperlink r:id="rId174">
-        <w:r>
-          <w:rPr>
-            <w:lang w:val="fr_FR" w:bidi="fr_FR"/>
-          </w:rPr>
-          <w:rPr>
-            <w:color w:val="0000EE"/>
-            <w:u w:val="single"/>
-          </w:rPr>
-          <w:t>Amos 7.2–6</w:t>
-        </w:r>
-      </w:hyperlink>
-      <w:r>
-        <w:rPr>
-          <w:lang w:val="fr_FR" w:bidi="fr_FR"/>
-        </w:rPr>
-        <w:t xml:space="preserve"> ; </w:t>
-      </w:r>
-      <w:hyperlink r:id="rId188">
-        <w:r>
-          <w:rPr>
-            <w:lang w:val="fr_FR" w:bidi="fr_FR"/>
-          </w:rPr>
-          <w:rPr>
-            <w:color w:val="0000EE"/>
-            <w:u w:val="single"/>
-          </w:rPr>
-          <w:t>Jonas 3.9–4.11</w:t>
-        </w:r>
-      </w:hyperlink>
+      <w:r>
+        <w:rPr>
+          <w:lang w:val="fr_FR" w:bidi="fr_FR"/>
+        </w:rPr>
+        <w:t>35</w:t>
+      </w:r>
+      <w:r>
+        <w:rPr>
+          <w:lang w:val="fr_FR" w:bidi="fr_FR"/>
+        </w:rPr>
+        <w:t xml:space="preserve"> ; </w:t>
+      </w:r>
+      <w:r>
+        <w:rPr>
+          <w:lang w:val="fr_FR" w:bidi="fr_FR"/>
+        </w:rPr>
+        <w:t>2 Samuel 24.15–16</w:t>
+      </w:r>
+      <w:r>
+        <w:rPr>
+          <w:lang w:val="fr_FR" w:bidi="fr_FR"/>
+        </w:rPr>
+        <w:t xml:space="preserve"> ; </w:t>
+      </w:r>
+      <w:r>
+        <w:rPr>
+          <w:lang w:val="fr_FR" w:bidi="fr_FR"/>
+        </w:rPr>
+        <w:t>Jérémie 4.28</w:t>
+      </w:r>
+      <w:r>
+        <w:rPr>
+          <w:lang w:val="fr_FR" w:bidi="fr_FR"/>
+        </w:rPr>
+        <w:t xml:space="preserve"> ; </w:t>
+      </w:r>
+      <w:r>
+        <w:rPr>
+          <w:lang w:val="fr_FR" w:bidi="fr_FR"/>
+        </w:rPr>
+        <w:t>18.7–10</w:t>
+      </w:r>
+      <w:r>
+        <w:rPr>
+          <w:lang w:val="fr_FR" w:bidi="fr_FR"/>
+        </w:rPr>
+        <w:t xml:space="preserve"> ; </w:t>
+      </w:r>
+      <w:r>
+        <w:rPr>
+          <w:lang w:val="fr_FR" w:bidi="fr_FR"/>
+        </w:rPr>
+        <w:t>26.2–19</w:t>
+      </w:r>
+      <w:r>
+        <w:rPr>
+          <w:lang w:val="fr_FR" w:bidi="fr_FR"/>
+        </w:rPr>
+        <w:t xml:space="preserve"> ; </w:t>
+      </w:r>
+      <w:r>
+        <w:rPr>
+          <w:lang w:val="fr_FR" w:bidi="fr_FR"/>
+        </w:rPr>
+        <w:t>Ézéchiel 24.14</w:t>
+      </w:r>
+      <w:r>
+        <w:rPr>
+          <w:lang w:val="fr_FR" w:bidi="fr_FR"/>
+        </w:rPr>
+        <w:t xml:space="preserve"> ; </w:t>
+      </w:r>
+      <w:r>
+        <w:rPr>
+          <w:lang w:val="fr_FR" w:bidi="fr_FR"/>
+        </w:rPr>
+        <w:t>Joël 2.13–14</w:t>
+      </w:r>
+      <w:r>
+        <w:rPr>
+          <w:lang w:val="fr_FR" w:bidi="fr_FR"/>
+        </w:rPr>
+        <w:t xml:space="preserve"> ; </w:t>
+      </w:r>
+      <w:r>
+        <w:rPr>
+          <w:lang w:val="fr_FR" w:bidi="fr_FR"/>
+        </w:rPr>
+        <w:t>Amos 7.2–6</w:t>
+      </w:r>
+      <w:r>
+        <w:rPr>
+          <w:lang w:val="fr_FR" w:bidi="fr_FR"/>
+        </w:rPr>
+        <w:t xml:space="preserve"> ; </w:t>
+      </w:r>
+      <w:r>
+        <w:rPr>
+          <w:lang w:val="fr_FR" w:bidi="fr_FR"/>
+        </w:rPr>
+        <w:t>Jonas 3.9–4.11</w:t>
+      </w:r>
       <w:r>
         <w:rPr>
           <w:lang w:val="fr_FR" w:bidi="fr_FR"/>
@@ -5184,126 +3906,84 @@
         </w:rPr>
         <w:t xml:space="preserve">Les premières assemblées d'Église laissaient beaucoup plus de place à la participation spontanée, selon les dons que l'Esprit donnait à chacun pour le bénéfice de tous (voir </w:t>
       </w:r>
-      <w:hyperlink r:id="rId189">
-        <w:r>
-          <w:rPr>
-            <w:lang w:val="fr_FR" w:bidi="fr_FR"/>
-          </w:rPr>
-          <w:rPr>
-            <w:color w:val="0000EE"/>
-            <w:u w:val="single"/>
-          </w:rPr>
-          <w:t>1Co 14.26–33</w:t>
-        </w:r>
-      </w:hyperlink>
+      <w:r>
+        <w:rPr>
+          <w:lang w:val="fr_FR" w:bidi="fr_FR"/>
+        </w:rPr>
+        <w:t>1Co 14.26–33</w:t>
+      </w:r>
       <w:r>
         <w:rPr>
           <w:lang w:val="fr_FR" w:bidi="fr_FR"/>
         </w:rPr>
         <w:t>). Les apôtres donnaient des instructions à l'ensemble des Églises et dirigeaient avec l'aide des anciens de l'Église de Jérusalem (</w:t>
       </w:r>
-      <w:hyperlink r:id="rId190">
-        <w:r>
-          <w:rPr>
-            <w:lang w:val="fr_FR" w:bidi="fr_FR"/>
-          </w:rPr>
-          <w:rPr>
-            <w:color w:val="0000EE"/>
-            <w:u w:val="single"/>
-          </w:rPr>
-          <w:t>Ac 6.2</w:t>
-        </w:r>
-      </w:hyperlink>
-      <w:r>
-        <w:rPr>
-          <w:lang w:val="fr_FR" w:bidi="fr_FR"/>
-        </w:rPr>
-        <w:t xml:space="preserve"> ; </w:t>
-      </w:r>
-      <w:hyperlink r:id="rId191">
-        <w:r>
-          <w:rPr>
-            <w:lang w:val="fr_FR" w:bidi="fr_FR"/>
-          </w:rPr>
-          <w:rPr>
-            <w:color w:val="0000EE"/>
-            <w:u w:val="single"/>
-          </w:rPr>
-          <w:t>8.14</w:t>
-        </w:r>
-      </w:hyperlink>
-      <w:r>
-        <w:rPr>
-          <w:lang w:val="fr_FR" w:bidi="fr_FR"/>
-        </w:rPr>
-        <w:t xml:space="preserve"> ; </w:t>
-      </w:r>
-      <w:hyperlink r:id="rId192">
-        <w:r>
-          <w:rPr>
-            <w:lang w:val="fr_FR" w:bidi="fr_FR"/>
-          </w:rPr>
-          <w:rPr>
-            <w:color w:val="0000EE"/>
-            <w:u w:val="single"/>
-          </w:rPr>
-          <w:t>14.23</w:t>
-        </w:r>
-      </w:hyperlink>
-      <w:r>
-        <w:rPr>
-          <w:lang w:val="fr_FR" w:bidi="fr_FR"/>
-        </w:rPr>
-        <w:t xml:space="preserve"> ; </w:t>
-      </w:r>
-      <w:hyperlink r:id="rId193">
-        <w:r>
-          <w:rPr>
-            <w:lang w:val="fr_FR" w:bidi="fr_FR"/>
-          </w:rPr>
-          <w:rPr>
-            <w:color w:val="0000EE"/>
-            <w:u w:val="single"/>
-          </w:rPr>
-          <w:t>Ac 15.4</w:t>
-        </w:r>
-      </w:hyperlink>
+      <w:r>
+        <w:rPr>
+          <w:lang w:val="fr_FR" w:bidi="fr_FR"/>
+        </w:rPr>
+        <w:t>Ac 6.2</w:t>
+      </w:r>
+      <w:r>
+        <w:rPr>
+          <w:lang w:val="fr_FR" w:bidi="fr_FR"/>
+        </w:rPr>
+        <w:t xml:space="preserve"> ; </w:t>
+      </w:r>
+      <w:r>
+        <w:rPr>
+          <w:lang w:val="fr_FR" w:bidi="fr_FR"/>
+        </w:rPr>
+        <w:t>8.14</w:t>
+      </w:r>
+      <w:r>
+        <w:rPr>
+          <w:lang w:val="fr_FR" w:bidi="fr_FR"/>
+        </w:rPr>
+        <w:t xml:space="preserve"> ; </w:t>
+      </w:r>
+      <w:r>
+        <w:rPr>
+          <w:lang w:val="fr_FR" w:bidi="fr_FR"/>
+        </w:rPr>
+        <w:t>14.23</w:t>
+      </w:r>
+      <w:r>
+        <w:rPr>
+          <w:lang w:val="fr_FR" w:bidi="fr_FR"/>
+        </w:rPr>
+        <w:t xml:space="preserve"> ; </w:t>
+      </w:r>
+      <w:r>
+        <w:rPr>
+          <w:lang w:val="fr_FR" w:bidi="fr_FR"/>
+        </w:rPr>
+        <w:t>Ac 15.4</w:t>
+      </w:r>
       <w:r>
         <w:rPr>
           <w:lang w:val="fr_FR" w:bidi="fr_FR"/>
         </w:rPr>
         <w:t xml:space="preserve">, </w:t>
       </w:r>
-      <w:hyperlink r:id="rId194">
-        <w:r>
-          <w:rPr>
-            <w:lang w:val="fr_FR" w:bidi="fr_FR"/>
-          </w:rPr>
-          <w:rPr>
-            <w:color w:val="0000EE"/>
-            <w:u w:val="single"/>
-          </w:rPr>
-          <w:t>6</w:t>
-        </w:r>
-      </w:hyperlink>
+      <w:r>
+        <w:rPr>
+          <w:lang w:val="fr_FR" w:bidi="fr_FR"/>
+        </w:rPr>
+        <w:t>6</w:t>
+      </w:r>
       <w:r>
         <w:rPr>
           <w:lang w:val="fr_FR" w:bidi="fr_FR"/>
         </w:rPr>
         <w:t xml:space="preserve">, </w:t>
       </w:r>
-      <w:hyperlink r:id="rId195">
-        <w:r>
-          <w:rPr>
-            <w:lang w:val="fr_FR" w:bidi="fr_FR"/>
-          </w:rPr>
-          <w:rPr>
-            <w:color w:val="0000EE"/>
-            <w:u w:val="single"/>
-          </w:rPr>
-          <w:t>22–23</w:t>
-        </w:r>
-      </w:hyperlink>
+      <w:r>
+        <w:rPr>
+          <w:lang w:val="fr_FR" w:bidi="fr_FR"/>
+        </w:rPr>
+        <w:t>22–23</w:t>
+      </w:r>
       <w:r>
         <w:rPr>
           <w:lang w:val="fr_FR" w:bidi="fr_FR"/>
@@ -5324,36 +4004,24 @@
         </w:rPr>
         <w:t>Les titres et rôles des dirigeants chrétiens en dehors de Jérusalem semblent souvent dépendre de la situation spécifique de chaque Église. Par exemple, il y avait des diacres dans l'Église de Jérusalem (</w:t>
       </w:r>
-      <w:hyperlink r:id="rId196">
-        <w:r>
-          <w:rPr>
-            <w:lang w:val="fr_FR" w:bidi="fr_FR"/>
-          </w:rPr>
-          <w:rPr>
-            <w:color w:val="0000EE"/>
-            <w:u w:val="single"/>
-          </w:rPr>
-          <w:t>Ac 6.1–6</w:t>
-        </w:r>
-      </w:hyperlink>
+      <w:r>
+        <w:rPr>
+          <w:lang w:val="fr_FR" w:bidi="fr_FR"/>
+        </w:rPr>
+        <w:t>Ac 6.1–6</w:t>
+      </w:r>
       <w:r>
         <w:rPr>
           <w:lang w:val="fr_FR" w:bidi="fr_FR"/>
         </w:rPr>
         <w:t>), mais ils ne sont pas mentionnés dans toutes les Églises du Nouveau Testament (NT). Paul donne des instructions sur les qualifications des pasteurs et des diacres à Timothée pour l'Église d'Éphèse. Cependant, il ne parle que des qualifications d'anciens à Tite en Crète. Dans l'Église d'Antioche, le groupe de dirigeants incluait enseignants et prophètes (</w:t>
       </w:r>
-      <w:hyperlink r:id="rId197">
-        <w:r>
-          <w:rPr>
-            <w:lang w:val="fr_FR" w:bidi="fr_FR"/>
-          </w:rPr>
-          <w:rPr>
-            <w:color w:val="0000EE"/>
-            <w:u w:val="single"/>
-          </w:rPr>
-          <w:t>Ac 13.1–3</w:t>
-        </w:r>
-      </w:hyperlink>
+      <w:r>
+        <w:rPr>
+          <w:lang w:val="fr_FR" w:bidi="fr_FR"/>
+        </w:rPr>
+        <w:t>Ac 13.1–3</w:t>
+      </w:r>
       <w:r>
         <w:rPr>
           <w:lang w:val="fr_FR" w:bidi="fr_FR"/>
@@ -5388,108 +4056,72 @@
         </w:rPr>
         <w:t xml:space="preserve">L'enseignement et la prophétie contribuaient de façon importante à l'instruction et l'édification dans les Églises (voir </w:t>
       </w:r>
-      <w:hyperlink r:id="rId198">
-        <w:r>
-          <w:rPr>
-            <w:lang w:val="fr_FR" w:bidi="fr_FR"/>
-          </w:rPr>
-          <w:rPr>
-            <w:color w:val="0000EE"/>
-            <w:u w:val="single"/>
-          </w:rPr>
-          <w:t>Ac 11.27–30</w:t>
-        </w:r>
-      </w:hyperlink>
-      <w:r>
-        <w:rPr>
-          <w:lang w:val="fr_FR" w:bidi="fr_FR"/>
-        </w:rPr>
-        <w:t xml:space="preserve"> ; </w:t>
-      </w:r>
-      <w:hyperlink r:id="rId199">
-        <w:r>
-          <w:rPr>
-            <w:lang w:val="fr_FR" w:bidi="fr_FR"/>
-          </w:rPr>
-          <w:rPr>
-            <w:color w:val="0000EE"/>
-            <w:u w:val="single"/>
-          </w:rPr>
-          <w:t>1Co 14.26–40</w:t>
-        </w:r>
-      </w:hyperlink>
+      <w:r>
+        <w:rPr>
+          <w:lang w:val="fr_FR" w:bidi="fr_FR"/>
+        </w:rPr>
+        <w:t>Ac 11.27–30</w:t>
+      </w:r>
+      <w:r>
+        <w:rPr>
+          <w:lang w:val="fr_FR" w:bidi="fr_FR"/>
+        </w:rPr>
+        <w:t xml:space="preserve"> ; </w:t>
+      </w:r>
+      <w:r>
+        <w:rPr>
+          <w:lang w:val="fr_FR" w:bidi="fr_FR"/>
+        </w:rPr>
+        <w:t>1Co 14.26–40</w:t>
+      </w:r>
       <w:r>
         <w:rPr>
           <w:lang w:val="fr_FR" w:bidi="fr_FR"/>
         </w:rPr>
         <w:t>). La plupart des Églises connues du NT ont été fondées par des apôtres ou leurs disciples. Des anciens étaient nommés dans chaque Église pour en assurer la responsabilité spirituelle (</w:t>
       </w:r>
-      <w:hyperlink r:id="rId200">
-        <w:r>
-          <w:rPr>
-            <w:lang w:val="fr_FR" w:bidi="fr_FR"/>
-          </w:rPr>
-          <w:rPr>
-            <w:color w:val="0000EE"/>
-            <w:u w:val="single"/>
-          </w:rPr>
-          <w:t>Ti 1.5</w:t>
-        </w:r>
-      </w:hyperlink>
-      <w:r>
-        <w:rPr>
-          <w:lang w:val="fr_FR" w:bidi="fr_FR"/>
-        </w:rPr>
-        <w:t xml:space="preserve"> ; </w:t>
-      </w:r>
-      <w:hyperlink r:id="rId192">
-        <w:r>
-          <w:rPr>
-            <w:lang w:val="fr_FR" w:bidi="fr_FR"/>
-          </w:rPr>
-          <w:rPr>
-            <w:color w:val="0000EE"/>
-            <w:u w:val="single"/>
-          </w:rPr>
-          <w:t>Ac 14.23</w:t>
-        </w:r>
-      </w:hyperlink>
+      <w:r>
+        <w:rPr>
+          <w:lang w:val="fr_FR" w:bidi="fr_FR"/>
+        </w:rPr>
+        <w:t>Ti 1.5</w:t>
+      </w:r>
+      <w:r>
+        <w:rPr>
+          <w:lang w:val="fr_FR" w:bidi="fr_FR"/>
+        </w:rPr>
+        <w:t xml:space="preserve"> ; </w:t>
+      </w:r>
+      <w:r>
+        <w:rPr>
+          <w:lang w:val="fr_FR" w:bidi="fr_FR"/>
+        </w:rPr>
+        <w:t>Ac 14.23</w:t>
+      </w:r>
       <w:r>
         <w:rPr>
           <w:lang w:val="fr_FR" w:bidi="fr_FR"/>
         </w:rPr>
         <w:t>). Les anciens étaient choisis sur la base de leurs qualités et de leurs qualifications spirituelles (</w:t>
       </w:r>
-      <w:hyperlink r:id="rId201">
-        <w:r>
-          <w:rPr>
-            <w:lang w:val="fr_FR" w:bidi="fr_FR"/>
-          </w:rPr>
-          <w:rPr>
-            <w:color w:val="0000EE"/>
-            <w:u w:val="single"/>
-          </w:rPr>
-          <w:t>1Co 12.28–30</w:t>
-        </w:r>
-      </w:hyperlink>
-      <w:r>
-        <w:rPr>
-          <w:lang w:val="fr_FR" w:bidi="fr_FR"/>
-        </w:rPr>
-        <w:t xml:space="preserve"> ; </w:t>
-      </w:r>
-      <w:hyperlink r:id="rId202">
-        <w:r>
-          <w:rPr>
-            <w:lang w:val="fr_FR" w:bidi="fr_FR"/>
-          </w:rPr>
-          <w:rPr>
-            <w:color w:val="0000EE"/>
-            <w:u w:val="single"/>
-          </w:rPr>
-          <w:t>Ep 4.11–13</w:t>
-        </w:r>
-      </w:hyperlink>
+      <w:r>
+        <w:rPr>
+          <w:lang w:val="fr_FR" w:bidi="fr_FR"/>
+        </w:rPr>
+        <w:t>1Co 12.28–30</w:t>
+      </w:r>
+      <w:r>
+        <w:rPr>
+          <w:lang w:val="fr_FR" w:bidi="fr_FR"/>
+        </w:rPr>
+        <w:t xml:space="preserve"> ; </w:t>
+      </w:r>
+      <w:r>
+        <w:rPr>
+          <w:lang w:val="fr_FR" w:bidi="fr_FR"/>
+        </w:rPr>
+        <w:t>Ep 4.11–13</w:t>
+      </w:r>
       <w:r>
         <w:rPr>
           <w:lang w:val="fr_FR" w:bidi="fr_FR"/>
@@ -5630,18 +4262,12 @@
         </w:rPr>
         <w:t xml:space="preserve">Il est probable que ces rôles aient évolué dans le temps. Les instructions données dans 1 Timothée et Tite montrent qu'il était devenu particulièrement important que les dirigeants d'Église puissent corriger les faux enseignements. Les instructions de Paul dans </w:t>
       </w:r>
-      <w:hyperlink r:id="rId189">
-        <w:r>
-          <w:rPr>
-            <w:lang w:val="fr_FR" w:bidi="fr_FR"/>
-          </w:rPr>
-          <w:rPr>
-            <w:color w:val="0000EE"/>
-            <w:u w:val="single"/>
-          </w:rPr>
-          <w:t>1 Corinthiens 14.26–33</w:t>
-        </w:r>
-      </w:hyperlink>
+      <w:r>
+        <w:rPr>
+          <w:lang w:val="fr_FR" w:bidi="fr_FR"/>
+        </w:rPr>
+        <w:t>1 Corinthiens 14.26–33</w:t>
+      </w:r>
       <w:r>
         <w:rPr>
           <w:lang w:val="fr_FR" w:bidi="fr_FR"/>
@@ -5662,126 +4288,84 @@
         </w:rPr>
         <w:t xml:space="preserve">L'apôtre Paul était aidait très activement les Églises à s'affermir et à grandir partout où il a amené l'Évangile. Cependant, il n'y a pas d'indication qu'il souhaitait mettre en place une organisation pour diriger l'ensemble des Églises dans ces régions. Pour Paul, la responsabilité spirituelle de chaque congrégation reposait sur les dirigeants locaux. Ceux-ci devaient cependant suivre l'enseignement de l'Évangile et exercer la discipline en se soumettant à la plus grande autorité des apôtres. Les dirigeants d'Églises locales avaient cependant une véritable autorité spirituelle dans leurs assemblées (voir </w:t>
       </w:r>
-      <w:hyperlink r:id="rId203">
-        <w:r>
-          <w:rPr>
-            <w:lang w:val="fr_FR" w:bidi="fr_FR"/>
-          </w:rPr>
-          <w:rPr>
-            <w:color w:val="0000EE"/>
-            <w:u w:val="single"/>
-          </w:rPr>
-          <w:t>1Co 5.3–5</w:t>
-        </w:r>
-      </w:hyperlink>
-      <w:r>
-        <w:rPr>
-          <w:lang w:val="fr_FR" w:bidi="fr_FR"/>
-        </w:rPr>
-        <w:t xml:space="preserve"> ; </w:t>
-      </w:r>
-      <w:hyperlink r:id="rId204">
-        <w:r>
-          <w:rPr>
-            <w:lang w:val="fr_FR" w:bidi="fr_FR"/>
-          </w:rPr>
-          <w:rPr>
-            <w:color w:val="0000EE"/>
-            <w:u w:val="single"/>
-          </w:rPr>
-          <w:t>1Tm 4.11–16</w:t>
-        </w:r>
-      </w:hyperlink>
-      <w:r>
-        <w:rPr>
-          <w:lang w:val="fr_FR" w:bidi="fr_FR"/>
-        </w:rPr>
-        <w:t xml:space="preserve"> ; </w:t>
-      </w:r>
-      <w:hyperlink r:id="rId205">
-        <w:r>
-          <w:rPr>
-            <w:lang w:val="fr_FR" w:bidi="fr_FR"/>
-          </w:rPr>
-          <w:rPr>
-            <w:color w:val="0000EE"/>
-            <w:u w:val="single"/>
-          </w:rPr>
-          <w:t>5.19–22</w:t>
-        </w:r>
-      </w:hyperlink>
-      <w:r>
-        <w:rPr>
-          <w:lang w:val="fr_FR" w:bidi="fr_FR"/>
-        </w:rPr>
-        <w:t xml:space="preserve"> ; </w:t>
-      </w:r>
-      <w:hyperlink r:id="rId206">
-        <w:r>
-          <w:rPr>
-            <w:lang w:val="fr_FR" w:bidi="fr_FR"/>
-          </w:rPr>
-          <w:rPr>
-            <w:color w:val="0000EE"/>
-            <w:u w:val="single"/>
-          </w:rPr>
-          <w:t>2Tm 2.14–19</w:t>
-        </w:r>
-      </w:hyperlink>
+      <w:r>
+        <w:rPr>
+          <w:lang w:val="fr_FR" w:bidi="fr_FR"/>
+        </w:rPr>
+        <w:t>1Co 5.3–5</w:t>
+      </w:r>
+      <w:r>
+        <w:rPr>
+          <w:lang w:val="fr_FR" w:bidi="fr_FR"/>
+        </w:rPr>
+        <w:t xml:space="preserve"> ; </w:t>
+      </w:r>
+      <w:r>
+        <w:rPr>
+          <w:lang w:val="fr_FR" w:bidi="fr_FR"/>
+        </w:rPr>
+        <w:t>1Tm 4.11–16</w:t>
+      </w:r>
+      <w:r>
+        <w:rPr>
+          <w:lang w:val="fr_FR" w:bidi="fr_FR"/>
+        </w:rPr>
+        <w:t xml:space="preserve"> ; </w:t>
+      </w:r>
+      <w:r>
+        <w:rPr>
+          <w:lang w:val="fr_FR" w:bidi="fr_FR"/>
+        </w:rPr>
+        <w:t>5.19–22</w:t>
+      </w:r>
+      <w:r>
+        <w:rPr>
+          <w:lang w:val="fr_FR" w:bidi="fr_FR"/>
+        </w:rPr>
+        <w:t xml:space="preserve"> ; </w:t>
+      </w:r>
+      <w:r>
+        <w:rPr>
+          <w:lang w:val="fr_FR" w:bidi="fr_FR"/>
+        </w:rPr>
+        <w:t>2Tm 2.14–19</w:t>
+      </w:r>
       <w:r>
         <w:rPr>
           <w:lang w:val="fr_FR" w:bidi="fr_FR"/>
         </w:rPr>
         <w:t xml:space="preserve">, </w:t>
       </w:r>
-      <w:hyperlink r:id="rId207">
-        <w:r>
-          <w:rPr>
-            <w:lang w:val="fr_FR" w:bidi="fr_FR"/>
-          </w:rPr>
-          <w:rPr>
-            <w:color w:val="0000EE"/>
-            <w:u w:val="single"/>
-          </w:rPr>
-          <w:t>25–26</w:t>
-        </w:r>
-      </w:hyperlink>
-      <w:r>
-        <w:rPr>
-          <w:lang w:val="fr_FR" w:bidi="fr_FR"/>
-        </w:rPr>
-        <w:t xml:space="preserve"> ; </w:t>
-      </w:r>
-      <w:hyperlink r:id="rId208">
-        <w:r>
-          <w:rPr>
-            <w:lang w:val="fr_FR" w:bidi="fr_FR"/>
-          </w:rPr>
-          <w:rPr>
-            <w:color w:val="0000EE"/>
-            <w:u w:val="single"/>
-          </w:rPr>
-          <w:t>Ti 2.15</w:t>
-        </w:r>
-      </w:hyperlink>
-      <w:r>
-        <w:rPr>
-          <w:lang w:val="fr_FR" w:bidi="fr_FR"/>
-        </w:rPr>
-        <w:t xml:space="preserve"> ; </w:t>
-      </w:r>
-      <w:hyperlink r:id="rId209">
-        <w:r>
-          <w:rPr>
-            <w:lang w:val="fr_FR" w:bidi="fr_FR"/>
-          </w:rPr>
-          <w:rPr>
-            <w:color w:val="0000EE"/>
-            <w:u w:val="single"/>
-          </w:rPr>
-          <w:t>3.10–11</w:t>
-        </w:r>
-      </w:hyperlink>
+      <w:r>
+        <w:rPr>
+          <w:lang w:val="fr_FR" w:bidi="fr_FR"/>
+        </w:rPr>
+        <w:t>25–26</w:t>
+      </w:r>
+      <w:r>
+        <w:rPr>
+          <w:lang w:val="fr_FR" w:bidi="fr_FR"/>
+        </w:rPr>
+        <w:t xml:space="preserve"> ; </w:t>
+      </w:r>
+      <w:r>
+        <w:rPr>
+          <w:lang w:val="fr_FR" w:bidi="fr_FR"/>
+        </w:rPr>
+        <w:t>Ti 2.15</w:t>
+      </w:r>
+      <w:r>
+        <w:rPr>
+          <w:lang w:val="fr_FR" w:bidi="fr_FR"/>
+        </w:rPr>
+        <w:t xml:space="preserve"> ; </w:t>
+      </w:r>
+      <w:r>
+        <w:rPr>
+          <w:lang w:val="fr_FR" w:bidi="fr_FR"/>
+        </w:rPr>
+        <w:t>3.10–11</w:t>
+      </w:r>
       <w:r>
         <w:rPr>
           <w:lang w:val="fr_FR" w:bidi="fr_FR"/>
@@ -5823,252 +4407,168 @@
           <w:lang w:val="fr_FR" w:bidi="fr_FR"/>
         </w:rPr>
       </w:r>
-      <w:hyperlink r:id="rId196">
-        <w:r>
-          <w:rPr>
-            <w:lang w:val="fr_FR" w:bidi="fr_FR"/>
-          </w:rPr>
-          <w:rPr>
-            <w:color w:val="0000EE"/>
-            <w:u w:val="single"/>
-          </w:rPr>
-          <w:t>Actes 6.1–6</w:t>
-        </w:r>
-      </w:hyperlink>
-      <w:r>
-        <w:rPr>
-          <w:lang w:val="fr_FR" w:bidi="fr_FR"/>
-        </w:rPr>
-        <w:t xml:space="preserve"> ; </w:t>
-      </w:r>
-      <w:hyperlink r:id="rId197">
-        <w:r>
-          <w:rPr>
-            <w:lang w:val="fr_FR" w:bidi="fr_FR"/>
-          </w:rPr>
-          <w:rPr>
-            <w:color w:val="0000EE"/>
-            <w:u w:val="single"/>
-          </w:rPr>
-          <w:t>13.1–3</w:t>
-        </w:r>
-      </w:hyperlink>
-      <w:r>
-        <w:rPr>
-          <w:lang w:val="fr_FR" w:bidi="fr_FR"/>
-        </w:rPr>
-        <w:t xml:space="preserve"> ; </w:t>
-      </w:r>
-      <w:hyperlink r:id="rId192">
-        <w:r>
-          <w:rPr>
-            <w:lang w:val="fr_FR" w:bidi="fr_FR"/>
-          </w:rPr>
-          <w:rPr>
-            <w:color w:val="0000EE"/>
-            <w:u w:val="single"/>
-          </w:rPr>
-          <w:t>14.23</w:t>
-        </w:r>
-      </w:hyperlink>
-      <w:r>
-        <w:rPr>
-          <w:lang w:val="fr_FR" w:bidi="fr_FR"/>
-        </w:rPr>
-        <w:t xml:space="preserve"> ; </w:t>
-      </w:r>
-      <w:hyperlink r:id="rId210">
-        <w:r>
-          <w:rPr>
-            <w:lang w:val="fr_FR" w:bidi="fr_FR"/>
-          </w:rPr>
-          <w:rPr>
-            <w:color w:val="0000EE"/>
-            <w:u w:val="single"/>
-          </w:rPr>
-          <w:t>15.4–35</w:t>
-        </w:r>
-      </w:hyperlink>
-      <w:r>
-        <w:rPr>
-          <w:lang w:val="fr_FR" w:bidi="fr_FR"/>
-        </w:rPr>
-        <w:t xml:space="preserve"> ; </w:t>
-      </w:r>
-      <w:hyperlink r:id="rId201">
-        <w:r>
-          <w:rPr>
-            <w:lang w:val="fr_FR" w:bidi="fr_FR"/>
-          </w:rPr>
-          <w:rPr>
-            <w:color w:val="0000EE"/>
-            <w:u w:val="single"/>
-          </w:rPr>
-          <w:t>1 Corinthiens 12.28–30</w:t>
-        </w:r>
-      </w:hyperlink>
-      <w:r>
-        <w:rPr>
-          <w:lang w:val="fr_FR" w:bidi="fr_FR"/>
-        </w:rPr>
-        <w:t xml:space="preserve"> ; </w:t>
-      </w:r>
-      <w:hyperlink r:id="rId189">
-        <w:r>
-          <w:rPr>
-            <w:lang w:val="fr_FR" w:bidi="fr_FR"/>
-          </w:rPr>
-          <w:rPr>
-            <w:color w:val="0000EE"/>
-            <w:u w:val="single"/>
-          </w:rPr>
-          <w:t>14.26–33</w:t>
-        </w:r>
-      </w:hyperlink>
-      <w:r>
-        <w:rPr>
-          <w:lang w:val="fr_FR" w:bidi="fr_FR"/>
-        </w:rPr>
-        <w:t xml:space="preserve"> ; </w:t>
-      </w:r>
-      <w:hyperlink r:id="rId202">
-        <w:r>
-          <w:rPr>
-            <w:lang w:val="fr_FR" w:bidi="fr_FR"/>
-          </w:rPr>
-          <w:rPr>
-            <w:color w:val="0000EE"/>
-            <w:u w:val="single"/>
-          </w:rPr>
-          <w:t>Éphésiens 4.11–13</w:t>
-        </w:r>
-      </w:hyperlink>
-      <w:r>
-        <w:rPr>
-          <w:lang w:val="fr_FR" w:bidi="fr_FR"/>
-        </w:rPr>
-        <w:t xml:space="preserve"> ; </w:t>
-      </w:r>
-      <w:hyperlink r:id="rId211">
-        <w:r>
-          <w:rPr>
-            <w:lang w:val="fr_FR" w:bidi="fr_FR"/>
-          </w:rPr>
-          <w:rPr>
-            <w:color w:val="0000EE"/>
-            <w:u w:val="single"/>
-          </w:rPr>
-          <w:t>1 Timothée 3.1–13</w:t>
-        </w:r>
-      </w:hyperlink>
-      <w:r>
-        <w:rPr>
-          <w:lang w:val="fr_FR" w:bidi="fr_FR"/>
-        </w:rPr>
-        <w:t xml:space="preserve"> ; </w:t>
-      </w:r>
-      <w:hyperlink r:id="rId204">
-        <w:r>
-          <w:rPr>
-            <w:lang w:val="fr_FR" w:bidi="fr_FR"/>
-          </w:rPr>
-          <w:rPr>
-            <w:color w:val="0000EE"/>
-            <w:u w:val="single"/>
-          </w:rPr>
-          <w:t>4.11–16</w:t>
-        </w:r>
-      </w:hyperlink>
-      <w:r>
-        <w:rPr>
-          <w:lang w:val="fr_FR" w:bidi="fr_FR"/>
-        </w:rPr>
-        <w:t xml:space="preserve"> ; </w:t>
-      </w:r>
-      <w:hyperlink r:id="rId212">
-        <w:r>
-          <w:rPr>
-            <w:lang w:val="fr_FR" w:bidi="fr_FR"/>
-          </w:rPr>
-          <w:rPr>
-            <w:color w:val="0000EE"/>
-            <w:u w:val="single"/>
-          </w:rPr>
-          <w:t>5.17–22</w:t>
-        </w:r>
-      </w:hyperlink>
-      <w:r>
-        <w:rPr>
-          <w:lang w:val="fr_FR" w:bidi="fr_FR"/>
-        </w:rPr>
-        <w:t xml:space="preserve"> ; </w:t>
-      </w:r>
-      <w:hyperlink r:id="rId213">
-        <w:r>
-          <w:rPr>
-            <w:lang w:val="fr_FR" w:bidi="fr_FR"/>
-          </w:rPr>
-          <w:rPr>
-            <w:color w:val="0000EE"/>
-            <w:u w:val="single"/>
-          </w:rPr>
-          <w:t>2 Timothée 2.2</w:t>
-        </w:r>
-      </w:hyperlink>
+      <w:r>
+        <w:rPr>
+          <w:lang w:val="fr_FR" w:bidi="fr_FR"/>
+        </w:rPr>
+        <w:t>Actes 6.1–6</w:t>
+      </w:r>
+      <w:r>
+        <w:rPr>
+          <w:lang w:val="fr_FR" w:bidi="fr_FR"/>
+        </w:rPr>
+        <w:t xml:space="preserve"> ; </w:t>
+      </w:r>
+      <w:r>
+        <w:rPr>
+          <w:lang w:val="fr_FR" w:bidi="fr_FR"/>
+        </w:rPr>
+        <w:t>13.1–3</w:t>
+      </w:r>
+      <w:r>
+        <w:rPr>
+          <w:lang w:val="fr_FR" w:bidi="fr_FR"/>
+        </w:rPr>
+        <w:t xml:space="preserve"> ; </w:t>
+      </w:r>
+      <w:r>
+        <w:rPr>
+          <w:lang w:val="fr_FR" w:bidi="fr_FR"/>
+        </w:rPr>
+        <w:t>14.23</w:t>
+      </w:r>
+      <w:r>
+        <w:rPr>
+          <w:lang w:val="fr_FR" w:bidi="fr_FR"/>
+        </w:rPr>
+        <w:t xml:space="preserve"> ; </w:t>
+      </w:r>
+      <w:r>
+        <w:rPr>
+          <w:lang w:val="fr_FR" w:bidi="fr_FR"/>
+        </w:rPr>
+        <w:t>15.4–35</w:t>
+      </w:r>
+      <w:r>
+        <w:rPr>
+          <w:lang w:val="fr_FR" w:bidi="fr_FR"/>
+        </w:rPr>
+        <w:t xml:space="preserve"> ; </w:t>
+      </w:r>
+      <w:r>
+        <w:rPr>
+          <w:lang w:val="fr_FR" w:bidi="fr_FR"/>
+        </w:rPr>
+        <w:t>1 Corinthiens 12.28–30</w:t>
+      </w:r>
+      <w:r>
+        <w:rPr>
+          <w:lang w:val="fr_FR" w:bidi="fr_FR"/>
+        </w:rPr>
+        <w:t xml:space="preserve"> ; </w:t>
+      </w:r>
+      <w:r>
+        <w:rPr>
+          <w:lang w:val="fr_FR" w:bidi="fr_FR"/>
+        </w:rPr>
+        <w:t>14.26–33</w:t>
+      </w:r>
+      <w:r>
+        <w:rPr>
+          <w:lang w:val="fr_FR" w:bidi="fr_FR"/>
+        </w:rPr>
+        <w:t xml:space="preserve"> ; </w:t>
+      </w:r>
+      <w:r>
+        <w:rPr>
+          <w:lang w:val="fr_FR" w:bidi="fr_FR"/>
+        </w:rPr>
+        <w:t>Éphésiens 4.11–13</w:t>
+      </w:r>
+      <w:r>
+        <w:rPr>
+          <w:lang w:val="fr_FR" w:bidi="fr_FR"/>
+        </w:rPr>
+        <w:t xml:space="preserve"> ; </w:t>
+      </w:r>
+      <w:r>
+        <w:rPr>
+          <w:lang w:val="fr_FR" w:bidi="fr_FR"/>
+        </w:rPr>
+        <w:t>1 Timothée 3.1–13</w:t>
+      </w:r>
+      <w:r>
+        <w:rPr>
+          <w:lang w:val="fr_FR" w:bidi="fr_FR"/>
+        </w:rPr>
+        <w:t xml:space="preserve"> ; </w:t>
+      </w:r>
+      <w:r>
+        <w:rPr>
+          <w:lang w:val="fr_FR" w:bidi="fr_FR"/>
+        </w:rPr>
+        <w:t>4.11–16</w:t>
+      </w:r>
+      <w:r>
+        <w:rPr>
+          <w:lang w:val="fr_FR" w:bidi="fr_FR"/>
+        </w:rPr>
+        <w:t xml:space="preserve"> ; </w:t>
+      </w:r>
+      <w:r>
+        <w:rPr>
+          <w:lang w:val="fr_FR" w:bidi="fr_FR"/>
+        </w:rPr>
+        <w:t>5.17–22</w:t>
+      </w:r>
+      <w:r>
+        <w:rPr>
+          <w:lang w:val="fr_FR" w:bidi="fr_FR"/>
+        </w:rPr>
+        <w:t xml:space="preserve"> ; </w:t>
+      </w:r>
+      <w:r>
+        <w:rPr>
+          <w:lang w:val="fr_FR" w:bidi="fr_FR"/>
+        </w:rPr>
+        <w:t>2 Timothée 2.2</w:t>
+      </w:r>
       <w:r>
         <w:rPr>
           <w:lang w:val="fr_FR" w:bidi="fr_FR"/>
         </w:rPr>
         <w:t xml:space="preserve">, </w:t>
       </w:r>
-      <w:hyperlink r:id="rId207">
-        <w:r>
-          <w:rPr>
-            <w:lang w:val="fr_FR" w:bidi="fr_FR"/>
-          </w:rPr>
-          <w:rPr>
-            <w:color w:val="0000EE"/>
-            <w:u w:val="single"/>
-          </w:rPr>
-          <w:t>25–26</w:t>
-        </w:r>
-      </w:hyperlink>
-      <w:r>
-        <w:rPr>
-          <w:lang w:val="fr_FR" w:bidi="fr_FR"/>
-        </w:rPr>
-        <w:t xml:space="preserve"> ; </w:t>
-      </w:r>
-      <w:hyperlink r:id="rId214">
-        <w:r>
-          <w:rPr>
-            <w:lang w:val="fr_FR" w:bidi="fr_FR"/>
-          </w:rPr>
-          <w:rPr>
-            <w:color w:val="0000EE"/>
-            <w:u w:val="single"/>
-          </w:rPr>
-          <w:t>Tite 1.5–9</w:t>
-        </w:r>
-      </w:hyperlink>
-      <w:r>
-        <w:rPr>
-          <w:lang w:val="fr_FR" w:bidi="fr_FR"/>
-        </w:rPr>
-        <w:t xml:space="preserve"> ; </w:t>
-      </w:r>
-      <w:hyperlink r:id="rId208">
-        <w:r>
-          <w:rPr>
-            <w:lang w:val="fr_FR" w:bidi="fr_FR"/>
-          </w:rPr>
-          <w:rPr>
-            <w:color w:val="0000EE"/>
-            <w:u w:val="single"/>
-          </w:rPr>
-          <w:t>2.15</w:t>
-        </w:r>
-      </w:hyperlink>
+      <w:r>
+        <w:rPr>
+          <w:lang w:val="fr_FR" w:bidi="fr_FR"/>
+        </w:rPr>
+        <w:t>25–26</w:t>
+      </w:r>
+      <w:r>
+        <w:rPr>
+          <w:lang w:val="fr_FR" w:bidi="fr_FR"/>
+        </w:rPr>
+        <w:t xml:space="preserve"> ; </w:t>
+      </w:r>
+      <w:r>
+        <w:rPr>
+          <w:lang w:val="fr_FR" w:bidi="fr_FR"/>
+        </w:rPr>
+        <w:t>Tite 1.5–9</w:t>
+      </w:r>
+      <w:r>
+        <w:rPr>
+          <w:lang w:val="fr_FR" w:bidi="fr_FR"/>
+        </w:rPr>
+        <w:t xml:space="preserve"> ; </w:t>
+      </w:r>
+      <w:r>
+        <w:rPr>
+          <w:lang w:val="fr_FR" w:bidi="fr_FR"/>
+        </w:rPr>
+        <w:t>2.15</w:t>
+      </w:r>
       <w:r>
         <w:rPr>
           <w:lang w:val="fr_FR" w:bidi="fr_FR"/>
@@ -6117,90 +4617,60 @@
         </w:rPr>
         <w:t>Proverbes enseigne qu'il est prudent de rechercher les conseils de différentes personnes (</w:t>
       </w:r>
-      <w:hyperlink r:id="rId215">
-        <w:r>
-          <w:rPr>
-            <w:lang w:val="fr_FR" w:bidi="fr_FR"/>
-          </w:rPr>
-          <w:rPr>
-            <w:color w:val="0000EE"/>
-            <w:u w:val="single"/>
-          </w:rPr>
-          <w:t>Pr 11.14</w:t>
-        </w:r>
-      </w:hyperlink>
-      <w:r>
-        <w:rPr>
-          <w:lang w:val="fr_FR" w:bidi="fr_FR"/>
-        </w:rPr>
-        <w:t xml:space="preserve"> ; </w:t>
-      </w:r>
-      <w:hyperlink r:id="rId216">
-        <w:r>
-          <w:rPr>
-            <w:lang w:val="fr_FR" w:bidi="fr_FR"/>
-          </w:rPr>
-          <w:rPr>
-            <w:color w:val="0000EE"/>
-            <w:u w:val="single"/>
-          </w:rPr>
-          <w:t>24.6</w:t>
-        </w:r>
-      </w:hyperlink>
+      <w:r>
+        <w:rPr>
+          <w:lang w:val="fr_FR" w:bidi="fr_FR"/>
+        </w:rPr>
+        <w:t>Pr 11.14</w:t>
+      </w:r>
+      <w:r>
+        <w:rPr>
+          <w:lang w:val="fr_FR" w:bidi="fr_FR"/>
+        </w:rPr>
+        <w:t xml:space="preserve"> ; </w:t>
+      </w:r>
+      <w:r>
+        <w:rPr>
+          <w:lang w:val="fr_FR" w:bidi="fr_FR"/>
+        </w:rPr>
+        <w:t>24.6</w:t>
+      </w:r>
       <w:r>
         <w:rPr>
           <w:lang w:val="fr_FR" w:bidi="fr_FR"/>
         </w:rPr>
         <w:t>). Les conseils aident à obtenir de la sagesse pour prendre de bonnes décisions et réussir (</w:t>
       </w:r>
-      <w:hyperlink r:id="rId217">
-        <w:r>
-          <w:rPr>
-            <w:lang w:val="fr_FR" w:bidi="fr_FR"/>
-          </w:rPr>
-          <w:rPr>
-            <w:color w:val="0000EE"/>
-            <w:u w:val="single"/>
-          </w:rPr>
-          <w:t>Pr 15.22</w:t>
-        </w:r>
-      </w:hyperlink>
+      <w:r>
+        <w:rPr>
+          <w:lang w:val="fr_FR" w:bidi="fr_FR"/>
+        </w:rPr>
+        <w:t>Pr 15.22</w:t>
+      </w:r>
       <w:r>
         <w:rPr>
           <w:lang w:val="fr_FR" w:bidi="fr_FR"/>
         </w:rPr>
         <w:t>). Cependant, le livre de Job montre que parfois ceux qui cherchent à conseiller peuvent induire en erreur, même si ce qu'ils croient à propos de Dieu semble correct (</w:t>
       </w:r>
-      <w:hyperlink r:id="rId218">
-        <w:r>
-          <w:rPr>
-            <w:lang w:val="fr_FR" w:bidi="fr_FR"/>
-          </w:rPr>
-          <w:rPr>
-            <w:color w:val="0000EE"/>
-            <w:u w:val="single"/>
-          </w:rPr>
-          <w:t>Jb 12.17</w:t>
-        </w:r>
-      </w:hyperlink>
-      <w:r>
-        <w:rPr>
-          <w:lang w:val="fr_FR" w:bidi="fr_FR"/>
-        </w:rPr>
-        <w:t xml:space="preserve"> ; </w:t>
-      </w:r>
-      <w:hyperlink r:id="rId219">
-        <w:r>
-          <w:rPr>
-            <w:lang w:val="fr_FR" w:bidi="fr_FR"/>
-          </w:rPr>
-          <w:rPr>
-            <w:color w:val="0000EE"/>
-            <w:u w:val="single"/>
-          </w:rPr>
-          <w:t>26.3</w:t>
-        </w:r>
-      </w:hyperlink>
+      <w:r>
+        <w:rPr>
+          <w:lang w:val="fr_FR" w:bidi="fr_FR"/>
+        </w:rPr>
+        <w:t>Jb 12.17</w:t>
+      </w:r>
+      <w:r>
+        <w:rPr>
+          <w:lang w:val="fr_FR" w:bidi="fr_FR"/>
+        </w:rPr>
+        <w:t xml:space="preserve"> ; </w:t>
+      </w:r>
+      <w:r>
+        <w:rPr>
+          <w:lang w:val="fr_FR" w:bidi="fr_FR"/>
+        </w:rPr>
+        <w:t>26.3</w:t>
+      </w:r>
       <w:r>
         <w:rPr>
           <w:lang w:val="fr_FR" w:bidi="fr_FR"/>
@@ -6221,126 +4691,84 @@
         </w:rPr>
         <w:t>Alors que Job traversait des moments très difficiles, ses amis ont voulu le réconforter. Ils sont allés à lui et se sont assis avec lui sans rien dire pendant sept jours (</w:t>
       </w:r>
-      <w:hyperlink r:id="rId220">
-        <w:r>
-          <w:rPr>
-            <w:lang w:val="fr_FR" w:bidi="fr_FR"/>
-          </w:rPr>
-          <w:rPr>
-            <w:color w:val="0000EE"/>
-            <w:u w:val="single"/>
-          </w:rPr>
-          <w:t>Jb 2.11–13</w:t>
-        </w:r>
-      </w:hyperlink>
+      <w:r>
+        <w:rPr>
+          <w:lang w:val="fr_FR" w:bidi="fr_FR"/>
+        </w:rPr>
+        <w:t>Jb 2.11–13</w:t>
+      </w:r>
       <w:r>
         <w:rPr>
           <w:lang w:val="fr_FR" w:bidi="fr_FR"/>
         </w:rPr>
         <w:t>). Pourtant, leur réconfort a pris fin une fois qu'ils ont commencé à parler. En essayant de comprendre ce qui était arrivé à Job, ils se basaient sur l'idée biblique que l'on récolte ce que l'on sème (</w:t>
       </w:r>
-      <w:hyperlink r:id="rId221">
-        <w:r>
-          <w:rPr>
-            <w:lang w:val="fr_FR" w:bidi="fr_FR"/>
-          </w:rPr>
-          <w:rPr>
-            <w:color w:val="0000EE"/>
-            <w:u w:val="single"/>
-          </w:rPr>
-          <w:t>Lv 26</w:t>
-        </w:r>
-      </w:hyperlink>
-      <w:r>
-        <w:rPr>
-          <w:lang w:val="fr_FR" w:bidi="fr_FR"/>
-        </w:rPr>
-        <w:t xml:space="preserve"> ; </w:t>
-      </w:r>
-      <w:hyperlink r:id="rId222">
-        <w:r>
-          <w:rPr>
-            <w:lang w:val="fr_FR" w:bidi="fr_FR"/>
-          </w:rPr>
-          <w:rPr>
-            <w:color w:val="0000EE"/>
-            <w:u w:val="single"/>
-          </w:rPr>
-          <w:t>Dt 28</w:t>
-        </w:r>
-      </w:hyperlink>
-      <w:r>
-        <w:rPr>
-          <w:lang w:val="fr_FR" w:bidi="fr_FR"/>
-        </w:rPr>
-        <w:t xml:space="preserve"> ; </w:t>
-      </w:r>
-      <w:hyperlink r:id="rId223">
-        <w:r>
-          <w:rPr>
-            <w:lang w:val="fr_FR" w:bidi="fr_FR"/>
-          </w:rPr>
-          <w:rPr>
-            <w:color w:val="0000EE"/>
-            <w:u w:val="single"/>
-          </w:rPr>
-          <w:t>Pr 1.31</w:t>
-        </w:r>
-      </w:hyperlink>
-      <w:r>
-        <w:rPr>
-          <w:lang w:val="fr_FR" w:bidi="fr_FR"/>
-        </w:rPr>
-        <w:t xml:space="preserve"> ; </w:t>
-      </w:r>
-      <w:hyperlink r:id="rId224">
-        <w:r>
-          <w:rPr>
-            <w:lang w:val="fr_FR" w:bidi="fr_FR"/>
-          </w:rPr>
-          <w:rPr>
-            <w:color w:val="0000EE"/>
-            <w:u w:val="single"/>
-          </w:rPr>
-          <w:t>22.8</w:t>
-        </w:r>
-      </w:hyperlink>
-      <w:r>
-        <w:rPr>
-          <w:lang w:val="fr_FR" w:bidi="fr_FR"/>
-        </w:rPr>
-        <w:t xml:space="preserve"> ; </w:t>
-      </w:r>
-      <w:hyperlink r:id="rId225">
-        <w:r>
-          <w:rPr>
-            <w:lang w:val="fr_FR" w:bidi="fr_FR"/>
-          </w:rPr>
-          <w:rPr>
-            <w:color w:val="0000EE"/>
-            <w:u w:val="single"/>
-          </w:rPr>
-          <w:t>Os 8.7</w:t>
-        </w:r>
-      </w:hyperlink>
+      <w:r>
+        <w:rPr>
+          <w:lang w:val="fr_FR" w:bidi="fr_FR"/>
+        </w:rPr>
+        <w:t>Lv 26</w:t>
+      </w:r>
+      <w:r>
+        <w:rPr>
+          <w:lang w:val="fr_FR" w:bidi="fr_FR"/>
+        </w:rPr>
+        <w:t xml:space="preserve"> ; </w:t>
+      </w:r>
+      <w:r>
+        <w:rPr>
+          <w:lang w:val="fr_FR" w:bidi="fr_FR"/>
+        </w:rPr>
+        <w:t>Dt 28</w:t>
+      </w:r>
+      <w:r>
+        <w:rPr>
+          <w:lang w:val="fr_FR" w:bidi="fr_FR"/>
+        </w:rPr>
+        <w:t xml:space="preserve"> ; </w:t>
+      </w:r>
+      <w:r>
+        <w:rPr>
+          <w:lang w:val="fr_FR" w:bidi="fr_FR"/>
+        </w:rPr>
+        <w:t>Pr 1.31</w:t>
+      </w:r>
+      <w:r>
+        <w:rPr>
+          <w:lang w:val="fr_FR" w:bidi="fr_FR"/>
+        </w:rPr>
+        <w:t xml:space="preserve"> ; </w:t>
+      </w:r>
+      <w:r>
+        <w:rPr>
+          <w:lang w:val="fr_FR" w:bidi="fr_FR"/>
+        </w:rPr>
+        <w:t>22.8</w:t>
+      </w:r>
+      <w:r>
+        <w:rPr>
+          <w:lang w:val="fr_FR" w:bidi="fr_FR"/>
+        </w:rPr>
+        <w:t xml:space="preserve"> ; </w:t>
+      </w:r>
+      <w:r>
+        <w:rPr>
+          <w:lang w:val="fr_FR" w:bidi="fr_FR"/>
+        </w:rPr>
+        <w:t>Os 8.7</w:t>
+      </w:r>
       <w:r>
         <w:rPr>
           <w:lang w:val="fr_FR" w:bidi="fr_FR"/>
         </w:rPr>
         <w:t xml:space="preserve"> ; voir aussi </w:t>
       </w:r>
-      <w:hyperlink r:id="rId226">
-        <w:r>
-          <w:rPr>
-            <w:lang w:val="fr_FR" w:bidi="fr_FR"/>
-          </w:rPr>
-          <w:rPr>
-            <w:color w:val="0000EE"/>
-            <w:u w:val="single"/>
-          </w:rPr>
-          <w:t>Ga 6.7–8</w:t>
-        </w:r>
-      </w:hyperlink>
+      <w:r>
+        <w:rPr>
+          <w:lang w:val="fr_FR" w:bidi="fr_FR"/>
+        </w:rPr>
+        <w:t>Ga 6.7–8</w:t>
+      </w:r>
       <w:r>
         <w:rPr>
           <w:lang w:val="fr_FR" w:bidi="fr_FR"/>
@@ -6361,108 +4789,72 @@
         </w:rPr>
         <w:t xml:space="preserve">Cependant, les amis de Job ont mal appliqué ce principe (voir </w:t>
       </w:r>
-      <w:hyperlink r:id="rId227">
-        <w:r>
-          <w:rPr>
-            <w:lang w:val="fr_FR" w:bidi="fr_FR"/>
-          </w:rPr>
-          <w:rPr>
-            <w:color w:val="0000EE"/>
-            <w:u w:val="single"/>
-          </w:rPr>
-          <w:t>Jb 4.8</w:t>
-        </w:r>
-      </w:hyperlink>
+      <w:r>
+        <w:rPr>
+          <w:lang w:val="fr_FR" w:bidi="fr_FR"/>
+        </w:rPr>
+        <w:t>Jb 4.8</w:t>
+      </w:r>
       <w:r>
         <w:rPr>
           <w:lang w:val="fr_FR" w:bidi="fr_FR"/>
         </w:rPr>
         <w:t>). Ils n'ont pas examiné la vie de Job pour s'assurer qu'il avait effectivement mal agi. Au lieu de cela, ils ont ignoré le fait que Job vivait de façon intègre. En se basant seulement sur les malheurs qui lui arrivaient, ils ont conclu qu'il devait avoir péché et était donc puni par Dieu. Ils avaient tort et Dieu les finalement repris en leur disant qu'ils n'avaient pas parlé de lui avec droiture. Ces événements nous enseignent qu'il faut appliquer correctement ce que dit la Bible si nous voulons aider les autres et glorifier Dieu (</w:t>
       </w:r>
-      <w:hyperlink r:id="rId228">
-        <w:r>
-          <w:rPr>
-            <w:lang w:val="fr_FR" w:bidi="fr_FR"/>
-          </w:rPr>
-          <w:rPr>
-            <w:color w:val="0000EE"/>
-            <w:u w:val="single"/>
-          </w:rPr>
-          <w:t>Pr 15.2–4</w:t>
-        </w:r>
-      </w:hyperlink>
+      <w:r>
+        <w:rPr>
+          <w:lang w:val="fr_FR" w:bidi="fr_FR"/>
+        </w:rPr>
+        <w:t>Pr 15.2–4</w:t>
+      </w:r>
       <w:r>
         <w:rPr>
           <w:lang w:val="fr_FR" w:bidi="fr_FR"/>
         </w:rPr>
         <w:t xml:space="preserve">, </w:t>
       </w:r>
-      <w:hyperlink r:id="rId229">
-        <w:r>
-          <w:rPr>
-            <w:lang w:val="fr_FR" w:bidi="fr_FR"/>
-          </w:rPr>
-          <w:rPr>
-            <w:color w:val="0000EE"/>
-            <w:u w:val="single"/>
-          </w:rPr>
-          <w:t xml:space="preserve">23 </w:t>
-        </w:r>
-      </w:hyperlink>
+      <w:r>
+        <w:rPr>
+          <w:lang w:val="fr_FR" w:bidi="fr_FR"/>
+        </w:rPr>
+        <w:t xml:space="preserve">23 </w:t>
+      </w:r>
       <w:r>
         <w:rPr>
           <w:lang w:val="fr_FR" w:bidi="fr_FR"/>
         </w:rPr>
         <w:t xml:space="preserve">; </w:t>
       </w:r>
-      <w:hyperlink r:id="rId230">
-        <w:r>
-          <w:rPr>
-            <w:lang w:val="fr_FR" w:bidi="fr_FR"/>
-          </w:rPr>
-          <w:rPr>
-            <w:color w:val="0000EE"/>
-            <w:u w:val="single"/>
-          </w:rPr>
-          <w:t xml:space="preserve">25.11 </w:t>
-        </w:r>
-      </w:hyperlink>
+      <w:r>
+        <w:rPr>
+          <w:lang w:val="fr_FR" w:bidi="fr_FR"/>
+        </w:rPr>
+        <w:t xml:space="preserve">25.11 </w:t>
+      </w:r>
       <w:r>
         <w:rPr>
           <w:lang w:val="fr_FR" w:bidi="fr_FR"/>
         </w:rPr>
         <w:t xml:space="preserve">; </w:t>
       </w:r>
-      <w:hyperlink r:id="rId231">
-        <w:r>
-          <w:rPr>
-            <w:lang w:val="fr_FR" w:bidi="fr_FR"/>
-          </w:rPr>
-          <w:rPr>
-            <w:color w:val="0000EE"/>
-            <w:u w:val="single"/>
-          </w:rPr>
-          <w:t xml:space="preserve">Es 50.4 </w:t>
-        </w:r>
-      </w:hyperlink>
+      <w:r>
+        <w:rPr>
+          <w:lang w:val="fr_FR" w:bidi="fr_FR"/>
+        </w:rPr>
+        <w:t xml:space="preserve">Es 50.4 </w:t>
+      </w:r>
       <w:r>
         <w:rPr>
           <w:lang w:val="fr_FR" w:bidi="fr_FR"/>
         </w:rPr>
         <w:t xml:space="preserve">; </w:t>
       </w:r>
-      <w:hyperlink r:id="rId232">
-        <w:r>
-          <w:rPr>
-            <w:lang w:val="fr_FR" w:bidi="fr_FR"/>
-          </w:rPr>
-          <w:rPr>
-            <w:color w:val="0000EE"/>
-            <w:u w:val="single"/>
-          </w:rPr>
-          <w:t>Ep 4.29</w:t>
-        </w:r>
-      </w:hyperlink>
+      <w:r>
+        <w:rPr>
+          <w:lang w:val="fr_FR" w:bidi="fr_FR"/>
+        </w:rPr>
+        <w:t>Ep 4.29</w:t>
+      </w:r>
       <w:r>
         <w:rPr>
           <w:lang w:val="fr_FR" w:bidi="fr_FR"/>
@@ -6483,90 +4875,60 @@
         </w:rPr>
         <w:t xml:space="preserve">Il est donc bon de rechercher et prendre en compte les conseils de différentes personnes. Cependant, nous devons comparer leurs conseils avec ce que Dieu nous enseigne (voir, p. ex. </w:t>
       </w:r>
-      <w:hyperlink r:id="rId233">
-        <w:r>
-          <w:rPr>
-            <w:lang w:val="fr_FR" w:bidi="fr_FR"/>
-          </w:rPr>
-          <w:rPr>
-            <w:color w:val="0000EE"/>
-            <w:u w:val="single"/>
-          </w:rPr>
-          <w:t>Ac 20.22</w:t>
-        </w:r>
-      </w:hyperlink>
-      <w:r>
-        <w:rPr>
-          <w:lang w:val="fr_FR" w:bidi="fr_FR"/>
-        </w:rPr>
-        <w:t xml:space="preserve"> ; </w:t>
-      </w:r>
-      <w:hyperlink r:id="rId234">
-        <w:r>
-          <w:rPr>
-            <w:lang w:val="fr_FR" w:bidi="fr_FR"/>
-          </w:rPr>
-          <w:rPr>
-            <w:color w:val="0000EE"/>
-            <w:u w:val="single"/>
-          </w:rPr>
-          <w:t>21.4</w:t>
-        </w:r>
-      </w:hyperlink>
+      <w:r>
+        <w:rPr>
+          <w:lang w:val="fr_FR" w:bidi="fr_FR"/>
+        </w:rPr>
+        <w:t>Ac 20.22</w:t>
+      </w:r>
+      <w:r>
+        <w:rPr>
+          <w:lang w:val="fr_FR" w:bidi="fr_FR"/>
+        </w:rPr>
+        <w:t xml:space="preserve"> ; </w:t>
+      </w:r>
+      <w:r>
+        <w:rPr>
+          <w:lang w:val="fr_FR" w:bidi="fr_FR"/>
+        </w:rPr>
+        <w:t>21.4</w:t>
+      </w:r>
       <w:r>
         <w:rPr>
           <w:lang w:val="fr_FR" w:bidi="fr_FR"/>
         </w:rPr>
         <w:t xml:space="preserve">, </w:t>
       </w:r>
-      <w:hyperlink r:id="rId235">
-        <w:r>
-          <w:rPr>
-            <w:lang w:val="fr_FR" w:bidi="fr_FR"/>
-          </w:rPr>
-          <w:rPr>
-            <w:color w:val="0000EE"/>
-            <w:u w:val="single"/>
-          </w:rPr>
-          <w:t>11</w:t>
-        </w:r>
-      </w:hyperlink>
+      <w:r>
+        <w:rPr>
+          <w:lang w:val="fr_FR" w:bidi="fr_FR"/>
+        </w:rPr>
+        <w:t>11</w:t>
+      </w:r>
       <w:r>
         <w:rPr>
           <w:lang w:val="fr_FR" w:bidi="fr_FR"/>
         </w:rPr>
         <w:t xml:space="preserve">, </w:t>
       </w:r>
-      <w:hyperlink r:id="rId236">
-        <w:r>
-          <w:rPr>
-            <w:lang w:val="fr_FR" w:bidi="fr_FR"/>
-          </w:rPr>
-          <w:rPr>
-            <w:color w:val="0000EE"/>
-            <w:u w:val="single"/>
-          </w:rPr>
-          <w:t>13</w:t>
-        </w:r>
-      </w:hyperlink>
+      <w:r>
+        <w:rPr>
+          <w:lang w:val="fr_FR" w:bidi="fr_FR"/>
+        </w:rPr>
+        <w:t>13</w:t>
+      </w:r>
       <w:r>
         <w:rPr>
           <w:lang w:val="fr_FR" w:bidi="fr_FR"/>
         </w:rPr>
         <w:t>). Dieu peut utiliser des conseillers pour nous aider à mieux comprendre sa volonté, mais il nous guide aussi par son Esprit (</w:t>
       </w:r>
-      <w:hyperlink r:id="rId237">
-        <w:r>
-          <w:rPr>
-            <w:lang w:val="fr_FR" w:bidi="fr_FR"/>
-          </w:rPr>
-          <w:rPr>
-            <w:color w:val="0000EE"/>
-            <w:u w:val="single"/>
-          </w:rPr>
-          <w:t>Jn 16.13–15</w:t>
-        </w:r>
-      </w:hyperlink>
+      <w:r>
+        <w:rPr>
+          <w:lang w:val="fr_FR" w:bidi="fr_FR"/>
+        </w:rPr>
+        <w:t>Jn 16.13–15</w:t>
+      </w:r>
       <w:r>
         <w:rPr>
           <w:lang w:val="fr_FR" w:bidi="fr_FR"/>
@@ -6587,54 +4949,36 @@
         </w:rPr>
         <w:t>Jésus-Christ est le conseiller admirable du peuple de Dieu (</w:t>
       </w:r>
-      <w:hyperlink r:id="rId238">
-        <w:r>
-          <w:rPr>
-            <w:lang w:val="fr_FR" w:bidi="fr_FR"/>
-          </w:rPr>
-          <w:rPr>
-            <w:color w:val="0000EE"/>
-            <w:u w:val="single"/>
-          </w:rPr>
-          <w:t>Es 9.6</w:t>
-        </w:r>
-      </w:hyperlink>
+      <w:r>
+        <w:rPr>
+          <w:lang w:val="fr_FR" w:bidi="fr_FR"/>
+        </w:rPr>
+        <w:t>Es 9.6</w:t>
+      </w:r>
       <w:r>
         <w:rPr>
           <w:lang w:val="fr_FR" w:bidi="fr_FR"/>
         </w:rPr>
         <w:t xml:space="preserve"> ; voir </w:t>
       </w:r>
-      <w:hyperlink r:id="rId239">
-        <w:r>
-          <w:rPr>
-            <w:lang w:val="fr_FR" w:bidi="fr_FR"/>
-          </w:rPr>
-          <w:rPr>
-            <w:color w:val="0000EE"/>
-            <w:u w:val="single"/>
-          </w:rPr>
-          <w:t>Es 28.29</w:t>
-        </w:r>
-      </w:hyperlink>
+      <w:r>
+        <w:rPr>
+          <w:lang w:val="fr_FR" w:bidi="fr_FR"/>
+        </w:rPr>
+        <w:t>Es 28.29</w:t>
+      </w:r>
       <w:r>
         <w:rPr>
           <w:lang w:val="fr_FR" w:bidi="fr_FR"/>
         </w:rPr>
         <w:t>). En lui sont cachés « tous les trésors de la sagesse et de la science » (</w:t>
       </w:r>
-      <w:hyperlink r:id="rId240">
-        <w:r>
-          <w:rPr>
-            <w:lang w:val="fr_FR" w:bidi="fr_FR"/>
-          </w:rPr>
-          <w:rPr>
-            <w:color w:val="0000EE"/>
-            <w:u w:val="single"/>
-          </w:rPr>
-          <w:t>Col 2.3</w:t>
-        </w:r>
-      </w:hyperlink>
+      <w:r>
+        <w:rPr>
+          <w:lang w:val="fr_FR" w:bidi="fr_FR"/>
+        </w:rPr>
+        <w:t>Col 2.3</w:t>
+      </w:r>
       <w:r>
         <w:rPr>
           <w:lang w:val="fr_FR" w:bidi="fr_FR"/>
@@ -6678,432 +5022,288 @@
           <w:lang w:val="fr_FR" w:bidi="fr_FR"/>
         </w:rPr>
       </w:r>
-      <w:hyperlink r:id="rId241">
-        <w:r>
-          <w:rPr>
-            <w:lang w:val="fr_FR" w:bidi="fr_FR"/>
-          </w:rPr>
-          <w:rPr>
-            <w:color w:val="0000EE"/>
-            <w:u w:val="single"/>
-          </w:rPr>
-          <w:t>2 Samuel 17.1–23</w:t>
-        </w:r>
-      </w:hyperlink>
-      <w:r>
-        <w:rPr>
-          <w:lang w:val="fr_FR" w:bidi="fr_FR"/>
-        </w:rPr>
-        <w:t xml:space="preserve"> ; </w:t>
-      </w:r>
-      <w:hyperlink r:id="rId242">
-        <w:r>
-          <w:rPr>
-            <w:lang w:val="fr_FR" w:bidi="fr_FR"/>
-          </w:rPr>
-          <w:rPr>
-            <w:color w:val="0000EE"/>
-            <w:u w:val="single"/>
-          </w:rPr>
-          <w:t>1 Rois 12.3–17</w:t>
-        </w:r>
-      </w:hyperlink>
-      <w:r>
-        <w:rPr>
-          <w:lang w:val="fr_FR" w:bidi="fr_FR"/>
-        </w:rPr>
-        <w:t xml:space="preserve"> ; </w:t>
-      </w:r>
-      <w:hyperlink r:id="rId243">
-        <w:r>
-          <w:rPr>
-            <w:lang w:val="fr_FR" w:bidi="fr_FR"/>
-          </w:rPr>
-          <w:rPr>
-            <w:color w:val="0000EE"/>
-            <w:u w:val="single"/>
-          </w:rPr>
-          <w:t>22.15–28</w:t>
-        </w:r>
-      </w:hyperlink>
-      <w:r>
-        <w:rPr>
-          <w:lang w:val="fr_FR" w:bidi="fr_FR"/>
-        </w:rPr>
-        <w:t xml:space="preserve"> ; </w:t>
-      </w:r>
-      <w:hyperlink r:id="rId244">
-        <w:r>
-          <w:rPr>
-            <w:lang w:val="fr_FR" w:bidi="fr_FR"/>
-          </w:rPr>
-          <w:rPr>
-            <w:color w:val="0000EE"/>
-            <w:u w:val="single"/>
-          </w:rPr>
-          <w:t>Job 2.9–10</w:t>
-        </w:r>
-      </w:hyperlink>
-      <w:r>
-        <w:rPr>
-          <w:lang w:val="fr_FR" w:bidi="fr_FR"/>
-        </w:rPr>
-        <w:t xml:space="preserve"> ; </w:t>
-      </w:r>
-      <w:hyperlink r:id="rId227">
-        <w:r>
-          <w:rPr>
-            <w:lang w:val="fr_FR" w:bidi="fr_FR"/>
-          </w:rPr>
-          <w:rPr>
-            <w:color w:val="0000EE"/>
-            <w:u w:val="single"/>
-          </w:rPr>
-          <w:t>4.8</w:t>
-        </w:r>
-      </w:hyperlink>
-      <w:r>
-        <w:rPr>
-          <w:lang w:val="fr_FR" w:bidi="fr_FR"/>
-        </w:rPr>
-        <w:t xml:space="preserve"> ; </w:t>
-      </w:r>
-      <w:hyperlink r:id="rId218">
-        <w:r>
-          <w:rPr>
-            <w:lang w:val="fr_FR" w:bidi="fr_FR"/>
-          </w:rPr>
-          <w:rPr>
-            <w:color w:val="0000EE"/>
-            <w:u w:val="single"/>
-          </w:rPr>
-          <w:t>12.17</w:t>
-        </w:r>
-      </w:hyperlink>
-      <w:r>
-        <w:rPr>
-          <w:lang w:val="fr_FR" w:bidi="fr_FR"/>
-        </w:rPr>
-        <w:t xml:space="preserve"> ; </w:t>
-      </w:r>
-      <w:hyperlink r:id="rId245">
-        <w:r>
-          <w:rPr>
-            <w:lang w:val="fr_FR" w:bidi="fr_FR"/>
-          </w:rPr>
-          <w:rPr>
-            <w:color w:val="0000EE"/>
-            <w:u w:val="single"/>
-          </w:rPr>
-          <w:t>16.2</w:t>
-        </w:r>
-      </w:hyperlink>
-      <w:r>
-        <w:rPr>
-          <w:lang w:val="fr_FR" w:bidi="fr_FR"/>
-        </w:rPr>
-        <w:t xml:space="preserve"> ; </w:t>
-      </w:r>
-      <w:hyperlink r:id="rId246">
-        <w:r>
-          <w:rPr>
-            <w:lang w:val="fr_FR" w:bidi="fr_FR"/>
-          </w:rPr>
-          <w:rPr>
-            <w:color w:val="0000EE"/>
-            <w:u w:val="single"/>
-          </w:rPr>
-          <w:t>Proverbes 1.5</w:t>
-        </w:r>
-      </w:hyperlink>
-      <w:r>
-        <w:rPr>
-          <w:lang w:val="fr_FR" w:bidi="fr_FR"/>
-        </w:rPr>
-        <w:t xml:space="preserve"> ; </w:t>
-      </w:r>
-      <w:hyperlink r:id="rId247">
-        <w:r>
-          <w:rPr>
-            <w:lang w:val="fr_FR" w:bidi="fr_FR"/>
-          </w:rPr>
-          <w:rPr>
-            <w:color w:val="0000EE"/>
-            <w:u w:val="single"/>
-          </w:rPr>
-          <w:t>9.9</w:t>
-        </w:r>
-      </w:hyperlink>
-      <w:r>
-        <w:rPr>
-          <w:lang w:val="fr_FR" w:bidi="fr_FR"/>
-        </w:rPr>
-        <w:t xml:space="preserve"> ; </w:t>
-      </w:r>
-      <w:hyperlink r:id="rId215">
-        <w:r>
-          <w:rPr>
-            <w:lang w:val="fr_FR" w:bidi="fr_FR"/>
-          </w:rPr>
-          <w:rPr>
-            <w:color w:val="0000EE"/>
-            <w:u w:val="single"/>
-          </w:rPr>
-          <w:t>11.14</w:t>
-        </w:r>
-      </w:hyperlink>
-      <w:r>
-        <w:rPr>
-          <w:lang w:val="fr_FR" w:bidi="fr_FR"/>
-        </w:rPr>
-        <w:t xml:space="preserve"> ; </w:t>
-      </w:r>
-      <w:hyperlink r:id="rId248">
-        <w:r>
-          <w:rPr>
-            <w:lang w:val="fr_FR" w:bidi="fr_FR"/>
-          </w:rPr>
-          <w:rPr>
-            <w:color w:val="0000EE"/>
-            <w:u w:val="single"/>
-          </w:rPr>
-          <w:t>12.15</w:t>
-        </w:r>
-      </w:hyperlink>
-      <w:r>
-        <w:rPr>
-          <w:lang w:val="fr_FR" w:bidi="fr_FR"/>
-        </w:rPr>
-        <w:t xml:space="preserve"> ; </w:t>
-      </w:r>
-      <w:hyperlink r:id="rId228">
-        <w:r>
-          <w:rPr>
-            <w:lang w:val="fr_FR" w:bidi="fr_FR"/>
-          </w:rPr>
-          <w:rPr>
-            <w:color w:val="0000EE"/>
-            <w:u w:val="single"/>
-          </w:rPr>
-          <w:t>15.2–4</w:t>
-        </w:r>
-      </w:hyperlink>
+      <w:r>
+        <w:rPr>
+          <w:lang w:val="fr_FR" w:bidi="fr_FR"/>
+        </w:rPr>
+        <w:t>2 Samuel 17.1–23</w:t>
+      </w:r>
+      <w:r>
+        <w:rPr>
+          <w:lang w:val="fr_FR" w:bidi="fr_FR"/>
+        </w:rPr>
+        <w:t xml:space="preserve"> ; </w:t>
+      </w:r>
+      <w:r>
+        <w:rPr>
+          <w:lang w:val="fr_FR" w:bidi="fr_FR"/>
+        </w:rPr>
+        <w:t>1 Rois 12.3–17</w:t>
+      </w:r>
+      <w:r>
+        <w:rPr>
+          <w:lang w:val="fr_FR" w:bidi="fr_FR"/>
+        </w:rPr>
+        <w:t xml:space="preserve"> ; </w:t>
+      </w:r>
+      <w:r>
+        <w:rPr>
+          <w:lang w:val="fr_FR" w:bidi="fr_FR"/>
+        </w:rPr>
+        <w:t>22.15–28</w:t>
+      </w:r>
+      <w:r>
+        <w:rPr>
+          <w:lang w:val="fr_FR" w:bidi="fr_FR"/>
+        </w:rPr>
+        <w:t xml:space="preserve"> ; </w:t>
+      </w:r>
+      <w:r>
+        <w:rPr>
+          <w:lang w:val="fr_FR" w:bidi="fr_FR"/>
+        </w:rPr>
+        <w:t>Job 2.9–10</w:t>
+      </w:r>
+      <w:r>
+        <w:rPr>
+          <w:lang w:val="fr_FR" w:bidi="fr_FR"/>
+        </w:rPr>
+        <w:t xml:space="preserve"> ; </w:t>
+      </w:r>
+      <w:r>
+        <w:rPr>
+          <w:lang w:val="fr_FR" w:bidi="fr_FR"/>
+        </w:rPr>
+        <w:t>4.8</w:t>
+      </w:r>
+      <w:r>
+        <w:rPr>
+          <w:lang w:val="fr_FR" w:bidi="fr_FR"/>
+        </w:rPr>
+        <w:t xml:space="preserve"> ; </w:t>
+      </w:r>
+      <w:r>
+        <w:rPr>
+          <w:lang w:val="fr_FR" w:bidi="fr_FR"/>
+        </w:rPr>
+        <w:t>12.17</w:t>
+      </w:r>
+      <w:r>
+        <w:rPr>
+          <w:lang w:val="fr_FR" w:bidi="fr_FR"/>
+        </w:rPr>
+        <w:t xml:space="preserve"> ; </w:t>
+      </w:r>
+      <w:r>
+        <w:rPr>
+          <w:lang w:val="fr_FR" w:bidi="fr_FR"/>
+        </w:rPr>
+        <w:t>16.2</w:t>
+      </w:r>
+      <w:r>
+        <w:rPr>
+          <w:lang w:val="fr_FR" w:bidi="fr_FR"/>
+        </w:rPr>
+        <w:t xml:space="preserve"> ; </w:t>
+      </w:r>
+      <w:r>
+        <w:rPr>
+          <w:lang w:val="fr_FR" w:bidi="fr_FR"/>
+        </w:rPr>
+        <w:t>Proverbes 1.5</w:t>
+      </w:r>
+      <w:r>
+        <w:rPr>
+          <w:lang w:val="fr_FR" w:bidi="fr_FR"/>
+        </w:rPr>
+        <w:t xml:space="preserve"> ; </w:t>
+      </w:r>
+      <w:r>
+        <w:rPr>
+          <w:lang w:val="fr_FR" w:bidi="fr_FR"/>
+        </w:rPr>
+        <w:t>9.9</w:t>
+      </w:r>
+      <w:r>
+        <w:rPr>
+          <w:lang w:val="fr_FR" w:bidi="fr_FR"/>
+        </w:rPr>
+        <w:t xml:space="preserve"> ; </w:t>
+      </w:r>
+      <w:r>
+        <w:rPr>
+          <w:lang w:val="fr_FR" w:bidi="fr_FR"/>
+        </w:rPr>
+        <w:t>11.14</w:t>
+      </w:r>
+      <w:r>
+        <w:rPr>
+          <w:lang w:val="fr_FR" w:bidi="fr_FR"/>
+        </w:rPr>
+        <w:t xml:space="preserve"> ; </w:t>
+      </w:r>
+      <w:r>
+        <w:rPr>
+          <w:lang w:val="fr_FR" w:bidi="fr_FR"/>
+        </w:rPr>
+        <w:t>12.15</w:t>
+      </w:r>
+      <w:r>
+        <w:rPr>
+          <w:lang w:val="fr_FR" w:bidi="fr_FR"/>
+        </w:rPr>
+        <w:t xml:space="preserve"> ; </w:t>
+      </w:r>
+      <w:r>
+        <w:rPr>
+          <w:lang w:val="fr_FR" w:bidi="fr_FR"/>
+        </w:rPr>
+        <w:t>15.2–4</w:t>
+      </w:r>
       <w:r>
         <w:rPr>
           <w:lang w:val="fr_FR" w:bidi="fr_FR"/>
         </w:rPr>
         <w:t xml:space="preserve">, </w:t>
       </w:r>
-      <w:hyperlink r:id="rId249">
-        <w:r>
-          <w:rPr>
-            <w:lang w:val="fr_FR" w:bidi="fr_FR"/>
-          </w:rPr>
-          <w:rPr>
-            <w:color w:val="0000EE"/>
-            <w:u w:val="single"/>
-          </w:rPr>
-          <w:t>22–23</w:t>
-        </w:r>
-      </w:hyperlink>
-      <w:r>
-        <w:rPr>
-          <w:lang w:val="fr_FR" w:bidi="fr_FR"/>
-        </w:rPr>
-        <w:t xml:space="preserve"> ; </w:t>
-      </w:r>
-      <w:hyperlink r:id="rId250">
-        <w:r>
-          <w:rPr>
-            <w:lang w:val="fr_FR" w:bidi="fr_FR"/>
-          </w:rPr>
-          <w:rPr>
-            <w:color w:val="0000EE"/>
-            <w:u w:val="single"/>
-          </w:rPr>
-          <w:t>19.20</w:t>
-        </w:r>
-      </w:hyperlink>
-      <w:r>
-        <w:rPr>
-          <w:lang w:val="fr_FR" w:bidi="fr_FR"/>
-        </w:rPr>
-        <w:t xml:space="preserve"> ; </w:t>
-      </w:r>
-      <w:hyperlink r:id="rId251">
-        <w:r>
-          <w:rPr>
-            <w:lang w:val="fr_FR" w:bidi="fr_FR"/>
-          </w:rPr>
-          <w:rPr>
-            <w:color w:val="0000EE"/>
-            <w:u w:val="single"/>
-          </w:rPr>
-          <w:t>20.18</w:t>
-        </w:r>
-      </w:hyperlink>
-      <w:r>
-        <w:rPr>
-          <w:lang w:val="fr_FR" w:bidi="fr_FR"/>
-        </w:rPr>
-        <w:t xml:space="preserve"> ; </w:t>
-      </w:r>
-      <w:hyperlink r:id="rId216">
-        <w:r>
-          <w:rPr>
-            <w:lang w:val="fr_FR" w:bidi="fr_FR"/>
-          </w:rPr>
-          <w:rPr>
-            <w:color w:val="0000EE"/>
-            <w:u w:val="single"/>
-          </w:rPr>
-          <w:t>24.6</w:t>
-        </w:r>
-      </w:hyperlink>
-      <w:r>
-        <w:rPr>
-          <w:lang w:val="fr_FR" w:bidi="fr_FR"/>
-        </w:rPr>
-        <w:t xml:space="preserve"> ; </w:t>
-      </w:r>
-      <w:hyperlink r:id="rId230">
-        <w:r>
-          <w:rPr>
-            <w:lang w:val="fr_FR" w:bidi="fr_FR"/>
-          </w:rPr>
-          <w:rPr>
-            <w:color w:val="0000EE"/>
-            <w:u w:val="single"/>
-          </w:rPr>
-          <w:t>25.11</w:t>
-        </w:r>
-      </w:hyperlink>
-      <w:r>
-        <w:rPr>
-          <w:lang w:val="fr_FR" w:bidi="fr_FR"/>
-        </w:rPr>
-        <w:t xml:space="preserve"> ; </w:t>
-      </w:r>
-      <w:hyperlink r:id="rId252">
-        <w:r>
-          <w:rPr>
-            <w:lang w:val="fr_FR" w:bidi="fr_FR"/>
-          </w:rPr>
-          <w:rPr>
-            <w:color w:val="0000EE"/>
-            <w:u w:val="single"/>
-          </w:rPr>
-          <w:t>27.9</w:t>
-        </w:r>
-      </w:hyperlink>
-      <w:r>
-        <w:rPr>
-          <w:lang w:val="fr_FR" w:bidi="fr_FR"/>
-        </w:rPr>
-        <w:t xml:space="preserve"> ; </w:t>
-      </w:r>
-      <w:hyperlink r:id="rId238">
-        <w:r>
-          <w:rPr>
-            <w:lang w:val="fr_FR" w:bidi="fr_FR"/>
-          </w:rPr>
-          <w:rPr>
-            <w:color w:val="0000EE"/>
-            <w:u w:val="single"/>
-          </w:rPr>
-          <w:t>Ésaïe 9.6</w:t>
-        </w:r>
-      </w:hyperlink>
-      <w:r>
-        <w:rPr>
-          <w:lang w:val="fr_FR" w:bidi="fr_FR"/>
-        </w:rPr>
-        <w:t xml:space="preserve"> ; </w:t>
-      </w:r>
-      <w:hyperlink r:id="rId239">
-        <w:r>
-          <w:rPr>
-            <w:lang w:val="fr_FR" w:bidi="fr_FR"/>
-          </w:rPr>
-          <w:rPr>
-            <w:color w:val="0000EE"/>
-            <w:u w:val="single"/>
-          </w:rPr>
-          <w:t>28.29</w:t>
-        </w:r>
-      </w:hyperlink>
-      <w:r>
-        <w:rPr>
-          <w:lang w:val="fr_FR" w:bidi="fr_FR"/>
-        </w:rPr>
-        <w:t xml:space="preserve"> ; </w:t>
-      </w:r>
-      <w:hyperlink r:id="rId231">
-        <w:r>
-          <w:rPr>
-            <w:lang w:val="fr_FR" w:bidi="fr_FR"/>
-          </w:rPr>
-          <w:rPr>
-            <w:color w:val="0000EE"/>
-            <w:u w:val="single"/>
-          </w:rPr>
-          <w:t>50.4</w:t>
-        </w:r>
-      </w:hyperlink>
-      <w:r>
-        <w:rPr>
-          <w:lang w:val="fr_FR" w:bidi="fr_FR"/>
-        </w:rPr>
-        <w:t xml:space="preserve"> ; </w:t>
-      </w:r>
-      <w:hyperlink r:id="rId253">
-        <w:r>
-          <w:rPr>
-            <w:lang w:val="fr_FR" w:bidi="fr_FR"/>
-          </w:rPr>
-          <w:rPr>
-            <w:color w:val="0000EE"/>
-            <w:u w:val="single"/>
-          </w:rPr>
-          <w:t>Romains 8.14</w:t>
-        </w:r>
-      </w:hyperlink>
-      <w:r>
-        <w:rPr>
-          <w:lang w:val="fr_FR" w:bidi="fr_FR"/>
-        </w:rPr>
-        <w:t xml:space="preserve"> ; </w:t>
-      </w:r>
-      <w:hyperlink r:id="rId232">
-        <w:r>
-          <w:rPr>
-            <w:lang w:val="fr_FR" w:bidi="fr_FR"/>
-          </w:rPr>
-          <w:rPr>
-            <w:color w:val="0000EE"/>
-            <w:u w:val="single"/>
-          </w:rPr>
-          <w:t>Éphésiens 4.29</w:t>
-        </w:r>
-      </w:hyperlink>
-      <w:r>
-        <w:rPr>
-          <w:lang w:val="fr_FR" w:bidi="fr_FR"/>
-        </w:rPr>
-        <w:t xml:space="preserve"> ; </w:t>
-      </w:r>
-      <w:hyperlink r:id="rId240">
-        <w:r>
-          <w:rPr>
-            <w:lang w:val="fr_FR" w:bidi="fr_FR"/>
-          </w:rPr>
-          <w:rPr>
-            <w:color w:val="0000EE"/>
-            <w:u w:val="single"/>
-          </w:rPr>
-          <w:t>Colossiens 2.3</w:t>
-        </w:r>
-      </w:hyperlink>
+      <w:r>
+        <w:rPr>
+          <w:lang w:val="fr_FR" w:bidi="fr_FR"/>
+        </w:rPr>
+        <w:t>22–23</w:t>
+      </w:r>
+      <w:r>
+        <w:rPr>
+          <w:lang w:val="fr_FR" w:bidi="fr_FR"/>
+        </w:rPr>
+        <w:t xml:space="preserve"> ; </w:t>
+      </w:r>
+      <w:r>
+        <w:rPr>
+          <w:lang w:val="fr_FR" w:bidi="fr_FR"/>
+        </w:rPr>
+        <w:t>19.20</w:t>
+      </w:r>
+      <w:r>
+        <w:rPr>
+          <w:lang w:val="fr_FR" w:bidi="fr_FR"/>
+        </w:rPr>
+        <w:t xml:space="preserve"> ; </w:t>
+      </w:r>
+      <w:r>
+        <w:rPr>
+          <w:lang w:val="fr_FR" w:bidi="fr_FR"/>
+        </w:rPr>
+        <w:t>20.18</w:t>
+      </w:r>
+      <w:r>
+        <w:rPr>
+          <w:lang w:val="fr_FR" w:bidi="fr_FR"/>
+        </w:rPr>
+        <w:t xml:space="preserve"> ; </w:t>
+      </w:r>
+      <w:r>
+        <w:rPr>
+          <w:lang w:val="fr_FR" w:bidi="fr_FR"/>
+        </w:rPr>
+        <w:t>24.6</w:t>
+      </w:r>
+      <w:r>
+        <w:rPr>
+          <w:lang w:val="fr_FR" w:bidi="fr_FR"/>
+        </w:rPr>
+        <w:t xml:space="preserve"> ; </w:t>
+      </w:r>
+      <w:r>
+        <w:rPr>
+          <w:lang w:val="fr_FR" w:bidi="fr_FR"/>
+        </w:rPr>
+        <w:t>25.11</w:t>
+      </w:r>
+      <w:r>
+        <w:rPr>
+          <w:lang w:val="fr_FR" w:bidi="fr_FR"/>
+        </w:rPr>
+        <w:t xml:space="preserve"> ; </w:t>
+      </w:r>
+      <w:r>
+        <w:rPr>
+          <w:lang w:val="fr_FR" w:bidi="fr_FR"/>
+        </w:rPr>
+        <w:t>27.9</w:t>
+      </w:r>
+      <w:r>
+        <w:rPr>
+          <w:lang w:val="fr_FR" w:bidi="fr_FR"/>
+        </w:rPr>
+        <w:t xml:space="preserve"> ; </w:t>
+      </w:r>
+      <w:r>
+        <w:rPr>
+          <w:lang w:val="fr_FR" w:bidi="fr_FR"/>
+        </w:rPr>
+        <w:t>Ésaïe 9.6</w:t>
+      </w:r>
+      <w:r>
+        <w:rPr>
+          <w:lang w:val="fr_FR" w:bidi="fr_FR"/>
+        </w:rPr>
+        <w:t xml:space="preserve"> ; </w:t>
+      </w:r>
+      <w:r>
+        <w:rPr>
+          <w:lang w:val="fr_FR" w:bidi="fr_FR"/>
+        </w:rPr>
+        <w:t>28.29</w:t>
+      </w:r>
+      <w:r>
+        <w:rPr>
+          <w:lang w:val="fr_FR" w:bidi="fr_FR"/>
+        </w:rPr>
+        <w:t xml:space="preserve"> ; </w:t>
+      </w:r>
+      <w:r>
+        <w:rPr>
+          <w:lang w:val="fr_FR" w:bidi="fr_FR"/>
+        </w:rPr>
+        <w:t>50.4</w:t>
+      </w:r>
+      <w:r>
+        <w:rPr>
+          <w:lang w:val="fr_FR" w:bidi="fr_FR"/>
+        </w:rPr>
+        <w:t xml:space="preserve"> ; </w:t>
+      </w:r>
+      <w:r>
+        <w:rPr>
+          <w:lang w:val="fr_FR" w:bidi="fr_FR"/>
+        </w:rPr>
+        <w:t>Romains 8.14</w:t>
+      </w:r>
+      <w:r>
+        <w:rPr>
+          <w:lang w:val="fr_FR" w:bidi="fr_FR"/>
+        </w:rPr>
+        <w:t xml:space="preserve"> ; </w:t>
+      </w:r>
+      <w:r>
+        <w:rPr>
+          <w:lang w:val="fr_FR" w:bidi="fr_FR"/>
+        </w:rPr>
+        <w:t>Éphésiens 4.29</w:t>
+      </w:r>
+      <w:r>
+        <w:rPr>
+          <w:lang w:val="fr_FR" w:bidi="fr_FR"/>
+        </w:rPr>
+        <w:t xml:space="preserve"> ; </w:t>
+      </w:r>
+      <w:r>
+        <w:rPr>
+          <w:lang w:val="fr_FR" w:bidi="fr_FR"/>
+        </w:rPr>
+        <w:t>Colossiens 2.3</w:t>
+      </w:r>
       <w:r>
         <w:rPr>
           <w:lang w:val="fr_FR" w:bidi="fr_FR"/>
